--- a/nopCommerce_Capstone_Testing_Plan.docx
+++ b/nopCommerce_Capstone_Testing_Plan.docx
@@ -23,7 +23,7 @@
         <w:pStyle w:val="Subtitle"/>
       </w:pPr>
       <w:r>
-        <w:t>Project scope document for QA automation testing using Playwright with JavaScript.</w:t>
+        <w:t>QA automation capstone scope document using Playwright with JavaScript.</w:t>
       </w:r>
     </w:p>
     <w:tbl>
@@ -34,10 +34,10 @@
         <w:tblLook w:firstColumn="1" w:firstRow="1" w:lastColumn="0" w:lastRow="0" w:noHBand="0" w:noVBand="1" w:val="04A0"/>
         <w:tblInd w:w="120" w:type="dxa"/>
         <w:tblCellMar>
-          <w:top w:w="80" w:type="dxa"/>
-          <w:start w:w="120" w:type="dxa"/>
-          <w:bottom w:w="80" w:type="dxa"/>
-          <w:end w:w="120" w:type="dxa"/>
+          <w:top w:w="90" w:type="dxa"/>
+          <w:start w:w="125" w:type="dxa"/>
+          <w:bottom w:w="90" w:type="dxa"/>
+          <w:end w:w="125" w:type="dxa"/>
         </w:tblCellMar>
       </w:tblPr>
       <w:tblGrid>
@@ -58,11 +58,17 @@
             <w:shd w:fill="F2F4F7"/>
           </w:tcPr>
           <w:p>
+            <w:pPr>
+              <w:spacing w:after="0" w:line="252" w:lineRule="auto"/>
+            </w:pPr>
             <w:r>
               <w:rPr>
+                <w:rFonts w:ascii="Calibri" w:hAnsi="Calibri" w:eastAsia="Calibri"/>
                 <w:b/>
+                <w:color w:val="14314E"/>
+                <w:sz w:val="19"/>
               </w:rPr>
-              <w:t>Project</w:t>
+              <w:t>Field</w:t>
             </w:r>
           </w:p>
         </w:tc>
@@ -76,11 +82,20 @@
               <w:right w:val="single" w:sz="6" w:space="0" w:color="B7C9DC"/>
             </w:tcBorders>
             <w:vAlign w:val="center"/>
-            <w:shd w:fill="FFFFFF"/>
+            <w:shd w:fill="E8EEF5"/>
           </w:tcPr>
           <w:p>
+            <w:pPr>
+              <w:spacing w:after="0" w:line="252" w:lineRule="auto"/>
+            </w:pPr>
             <w:r>
-              <w:t>Capstone project for e-commerce website testing</w:t>
+              <w:rPr>
+                <w:rFonts w:ascii="Calibri" w:hAnsi="Calibri" w:eastAsia="Calibri"/>
+                <w:b/>
+                <w:color w:val="14314E"/>
+                <w:sz w:val="19"/>
+              </w:rPr>
+              <w:t>Details</w:t>
             </w:r>
           </w:p>
         </w:tc>
@@ -99,9 +114,67 @@
             <w:shd w:fill="F2F4F7"/>
           </w:tcPr>
           <w:p>
+            <w:pPr>
+              <w:spacing w:after="0" w:line="252" w:lineRule="auto"/>
+            </w:pPr>
             <w:r>
               <w:rPr>
+                <w:rFonts w:ascii="Calibri" w:hAnsi="Calibri" w:eastAsia="Calibri"/>
                 <w:b/>
+                <w:sz w:val="19"/>
+              </w:rPr>
+              <w:t>Project type</w:t>
+            </w:r>
+          </w:p>
+        </w:tc>
+        <w:tc>
+          <w:tcPr>
+            <w:tcW w:type="dxa" w:w="6984"/>
+            <w:tcBorders>
+              <w:top w:val="single" w:sz="6" w:space="0" w:color="B7C9DC"/>
+              <w:left w:val="single" w:sz="6" w:space="0" w:color="B7C9DC"/>
+              <w:bottom w:val="single" w:sz="6" w:space="0" w:color="B7C9DC"/>
+              <w:right w:val="single" w:sz="6" w:space="0" w:color="B7C9DC"/>
+            </w:tcBorders>
+            <w:vAlign w:val="center"/>
+            <w:shd w:fill="FFFFFF"/>
+          </w:tcPr>
+          <w:p>
+            <w:pPr>
+              <w:spacing w:after="0" w:line="252" w:lineRule="auto"/>
+            </w:pPr>
+            <w:r>
+              <w:rPr>
+                <w:rFonts w:ascii="Calibri" w:hAnsi="Calibri" w:eastAsia="Calibri"/>
+                <w:sz w:val="19"/>
+              </w:rPr>
+              <w:t>E-commerce website functional testing capstone</w:t>
+            </w:r>
+          </w:p>
+        </w:tc>
+      </w:tr>
+      <w:tr>
+        <w:tc>
+          <w:tcPr>
+            <w:tcW w:type="dxa" w:w="2376"/>
+            <w:tcBorders>
+              <w:top w:val="single" w:sz="6" w:space="0" w:color="B7C9DC"/>
+              <w:left w:val="single" w:sz="6" w:space="0" w:color="B7C9DC"/>
+              <w:bottom w:val="single" w:sz="6" w:space="0" w:color="B7C9DC"/>
+              <w:right w:val="single" w:sz="6" w:space="0" w:color="B7C9DC"/>
+            </w:tcBorders>
+            <w:vAlign w:val="center"/>
+            <w:shd w:fill="F2F4F7"/>
+          </w:tcPr>
+          <w:p>
+            <w:pPr>
+              <w:spacing w:after="0" w:line="252" w:lineRule="auto"/>
+            </w:pPr>
+            <w:r>
+              <w:rPr>
+                <w:rFonts w:ascii="Calibri" w:hAnsi="Calibri" w:eastAsia="Calibri"/>
+                <w:b/>
+                <w:sz w:val="19"/>
               </w:rPr>
               <w:t>Selected website</w:t>
             </w:r>
@@ -120,7 +193,14 @@
             <w:shd w:fill="FFFFFF"/>
           </w:tcPr>
           <w:p>
+            <w:pPr>
+              <w:spacing w:after="0" w:line="252" w:lineRule="auto"/>
+            </w:pPr>
             <w:r>
+              <w:rPr>
+                <w:rFonts w:ascii="Calibri" w:hAnsi="Calibri" w:eastAsia="Calibri"/>
+                <w:sz w:val="19"/>
+              </w:rPr>
               <w:t>nopCommerce demo store</w:t>
             </w:r>
           </w:p>
@@ -140,9 +220,14 @@
             <w:shd w:fill="F2F4F7"/>
           </w:tcPr>
           <w:p>
+            <w:pPr>
+              <w:spacing w:after="0" w:line="252" w:lineRule="auto"/>
+            </w:pPr>
             <w:r>
               <w:rPr>
+                <w:rFonts w:ascii="Calibri" w:hAnsi="Calibri" w:eastAsia="Calibri"/>
                 <w:b/>
+                <w:sz w:val="19"/>
               </w:rPr>
               <w:t>Website URL</w:t>
             </w:r>
@@ -161,7 +246,14 @@
             <w:shd w:fill="FFFFFF"/>
           </w:tcPr>
           <w:p>
+            <w:pPr>
+              <w:spacing w:after="0" w:line="252" w:lineRule="auto"/>
+            </w:pPr>
             <w:r>
+              <w:rPr>
+                <w:rFonts w:ascii="Calibri" w:hAnsi="Calibri" w:eastAsia="Calibri"/>
+                <w:sz w:val="19"/>
+              </w:rPr>
               <w:t>https://demo.nopcommerce.com/</w:t>
             </w:r>
           </w:p>
@@ -181,11 +273,16 @@
             <w:shd w:fill="F2F4F7"/>
           </w:tcPr>
           <w:p>
+            <w:pPr>
+              <w:spacing w:after="0" w:line="252" w:lineRule="auto"/>
+            </w:pPr>
             <w:r>
               <w:rPr>
+                <w:rFonts w:ascii="Calibri" w:hAnsi="Calibri" w:eastAsia="Calibri"/>
                 <w:b/>
+                <w:sz w:val="19"/>
               </w:rPr>
-              <w:t>Testing stack</w:t>
+              <w:t>Automation stack</w:t>
             </w:r>
           </w:p>
         </w:tc>
@@ -202,7 +299,14 @@
             <w:shd w:fill="FFFFFF"/>
           </w:tcPr>
           <w:p>
+            <w:pPr>
+              <w:spacing w:after="0" w:line="252" w:lineRule="auto"/>
+            </w:pPr>
             <w:r>
+              <w:rPr>
+                <w:rFonts w:ascii="Calibri" w:hAnsi="Calibri" w:eastAsia="Calibri"/>
+                <w:sz w:val="19"/>
+              </w:rPr>
               <w:t>Playwright with JavaScript</w:t>
             </w:r>
           </w:p>
@@ -222,11 +326,16 @@
             <w:shd w:fill="F2F4F7"/>
           </w:tcPr>
           <w:p>
+            <w:pPr>
+              <w:spacing w:after="0" w:line="252" w:lineRule="auto"/>
+            </w:pPr>
             <w:r>
               <w:rPr>
+                <w:rFonts w:ascii="Calibri" w:hAnsi="Calibri" w:eastAsia="Calibri"/>
                 <w:b/>
+                <w:sz w:val="19"/>
               </w:rPr>
-              <w:t>Capstone target</w:t>
+              <w:t>Minimum requirement</w:t>
             </w:r>
           </w:p>
         </w:tc>
@@ -243,8 +352,68 @@
             <w:shd w:fill="FFFFFF"/>
           </w:tcPr>
           <w:p>
+            <w:pPr>
+              <w:spacing w:after="0" w:line="252" w:lineRule="auto"/>
+            </w:pPr>
             <w:r>
-              <w:t>Minimum 8 services, 15 test cases per service, total 120 test cases</w:t>
+              <w:rPr>
+                <w:rFonts w:ascii="Calibri" w:hAnsi="Calibri" w:eastAsia="Calibri"/>
+                <w:sz w:val="19"/>
+              </w:rPr>
+              <w:t>8 services, 15 test cases per service, total 120 test cases</w:t>
+            </w:r>
+          </w:p>
+        </w:tc>
+      </w:tr>
+      <w:tr>
+        <w:tc>
+          <w:tcPr>
+            <w:tcW w:type="dxa" w:w="2376"/>
+            <w:tcBorders>
+              <w:top w:val="single" w:sz="6" w:space="0" w:color="B7C9DC"/>
+              <w:left w:val="single" w:sz="6" w:space="0" w:color="B7C9DC"/>
+              <w:bottom w:val="single" w:sz="6" w:space="0" w:color="B7C9DC"/>
+              <w:right w:val="single" w:sz="6" w:space="0" w:color="B7C9DC"/>
+            </w:tcBorders>
+            <w:vAlign w:val="center"/>
+            <w:shd w:fill="F2F4F7"/>
+          </w:tcPr>
+          <w:p>
+            <w:pPr>
+              <w:spacing w:after="0" w:line="252" w:lineRule="auto"/>
+            </w:pPr>
+            <w:r>
+              <w:rPr>
+                <w:rFonts w:ascii="Calibri" w:hAnsi="Calibri" w:eastAsia="Calibri"/>
+                <w:b/>
+                <w:sz w:val="19"/>
+              </w:rPr>
+              <w:t>Testing focus</w:t>
+            </w:r>
+          </w:p>
+        </w:tc>
+        <w:tc>
+          <w:tcPr>
+            <w:tcW w:type="dxa" w:w="6984"/>
+            <w:tcBorders>
+              <w:top w:val="single" w:sz="6" w:space="0" w:color="B7C9DC"/>
+              <w:left w:val="single" w:sz="6" w:space="0" w:color="B7C9DC"/>
+              <w:bottom w:val="single" w:sz="6" w:space="0" w:color="B7C9DC"/>
+              <w:right w:val="single" w:sz="6" w:space="0" w:color="B7C9DC"/>
+            </w:tcBorders>
+            <w:vAlign w:val="center"/>
+            <w:shd w:fill="FFFFFF"/>
+          </w:tcPr>
+          <w:p>
+            <w:pPr>
+              <w:spacing w:after="0" w:line="252" w:lineRule="auto"/>
+            </w:pPr>
+            <w:r>
+              <w:rPr>
+                <w:rFonts w:ascii="Calibri" w:hAnsi="Calibri" w:eastAsia="Calibri"/>
+                <w:sz w:val="19"/>
+              </w:rPr>
+              <w:t>Frontend user flows, form validations, cart and checkout behavior, account-related pages, and reporting evidence</w:t>
             </w:r>
           </w:p>
         </w:tc>
@@ -254,43 +423,126 @@
     <w:p>
       <w:pPr>
         <w:pStyle w:val="Heading1"/>
+        <w:keepNext/>
       </w:pPr>
       <w:r>
-        <w:t>Project Objective</w:t>
+        <w:t>Project Overview</w:t>
       </w:r>
     </w:p>
     <w:p>
       <w:r>
-        <w:t>The objective of this capstone project is to test a public e-commerce demo website from a QA perspective. The selected website is the nopCommerce demo store because it has realistic shopping flows, customer account features, product catalog pages, cart and checkout journeys, address handling, wishlist, compare, and customer support pages.</w:t>
+        <w:t>This capstone project will test the nopCommerce demo store from the point of view of a QA engineer. The project will not involve creating or modifying the website. The complete work will focus on understanding the website, preparing service-wise test cases, automating selected flows, executing the tests, and preparing evidence for submission.</w:t>
+      </w:r>
+    </w:p>
+    <w:p>
+      <w:r>
+        <w:t>The website has realistic e-commerce features such as registration, login, search, product categories, cart, wishlist, compare products, checkout, addresses, order history, and customer support. Because these features are connected to normal online shopping journeys, the site is suitable for a capstone project that requires at least 120 total test cases.</w:t>
       </w:r>
     </w:p>
     <w:p>
       <w:pPr>
         <w:pStyle w:val="Heading1"/>
+        <w:keepNext/>
       </w:pPr>
       <w:r>
-        <w:t>Selected Website</w:t>
+        <w:t>Reason For Website Selection</w:t>
       </w:r>
     </w:p>
     <w:p>
+      <w:pPr>
+        <w:pStyle w:val="ListBullet"/>
+      </w:pPr>
       <w:r>
-        <w:rPr>
-          <w:b/>
-        </w:rPr>
-        <w:t xml:space="preserve">Website name: </w:t>
-      </w:r>
-      <w:r>
-        <w:t>nopCommerce demo store</w:t>
+        <w:t>It is a public demo e-commerce application and can be accessed without building a website locally.</w:t>
       </w:r>
     </w:p>
     <w:p>
+      <w:pPr>
+        <w:pStyle w:val="ListBullet"/>
+      </w:pPr>
       <w:r>
-        <w:t>URL: https://demo.nopcommerce.com/</w:t>
+        <w:t>It contains enough modules to divide the capstone into 8 clear services.</w:t>
       </w:r>
     </w:p>
     <w:p>
+      <w:pPr>
+        <w:pStyle w:val="ListBullet"/>
+      </w:pPr>
       <w:r>
-        <w:t>Reason for selection: The site is a public demo e-commerce application with enough functional areas to design at least 8 services and 120 total test cases. It also looks like a real shopping website, which is useful for a capstone presentation.</w:t>
+        <w:t>It supports realistic customer journeys such as browsing, cart management, checkout, account pages, and support pages.</w:t>
+      </w:r>
+    </w:p>
+    <w:p>
+      <w:pPr>
+        <w:pStyle w:val="ListBullet"/>
+      </w:pPr>
+      <w:r>
+        <w:t>It can be tested using Playwright with JavaScript, matching the training technology stack.</w:t>
+      </w:r>
+    </w:p>
+    <w:p>
+      <w:pPr>
+        <w:pStyle w:val="ListBullet"/>
+      </w:pPr>
+      <w:r>
+        <w:t>The site is reset regularly, so test data can be planned as disposable dummy data.</w:t>
+      </w:r>
+    </w:p>
+    <w:p>
+      <w:pPr>
+        <w:pStyle w:val="Heading1"/>
+        <w:keepNext/>
+      </w:pPr>
+      <w:r>
+        <w:t>Project Objectives</w:t>
+      </w:r>
+    </w:p>
+    <w:p>
+      <w:pPr>
+        <w:pStyle w:val="ListBullet"/>
+      </w:pPr>
+      <w:r>
+        <w:t>Prepare a complete test plan for the selected website.</w:t>
+      </w:r>
+    </w:p>
+    <w:p>
+      <w:pPr>
+        <w:pStyle w:val="ListBullet"/>
+      </w:pPr>
+      <w:r>
+        <w:t>Create a minimum of 120 test cases across 8 services.</w:t>
+      </w:r>
+    </w:p>
+    <w:p>
+      <w:pPr>
+        <w:pStyle w:val="ListBullet"/>
+      </w:pPr>
+      <w:r>
+        <w:t>Cover positive, negative, validation, navigation, and regression scenarios.</w:t>
+      </w:r>
+    </w:p>
+    <w:p>
+      <w:pPr>
+        <w:pStyle w:val="ListBullet"/>
+      </w:pPr>
+      <w:r>
+        <w:t>Automate the planned tests using Playwright with JavaScript.</w:t>
+      </w:r>
+    </w:p>
+    <w:p>
+      <w:pPr>
+        <w:pStyle w:val="ListBullet"/>
+      </w:pPr>
+      <w:r>
+        <w:t>Generate execution evidence through test reports, screenshots, and traces wherever required.</w:t>
+      </w:r>
+    </w:p>
+    <w:p>
+      <w:pPr>
+        <w:pStyle w:val="ListBullet"/>
+      </w:pPr>
+      <w:r>
+        <w:t>Present the project as a QA/testing capstone, not as a development project.</w:t>
       </w:r>
     </w:p>
     <w:p>
@@ -301,9 +553,15 @@
     <w:p>
       <w:pPr>
         <w:pStyle w:val="Heading1"/>
+        <w:keepNext/>
       </w:pPr>
       <w:r>
-        <w:t>Planned Services For Testing</w:t>
+        <w:t>Scope Of Testing</w:t>
+      </w:r>
+    </w:p>
+    <w:p>
+      <w:r>
+        <w:t>The scope is limited to the public frontend demo store. The project will focus on customer-facing functionality and avoid any activity that requires real payment, real personal information, or backend administration.</w:t>
       </w:r>
     </w:p>
     <w:tbl>
@@ -314,16 +572,1843 @@
         <w:tblLook w:firstColumn="1" w:firstRow="1" w:lastColumn="0" w:lastRow="0" w:noHBand="0" w:noVBand="1" w:val="04A0"/>
         <w:tblInd w:w="120" w:type="dxa"/>
         <w:tblCellMar>
-          <w:top w:w="80" w:type="dxa"/>
-          <w:start w:w="120" w:type="dxa"/>
-          <w:bottom w:w="80" w:type="dxa"/>
-          <w:end w:w="120" w:type="dxa"/>
+          <w:top w:w="90" w:type="dxa"/>
+          <w:start w:w="125" w:type="dxa"/>
+          <w:bottom w:w="90" w:type="dxa"/>
+          <w:end w:w="125" w:type="dxa"/>
         </w:tblCellMar>
       </w:tblPr>
       <w:tblGrid>
-        <w:gridCol w:w="3120"/>
-        <w:gridCol w:w="3120"/>
-        <w:gridCol w:w="3120"/>
+        <w:gridCol w:w="4680"/>
+        <w:gridCol w:w="4680"/>
+      </w:tblGrid>
+      <w:tr>
+        <w:tc>
+          <w:tcPr>
+            <w:tcW w:type="dxa" w:w="4680"/>
+            <w:tcBorders>
+              <w:top w:val="single" w:sz="6" w:space="0" w:color="B7C9DC"/>
+              <w:left w:val="single" w:sz="6" w:space="0" w:color="B7C9DC"/>
+              <w:bottom w:val="single" w:sz="6" w:space="0" w:color="B7C9DC"/>
+              <w:right w:val="single" w:sz="6" w:space="0" w:color="B7C9DC"/>
+            </w:tcBorders>
+            <w:vAlign w:val="center"/>
+            <w:shd w:fill="E8EEF5"/>
+          </w:tcPr>
+          <w:p>
+            <w:pPr>
+              <w:spacing w:after="0" w:line="252" w:lineRule="auto"/>
+            </w:pPr>
+            <w:r>
+              <w:rPr>
+                <w:rFonts w:ascii="Calibri" w:hAnsi="Calibri" w:eastAsia="Calibri"/>
+                <w:b/>
+                <w:color w:val="14314E"/>
+                <w:sz w:val="19"/>
+              </w:rPr>
+              <w:t>In Scope</w:t>
+            </w:r>
+          </w:p>
+        </w:tc>
+        <w:tc>
+          <w:tcPr>
+            <w:tcW w:type="dxa" w:w="4680"/>
+            <w:tcBorders>
+              <w:top w:val="single" w:sz="6" w:space="0" w:color="B7C9DC"/>
+              <w:left w:val="single" w:sz="6" w:space="0" w:color="B7C9DC"/>
+              <w:bottom w:val="single" w:sz="6" w:space="0" w:color="B7C9DC"/>
+              <w:right w:val="single" w:sz="6" w:space="0" w:color="B7C9DC"/>
+            </w:tcBorders>
+            <w:vAlign w:val="center"/>
+            <w:shd w:fill="E8EEF5"/>
+          </w:tcPr>
+          <w:p>
+            <w:pPr>
+              <w:spacing w:after="0" w:line="252" w:lineRule="auto"/>
+            </w:pPr>
+            <w:r>
+              <w:rPr>
+                <w:rFonts w:ascii="Calibri" w:hAnsi="Calibri" w:eastAsia="Calibri"/>
+                <w:b/>
+                <w:color w:val="14314E"/>
+                <w:sz w:val="19"/>
+              </w:rPr>
+              <w:t>Out Of Scope</w:t>
+            </w:r>
+          </w:p>
+        </w:tc>
+      </w:tr>
+      <w:tr>
+        <w:tc>
+          <w:tcPr>
+            <w:tcW w:type="dxa" w:w="4680"/>
+            <w:tcBorders>
+              <w:top w:val="single" w:sz="6" w:space="0" w:color="B7C9DC"/>
+              <w:left w:val="single" w:sz="6" w:space="0" w:color="B7C9DC"/>
+              <w:bottom w:val="single" w:sz="6" w:space="0" w:color="B7C9DC"/>
+              <w:right w:val="single" w:sz="6" w:space="0" w:color="B7C9DC"/>
+            </w:tcBorders>
+            <w:vAlign w:val="center"/>
+            <w:shd w:fill="FFFFFF"/>
+          </w:tcPr>
+          <w:p>
+            <w:pPr>
+              <w:spacing w:after="0" w:line="252" w:lineRule="auto"/>
+            </w:pPr>
+            <w:r>
+              <w:rPr>
+                <w:rFonts w:ascii="Calibri" w:hAnsi="Calibri" w:eastAsia="Calibri"/>
+                <w:sz w:val="19"/>
+              </w:rPr>
+              <w:t>Registration, login, logout, and account navigation</w:t>
+            </w:r>
+          </w:p>
+        </w:tc>
+        <w:tc>
+          <w:tcPr>
+            <w:tcW w:type="dxa" w:w="4680"/>
+            <w:tcBorders>
+              <w:top w:val="single" w:sz="6" w:space="0" w:color="B7C9DC"/>
+              <w:left w:val="single" w:sz="6" w:space="0" w:color="B7C9DC"/>
+              <w:bottom w:val="single" w:sz="6" w:space="0" w:color="B7C9DC"/>
+              <w:right w:val="single" w:sz="6" w:space="0" w:color="B7C9DC"/>
+            </w:tcBorders>
+            <w:vAlign w:val="center"/>
+            <w:shd w:fill="FFFFFF"/>
+          </w:tcPr>
+          <w:p>
+            <w:pPr>
+              <w:spacing w:after="0" w:line="252" w:lineRule="auto"/>
+            </w:pPr>
+            <w:r>
+              <w:rPr>
+                <w:rFonts w:ascii="Calibri" w:hAnsi="Calibri" w:eastAsia="Calibri"/>
+                <w:sz w:val="19"/>
+              </w:rPr>
+              <w:t>Real payment processing or real order fulfillment</w:t>
+            </w:r>
+          </w:p>
+        </w:tc>
+      </w:tr>
+      <w:tr>
+        <w:tc>
+          <w:tcPr>
+            <w:tcW w:type="dxa" w:w="4680"/>
+            <w:tcBorders>
+              <w:top w:val="single" w:sz="6" w:space="0" w:color="B7C9DC"/>
+              <w:left w:val="single" w:sz="6" w:space="0" w:color="B7C9DC"/>
+              <w:bottom w:val="single" w:sz="6" w:space="0" w:color="B7C9DC"/>
+              <w:right w:val="single" w:sz="6" w:space="0" w:color="B7C9DC"/>
+            </w:tcBorders>
+            <w:vAlign w:val="center"/>
+            <w:shd w:fill="FFFFFF"/>
+          </w:tcPr>
+          <w:p>
+            <w:pPr>
+              <w:spacing w:after="0" w:line="252" w:lineRule="auto"/>
+            </w:pPr>
+            <w:r>
+              <w:rPr>
+                <w:rFonts w:ascii="Calibri" w:hAnsi="Calibri" w:eastAsia="Calibri"/>
+                <w:sz w:val="19"/>
+              </w:rPr>
+              <w:t>Product category, product detail, search, sorting, and filtering behavior</w:t>
+            </w:r>
+          </w:p>
+        </w:tc>
+        <w:tc>
+          <w:tcPr>
+            <w:tcW w:type="dxa" w:w="4680"/>
+            <w:tcBorders>
+              <w:top w:val="single" w:sz="6" w:space="0" w:color="B7C9DC"/>
+              <w:left w:val="single" w:sz="6" w:space="0" w:color="B7C9DC"/>
+              <w:bottom w:val="single" w:sz="6" w:space="0" w:color="B7C9DC"/>
+              <w:right w:val="single" w:sz="6" w:space="0" w:color="B7C9DC"/>
+            </w:tcBorders>
+            <w:vAlign w:val="center"/>
+            <w:shd w:fill="FFFFFF"/>
+          </w:tcPr>
+          <w:p>
+            <w:pPr>
+              <w:spacing w:after="0" w:line="252" w:lineRule="auto"/>
+            </w:pPr>
+            <w:r>
+              <w:rPr>
+                <w:rFonts w:ascii="Calibri" w:hAnsi="Calibri" w:eastAsia="Calibri"/>
+                <w:sz w:val="19"/>
+              </w:rPr>
+              <w:t>Backend database validation or admin panel modifications</w:t>
+            </w:r>
+          </w:p>
+        </w:tc>
+      </w:tr>
+      <w:tr>
+        <w:tc>
+          <w:tcPr>
+            <w:tcW w:type="dxa" w:w="4680"/>
+            <w:tcBorders>
+              <w:top w:val="single" w:sz="6" w:space="0" w:color="B7C9DC"/>
+              <w:left w:val="single" w:sz="6" w:space="0" w:color="B7C9DC"/>
+              <w:bottom w:val="single" w:sz="6" w:space="0" w:color="B7C9DC"/>
+              <w:right w:val="single" w:sz="6" w:space="0" w:color="B7C9DC"/>
+            </w:tcBorders>
+            <w:vAlign w:val="center"/>
+            <w:shd w:fill="FFFFFF"/>
+          </w:tcPr>
+          <w:p>
+            <w:pPr>
+              <w:spacing w:after="0" w:line="252" w:lineRule="auto"/>
+            </w:pPr>
+            <w:r>
+              <w:rPr>
+                <w:rFonts w:ascii="Calibri" w:hAnsi="Calibri" w:eastAsia="Calibri"/>
+                <w:sz w:val="19"/>
+              </w:rPr>
+              <w:t>Cart, wishlist, compare products, and checkout UI flow</w:t>
+            </w:r>
+          </w:p>
+        </w:tc>
+        <w:tc>
+          <w:tcPr>
+            <w:tcW w:type="dxa" w:w="4680"/>
+            <w:tcBorders>
+              <w:top w:val="single" w:sz="6" w:space="0" w:color="B7C9DC"/>
+              <w:left w:val="single" w:sz="6" w:space="0" w:color="B7C9DC"/>
+              <w:bottom w:val="single" w:sz="6" w:space="0" w:color="B7C9DC"/>
+              <w:right w:val="single" w:sz="6" w:space="0" w:color="B7C9DC"/>
+            </w:tcBorders>
+            <w:vAlign w:val="center"/>
+            <w:shd w:fill="FFFFFF"/>
+          </w:tcPr>
+          <w:p>
+            <w:pPr>
+              <w:spacing w:after="0" w:line="252" w:lineRule="auto"/>
+            </w:pPr>
+            <w:r>
+              <w:rPr>
+                <w:rFonts w:ascii="Calibri" w:hAnsi="Calibri" w:eastAsia="Calibri"/>
+                <w:sz w:val="19"/>
+              </w:rPr>
+              <w:t>Performance testing, security testing, and load testing</w:t>
+            </w:r>
+          </w:p>
+        </w:tc>
+      </w:tr>
+      <w:tr>
+        <w:tc>
+          <w:tcPr>
+            <w:tcW w:type="dxa" w:w="4680"/>
+            <w:tcBorders>
+              <w:top w:val="single" w:sz="6" w:space="0" w:color="B7C9DC"/>
+              <w:left w:val="single" w:sz="6" w:space="0" w:color="B7C9DC"/>
+              <w:bottom w:val="single" w:sz="6" w:space="0" w:color="B7C9DC"/>
+              <w:right w:val="single" w:sz="6" w:space="0" w:color="B7C9DC"/>
+            </w:tcBorders>
+            <w:vAlign w:val="center"/>
+            <w:shd w:fill="FFFFFF"/>
+          </w:tcPr>
+          <w:p>
+            <w:pPr>
+              <w:spacing w:after="0" w:line="252" w:lineRule="auto"/>
+            </w:pPr>
+            <w:r>
+              <w:rPr>
+                <w:rFonts w:ascii="Calibri" w:hAnsi="Calibri" w:eastAsia="Calibri"/>
+                <w:sz w:val="19"/>
+              </w:rPr>
+              <w:t>Address, shipping, order confirmation, and order history pages</w:t>
+            </w:r>
+          </w:p>
+        </w:tc>
+        <w:tc>
+          <w:tcPr>
+            <w:tcW w:type="dxa" w:w="4680"/>
+            <w:tcBorders>
+              <w:top w:val="single" w:sz="6" w:space="0" w:color="B7C9DC"/>
+              <w:left w:val="single" w:sz="6" w:space="0" w:color="B7C9DC"/>
+              <w:bottom w:val="single" w:sz="6" w:space="0" w:color="B7C9DC"/>
+              <w:right w:val="single" w:sz="6" w:space="0" w:color="B7C9DC"/>
+            </w:tcBorders>
+            <w:vAlign w:val="center"/>
+            <w:shd w:fill="FFFFFF"/>
+          </w:tcPr>
+          <w:p>
+            <w:pPr>
+              <w:spacing w:after="0" w:line="252" w:lineRule="auto"/>
+            </w:pPr>
+            <w:r>
+              <w:rPr>
+                <w:rFonts w:ascii="Calibri" w:hAnsi="Calibri" w:eastAsia="Calibri"/>
+                <w:sz w:val="19"/>
+              </w:rPr>
+              <w:t>Testing with real customer data or saved real card details</w:t>
+            </w:r>
+          </w:p>
+        </w:tc>
+      </w:tr>
+      <w:tr>
+        <w:tc>
+          <w:tcPr>
+            <w:tcW w:type="dxa" w:w="4680"/>
+            <w:tcBorders>
+              <w:top w:val="single" w:sz="6" w:space="0" w:color="B7C9DC"/>
+              <w:left w:val="single" w:sz="6" w:space="0" w:color="B7C9DC"/>
+              <w:bottom w:val="single" w:sz="6" w:space="0" w:color="B7C9DC"/>
+              <w:right w:val="single" w:sz="6" w:space="0" w:color="B7C9DC"/>
+            </w:tcBorders>
+            <w:vAlign w:val="center"/>
+            <w:shd w:fill="FFFFFF"/>
+          </w:tcPr>
+          <w:p>
+            <w:pPr>
+              <w:spacing w:after="0" w:line="252" w:lineRule="auto"/>
+            </w:pPr>
+            <w:r>
+              <w:rPr>
+                <w:rFonts w:ascii="Calibri" w:hAnsi="Calibri" w:eastAsia="Calibri"/>
+                <w:sz w:val="19"/>
+              </w:rPr>
+              <w:t>Contact Us, newsletter, recently viewed, and navigation links</w:t>
+            </w:r>
+          </w:p>
+        </w:tc>
+        <w:tc>
+          <w:tcPr>
+            <w:tcW w:type="dxa" w:w="4680"/>
+            <w:tcBorders>
+              <w:top w:val="single" w:sz="6" w:space="0" w:color="B7C9DC"/>
+              <w:left w:val="single" w:sz="6" w:space="0" w:color="B7C9DC"/>
+              <w:bottom w:val="single" w:sz="6" w:space="0" w:color="B7C9DC"/>
+              <w:right w:val="single" w:sz="6" w:space="0" w:color="B7C9DC"/>
+            </w:tcBorders>
+            <w:vAlign w:val="center"/>
+            <w:shd w:fill="FFFFFF"/>
+          </w:tcPr>
+          <w:p>
+            <w:pPr>
+              <w:spacing w:after="0" w:line="252" w:lineRule="auto"/>
+            </w:pPr>
+            <w:r>
+              <w:rPr>
+                <w:rFonts w:ascii="Calibri" w:hAnsi="Calibri" w:eastAsia="Calibri"/>
+                <w:sz w:val="19"/>
+              </w:rPr>
+              <w:t>Changing product data, price data, or server configuration</w:t>
+            </w:r>
+          </w:p>
+        </w:tc>
+      </w:tr>
+    </w:tbl>
+    <w:p/>
+    <w:p>
+      <w:pPr>
+        <w:pStyle w:val="Heading1"/>
+        <w:keepNext/>
+      </w:pPr>
+      <w:r>
+        <w:t>Service-Wise Test Case Distribution</w:t>
+      </w:r>
+    </w:p>
+    <w:p>
+      <w:r>
+        <w:t>The capstone requirement will be met by preparing 15 test cases for each of the following 8 services. This gives a planned total of 120 test cases irrespective of browser selection.</w:t>
+      </w:r>
+    </w:p>
+    <w:tbl>
+      <w:tblPr>
+        <w:tblW w:type="dxa" w:w="9360"/>
+        <w:jc w:val="left"/>
+        <w:tblLayout w:type="fixed"/>
+        <w:tblLook w:firstColumn="1" w:firstRow="1" w:lastColumn="0" w:lastRow="0" w:noHBand="0" w:noVBand="1" w:val="04A0"/>
+        <w:tblInd w:w="120" w:type="dxa"/>
+        <w:tblCellMar>
+          <w:top w:w="90" w:type="dxa"/>
+          <w:start w:w="125" w:type="dxa"/>
+          <w:bottom w:w="90" w:type="dxa"/>
+          <w:end w:w="125" w:type="dxa"/>
+        </w:tblCellMar>
+      </w:tblPr>
+      <w:tblGrid>
+        <w:gridCol w:w="2340"/>
+        <w:gridCol w:w="2340"/>
+        <w:gridCol w:w="2340"/>
+        <w:gridCol w:w="2340"/>
+      </w:tblGrid>
+      <w:tr>
+        <w:tc>
+          <w:tcPr>
+            <w:tcW w:type="dxa" w:w="648"/>
+            <w:tcBorders>
+              <w:top w:val="single" w:sz="6" w:space="0" w:color="B7C9DC"/>
+              <w:left w:val="single" w:sz="6" w:space="0" w:color="B7C9DC"/>
+              <w:bottom w:val="single" w:sz="6" w:space="0" w:color="B7C9DC"/>
+              <w:right w:val="single" w:sz="6" w:space="0" w:color="B7C9DC"/>
+            </w:tcBorders>
+            <w:vAlign w:val="center"/>
+            <w:shd w:fill="E8EEF5"/>
+          </w:tcPr>
+          <w:p>
+            <w:pPr>
+              <w:spacing w:after="0" w:line="252" w:lineRule="auto"/>
+            </w:pPr>
+            <w:r>
+              <w:rPr>
+                <w:rFonts w:ascii="Calibri" w:hAnsi="Calibri" w:eastAsia="Calibri"/>
+                <w:b/>
+                <w:color w:val="14314E"/>
+                <w:sz w:val="18"/>
+              </w:rPr>
+              <w:t>No.</w:t>
+            </w:r>
+          </w:p>
+        </w:tc>
+        <w:tc>
+          <w:tcPr>
+            <w:tcW w:type="dxa" w:w="2448"/>
+            <w:tcBorders>
+              <w:top w:val="single" w:sz="6" w:space="0" w:color="B7C9DC"/>
+              <w:left w:val="single" w:sz="6" w:space="0" w:color="B7C9DC"/>
+              <w:bottom w:val="single" w:sz="6" w:space="0" w:color="B7C9DC"/>
+              <w:right w:val="single" w:sz="6" w:space="0" w:color="B7C9DC"/>
+            </w:tcBorders>
+            <w:vAlign w:val="center"/>
+            <w:shd w:fill="E8EEF5"/>
+          </w:tcPr>
+          <w:p>
+            <w:pPr>
+              <w:spacing w:after="0" w:line="252" w:lineRule="auto"/>
+            </w:pPr>
+            <w:r>
+              <w:rPr>
+                <w:rFonts w:ascii="Calibri" w:hAnsi="Calibri" w:eastAsia="Calibri"/>
+                <w:b/>
+                <w:color w:val="14314E"/>
+                <w:sz w:val="18"/>
+              </w:rPr>
+              <w:t>Service / Module</w:t>
+            </w:r>
+          </w:p>
+        </w:tc>
+        <w:tc>
+          <w:tcPr>
+            <w:tcW w:type="dxa" w:w="5256"/>
+            <w:tcBorders>
+              <w:top w:val="single" w:sz="6" w:space="0" w:color="B7C9DC"/>
+              <w:left w:val="single" w:sz="6" w:space="0" w:color="B7C9DC"/>
+              <w:bottom w:val="single" w:sz="6" w:space="0" w:color="B7C9DC"/>
+              <w:right w:val="single" w:sz="6" w:space="0" w:color="B7C9DC"/>
+            </w:tcBorders>
+            <w:vAlign w:val="center"/>
+            <w:shd w:fill="E8EEF5"/>
+          </w:tcPr>
+          <w:p>
+            <w:pPr>
+              <w:spacing w:after="0" w:line="252" w:lineRule="auto"/>
+            </w:pPr>
+            <w:r>
+              <w:rPr>
+                <w:rFonts w:ascii="Calibri" w:hAnsi="Calibri" w:eastAsia="Calibri"/>
+                <w:b/>
+                <w:color w:val="14314E"/>
+                <w:sz w:val="18"/>
+              </w:rPr>
+              <w:t>Testing coverage</w:t>
+            </w:r>
+          </w:p>
+        </w:tc>
+        <w:tc>
+          <w:tcPr>
+            <w:tcW w:type="dxa" w:w="1008"/>
+            <w:tcBorders>
+              <w:top w:val="single" w:sz="6" w:space="0" w:color="B7C9DC"/>
+              <w:left w:val="single" w:sz="6" w:space="0" w:color="B7C9DC"/>
+              <w:bottom w:val="single" w:sz="6" w:space="0" w:color="B7C9DC"/>
+              <w:right w:val="single" w:sz="6" w:space="0" w:color="B7C9DC"/>
+            </w:tcBorders>
+            <w:vAlign w:val="center"/>
+            <w:shd w:fill="E8EEF5"/>
+          </w:tcPr>
+          <w:p>
+            <w:pPr>
+              <w:spacing w:after="0" w:line="252" w:lineRule="auto"/>
+            </w:pPr>
+            <w:r>
+              <w:rPr>
+                <w:rFonts w:ascii="Calibri" w:hAnsi="Calibri" w:eastAsia="Calibri"/>
+                <w:b/>
+                <w:color w:val="14314E"/>
+                <w:sz w:val="18"/>
+              </w:rPr>
+              <w:t>Count</w:t>
+            </w:r>
+          </w:p>
+        </w:tc>
+      </w:tr>
+      <w:tr>
+        <w:tc>
+          <w:tcPr>
+            <w:tcW w:type="dxa" w:w="648"/>
+            <w:tcBorders>
+              <w:top w:val="single" w:sz="6" w:space="0" w:color="B7C9DC"/>
+              <w:left w:val="single" w:sz="6" w:space="0" w:color="B7C9DC"/>
+              <w:bottom w:val="single" w:sz="6" w:space="0" w:color="B7C9DC"/>
+              <w:right w:val="single" w:sz="6" w:space="0" w:color="B7C9DC"/>
+            </w:tcBorders>
+            <w:vAlign w:val="center"/>
+            <w:shd w:fill="FFFFFF"/>
+          </w:tcPr>
+          <w:p>
+            <w:pPr>
+              <w:spacing w:after="0" w:line="252" w:lineRule="auto"/>
+              <w:jc w:val="center"/>
+            </w:pPr>
+            <w:r>
+              <w:rPr>
+                <w:rFonts w:ascii="Calibri" w:hAnsi="Calibri" w:eastAsia="Calibri"/>
+                <w:sz w:val="18"/>
+              </w:rPr>
+              <w:t>1</w:t>
+            </w:r>
+          </w:p>
+        </w:tc>
+        <w:tc>
+          <w:tcPr>
+            <w:tcW w:type="dxa" w:w="2448"/>
+            <w:tcBorders>
+              <w:top w:val="single" w:sz="6" w:space="0" w:color="B7C9DC"/>
+              <w:left w:val="single" w:sz="6" w:space="0" w:color="B7C9DC"/>
+              <w:bottom w:val="single" w:sz="6" w:space="0" w:color="B7C9DC"/>
+              <w:right w:val="single" w:sz="6" w:space="0" w:color="B7C9DC"/>
+            </w:tcBorders>
+            <w:vAlign w:val="center"/>
+            <w:shd w:fill="FFFFFF"/>
+          </w:tcPr>
+          <w:p>
+            <w:pPr>
+              <w:spacing w:after="0" w:line="252" w:lineRule="auto"/>
+            </w:pPr>
+            <w:r>
+              <w:rPr>
+                <w:rFonts w:ascii="Calibri" w:hAnsi="Calibri" w:eastAsia="Calibri"/>
+                <w:sz w:val="18"/>
+              </w:rPr>
+              <w:t>Registration and Authentication</w:t>
+            </w:r>
+          </w:p>
+        </w:tc>
+        <w:tc>
+          <w:tcPr>
+            <w:tcW w:type="dxa" w:w="5256"/>
+            <w:tcBorders>
+              <w:top w:val="single" w:sz="6" w:space="0" w:color="B7C9DC"/>
+              <w:left w:val="single" w:sz="6" w:space="0" w:color="B7C9DC"/>
+              <w:bottom w:val="single" w:sz="6" w:space="0" w:color="B7C9DC"/>
+              <w:right w:val="single" w:sz="6" w:space="0" w:color="B7C9DC"/>
+            </w:tcBorders>
+            <w:vAlign w:val="center"/>
+            <w:shd w:fill="FFFFFF"/>
+          </w:tcPr>
+          <w:p>
+            <w:pPr>
+              <w:spacing w:after="0" w:line="252" w:lineRule="auto"/>
+            </w:pPr>
+            <w:r>
+              <w:rPr>
+                <w:rFonts w:ascii="Calibri" w:hAnsi="Calibri" w:eastAsia="Calibri"/>
+                <w:sz w:val="18"/>
+              </w:rPr>
+              <w:t>Register, login, logout, invalid credentials, required fields, email format validation, duplicate email handling, and account session behavior.</w:t>
+            </w:r>
+          </w:p>
+        </w:tc>
+        <w:tc>
+          <w:tcPr>
+            <w:tcW w:type="dxa" w:w="1008"/>
+            <w:tcBorders>
+              <w:top w:val="single" w:sz="6" w:space="0" w:color="B7C9DC"/>
+              <w:left w:val="single" w:sz="6" w:space="0" w:color="B7C9DC"/>
+              <w:bottom w:val="single" w:sz="6" w:space="0" w:color="B7C9DC"/>
+              <w:right w:val="single" w:sz="6" w:space="0" w:color="B7C9DC"/>
+            </w:tcBorders>
+            <w:vAlign w:val="center"/>
+            <w:shd w:fill="FFFFFF"/>
+          </w:tcPr>
+          <w:p>
+            <w:pPr>
+              <w:spacing w:after="0" w:line="252" w:lineRule="auto"/>
+              <w:jc w:val="center"/>
+            </w:pPr>
+            <w:r>
+              <w:rPr>
+                <w:rFonts w:ascii="Calibri" w:hAnsi="Calibri" w:eastAsia="Calibri"/>
+                <w:sz w:val="18"/>
+              </w:rPr>
+              <w:t>15</w:t>
+            </w:r>
+          </w:p>
+        </w:tc>
+      </w:tr>
+      <w:tr>
+        <w:tc>
+          <w:tcPr>
+            <w:tcW w:type="dxa" w:w="648"/>
+            <w:tcBorders>
+              <w:top w:val="single" w:sz="6" w:space="0" w:color="B7C9DC"/>
+              <w:left w:val="single" w:sz="6" w:space="0" w:color="B7C9DC"/>
+              <w:bottom w:val="single" w:sz="6" w:space="0" w:color="B7C9DC"/>
+              <w:right w:val="single" w:sz="6" w:space="0" w:color="B7C9DC"/>
+            </w:tcBorders>
+            <w:vAlign w:val="center"/>
+            <w:shd w:fill="FFFFFF"/>
+          </w:tcPr>
+          <w:p>
+            <w:pPr>
+              <w:spacing w:after="0" w:line="252" w:lineRule="auto"/>
+              <w:jc w:val="center"/>
+            </w:pPr>
+            <w:r>
+              <w:rPr>
+                <w:rFonts w:ascii="Calibri" w:hAnsi="Calibri" w:eastAsia="Calibri"/>
+                <w:sz w:val="18"/>
+              </w:rPr>
+              <w:t>2</w:t>
+            </w:r>
+          </w:p>
+        </w:tc>
+        <w:tc>
+          <w:tcPr>
+            <w:tcW w:type="dxa" w:w="2448"/>
+            <w:tcBorders>
+              <w:top w:val="single" w:sz="6" w:space="0" w:color="B7C9DC"/>
+              <w:left w:val="single" w:sz="6" w:space="0" w:color="B7C9DC"/>
+              <w:bottom w:val="single" w:sz="6" w:space="0" w:color="B7C9DC"/>
+              <w:right w:val="single" w:sz="6" w:space="0" w:color="B7C9DC"/>
+            </w:tcBorders>
+            <w:vAlign w:val="center"/>
+            <w:shd w:fill="FFFFFF"/>
+          </w:tcPr>
+          <w:p>
+            <w:pPr>
+              <w:spacing w:after="0" w:line="252" w:lineRule="auto"/>
+            </w:pPr>
+            <w:r>
+              <w:rPr>
+                <w:rFonts w:ascii="Calibri" w:hAnsi="Calibri" w:eastAsia="Calibri"/>
+                <w:sz w:val="18"/>
+              </w:rPr>
+              <w:t>Product Catalog</w:t>
+            </w:r>
+          </w:p>
+        </w:tc>
+        <w:tc>
+          <w:tcPr>
+            <w:tcW w:type="dxa" w:w="5256"/>
+            <w:tcBorders>
+              <w:top w:val="single" w:sz="6" w:space="0" w:color="B7C9DC"/>
+              <w:left w:val="single" w:sz="6" w:space="0" w:color="B7C9DC"/>
+              <w:bottom w:val="single" w:sz="6" w:space="0" w:color="B7C9DC"/>
+              <w:right w:val="single" w:sz="6" w:space="0" w:color="B7C9DC"/>
+            </w:tcBorders>
+            <w:vAlign w:val="center"/>
+            <w:shd w:fill="FFFFFF"/>
+          </w:tcPr>
+          <w:p>
+            <w:pPr>
+              <w:spacing w:after="0" w:line="252" w:lineRule="auto"/>
+            </w:pPr>
+            <w:r>
+              <w:rPr>
+                <w:rFonts w:ascii="Calibri" w:hAnsi="Calibri" w:eastAsia="Calibri"/>
+                <w:sz w:val="18"/>
+              </w:rPr>
+              <w:t>Home page products, category pages, product detail page, price display, images, availability, product attributes, and related navigation.</w:t>
+            </w:r>
+          </w:p>
+        </w:tc>
+        <w:tc>
+          <w:tcPr>
+            <w:tcW w:type="dxa" w:w="1008"/>
+            <w:tcBorders>
+              <w:top w:val="single" w:sz="6" w:space="0" w:color="B7C9DC"/>
+              <w:left w:val="single" w:sz="6" w:space="0" w:color="B7C9DC"/>
+              <w:bottom w:val="single" w:sz="6" w:space="0" w:color="B7C9DC"/>
+              <w:right w:val="single" w:sz="6" w:space="0" w:color="B7C9DC"/>
+            </w:tcBorders>
+            <w:vAlign w:val="center"/>
+            <w:shd w:fill="FFFFFF"/>
+          </w:tcPr>
+          <w:p>
+            <w:pPr>
+              <w:spacing w:after="0" w:line="252" w:lineRule="auto"/>
+              <w:jc w:val="center"/>
+            </w:pPr>
+            <w:r>
+              <w:rPr>
+                <w:rFonts w:ascii="Calibri" w:hAnsi="Calibri" w:eastAsia="Calibri"/>
+                <w:sz w:val="18"/>
+              </w:rPr>
+              <w:t>15</w:t>
+            </w:r>
+          </w:p>
+        </w:tc>
+      </w:tr>
+      <w:tr>
+        <w:tc>
+          <w:tcPr>
+            <w:tcW w:type="dxa" w:w="648"/>
+            <w:tcBorders>
+              <w:top w:val="single" w:sz="6" w:space="0" w:color="B7C9DC"/>
+              <w:left w:val="single" w:sz="6" w:space="0" w:color="B7C9DC"/>
+              <w:bottom w:val="single" w:sz="6" w:space="0" w:color="B7C9DC"/>
+              <w:right w:val="single" w:sz="6" w:space="0" w:color="B7C9DC"/>
+            </w:tcBorders>
+            <w:vAlign w:val="center"/>
+            <w:shd w:fill="FFFFFF"/>
+          </w:tcPr>
+          <w:p>
+            <w:pPr>
+              <w:spacing w:after="0" w:line="252" w:lineRule="auto"/>
+              <w:jc w:val="center"/>
+            </w:pPr>
+            <w:r>
+              <w:rPr>
+                <w:rFonts w:ascii="Calibri" w:hAnsi="Calibri" w:eastAsia="Calibri"/>
+                <w:sz w:val="18"/>
+              </w:rPr>
+              <w:t>3</w:t>
+            </w:r>
+          </w:p>
+        </w:tc>
+        <w:tc>
+          <w:tcPr>
+            <w:tcW w:type="dxa" w:w="2448"/>
+            <w:tcBorders>
+              <w:top w:val="single" w:sz="6" w:space="0" w:color="B7C9DC"/>
+              <w:left w:val="single" w:sz="6" w:space="0" w:color="B7C9DC"/>
+              <w:bottom w:val="single" w:sz="6" w:space="0" w:color="B7C9DC"/>
+              <w:right w:val="single" w:sz="6" w:space="0" w:color="B7C9DC"/>
+            </w:tcBorders>
+            <w:vAlign w:val="center"/>
+            <w:shd w:fill="FFFFFF"/>
+          </w:tcPr>
+          <w:p>
+            <w:pPr>
+              <w:spacing w:after="0" w:line="252" w:lineRule="auto"/>
+            </w:pPr>
+            <w:r>
+              <w:rPr>
+                <w:rFonts w:ascii="Calibri" w:hAnsi="Calibri" w:eastAsia="Calibri"/>
+                <w:sz w:val="18"/>
+              </w:rPr>
+              <w:t>Search and Filters</w:t>
+            </w:r>
+          </w:p>
+        </w:tc>
+        <w:tc>
+          <w:tcPr>
+            <w:tcW w:type="dxa" w:w="5256"/>
+            <w:tcBorders>
+              <w:top w:val="single" w:sz="6" w:space="0" w:color="B7C9DC"/>
+              <w:left w:val="single" w:sz="6" w:space="0" w:color="B7C9DC"/>
+              <w:bottom w:val="single" w:sz="6" w:space="0" w:color="B7C9DC"/>
+              <w:right w:val="single" w:sz="6" w:space="0" w:color="B7C9DC"/>
+            </w:tcBorders>
+            <w:vAlign w:val="center"/>
+            <w:shd w:fill="FFFFFF"/>
+          </w:tcPr>
+          <w:p>
+            <w:pPr>
+              <w:spacing w:after="0" w:line="252" w:lineRule="auto"/>
+            </w:pPr>
+            <w:r>
+              <w:rPr>
+                <w:rFonts w:ascii="Calibri" w:hAnsi="Calibri" w:eastAsia="Calibri"/>
+                <w:sz w:val="18"/>
+              </w:rPr>
+              <w:t>Search box, search result accuracy, empty search, advanced search, category search, sorting, paging, and manufacturer/category filters.</w:t>
+            </w:r>
+          </w:p>
+        </w:tc>
+        <w:tc>
+          <w:tcPr>
+            <w:tcW w:type="dxa" w:w="1008"/>
+            <w:tcBorders>
+              <w:top w:val="single" w:sz="6" w:space="0" w:color="B7C9DC"/>
+              <w:left w:val="single" w:sz="6" w:space="0" w:color="B7C9DC"/>
+              <w:bottom w:val="single" w:sz="6" w:space="0" w:color="B7C9DC"/>
+              <w:right w:val="single" w:sz="6" w:space="0" w:color="B7C9DC"/>
+            </w:tcBorders>
+            <w:vAlign w:val="center"/>
+            <w:shd w:fill="FFFFFF"/>
+          </w:tcPr>
+          <w:p>
+            <w:pPr>
+              <w:spacing w:after="0" w:line="252" w:lineRule="auto"/>
+              <w:jc w:val="center"/>
+            </w:pPr>
+            <w:r>
+              <w:rPr>
+                <w:rFonts w:ascii="Calibri" w:hAnsi="Calibri" w:eastAsia="Calibri"/>
+                <w:sz w:val="18"/>
+              </w:rPr>
+              <w:t>15</w:t>
+            </w:r>
+          </w:p>
+        </w:tc>
+      </w:tr>
+      <w:tr>
+        <w:tc>
+          <w:tcPr>
+            <w:tcW w:type="dxa" w:w="648"/>
+            <w:tcBorders>
+              <w:top w:val="single" w:sz="6" w:space="0" w:color="B7C9DC"/>
+              <w:left w:val="single" w:sz="6" w:space="0" w:color="B7C9DC"/>
+              <w:bottom w:val="single" w:sz="6" w:space="0" w:color="B7C9DC"/>
+              <w:right w:val="single" w:sz="6" w:space="0" w:color="B7C9DC"/>
+            </w:tcBorders>
+            <w:vAlign w:val="center"/>
+            <w:shd w:fill="FFFFFF"/>
+          </w:tcPr>
+          <w:p>
+            <w:pPr>
+              <w:spacing w:after="0" w:line="252" w:lineRule="auto"/>
+              <w:jc w:val="center"/>
+            </w:pPr>
+            <w:r>
+              <w:rPr>
+                <w:rFonts w:ascii="Calibri" w:hAnsi="Calibri" w:eastAsia="Calibri"/>
+                <w:sz w:val="18"/>
+              </w:rPr>
+              <w:t>4</w:t>
+            </w:r>
+          </w:p>
+        </w:tc>
+        <w:tc>
+          <w:tcPr>
+            <w:tcW w:type="dxa" w:w="2448"/>
+            <w:tcBorders>
+              <w:top w:val="single" w:sz="6" w:space="0" w:color="B7C9DC"/>
+              <w:left w:val="single" w:sz="6" w:space="0" w:color="B7C9DC"/>
+              <w:bottom w:val="single" w:sz="6" w:space="0" w:color="B7C9DC"/>
+              <w:right w:val="single" w:sz="6" w:space="0" w:color="B7C9DC"/>
+            </w:tcBorders>
+            <w:vAlign w:val="center"/>
+            <w:shd w:fill="FFFFFF"/>
+          </w:tcPr>
+          <w:p>
+            <w:pPr>
+              <w:spacing w:after="0" w:line="252" w:lineRule="auto"/>
+            </w:pPr>
+            <w:r>
+              <w:rPr>
+                <w:rFonts w:ascii="Calibri" w:hAnsi="Calibri" w:eastAsia="Calibri"/>
+                <w:sz w:val="18"/>
+              </w:rPr>
+              <w:t>Cart</w:t>
+            </w:r>
+          </w:p>
+        </w:tc>
+        <w:tc>
+          <w:tcPr>
+            <w:tcW w:type="dxa" w:w="5256"/>
+            <w:tcBorders>
+              <w:top w:val="single" w:sz="6" w:space="0" w:color="B7C9DC"/>
+              <w:left w:val="single" w:sz="6" w:space="0" w:color="B7C9DC"/>
+              <w:bottom w:val="single" w:sz="6" w:space="0" w:color="B7C9DC"/>
+              <w:right w:val="single" w:sz="6" w:space="0" w:color="B7C9DC"/>
+            </w:tcBorders>
+            <w:vAlign w:val="center"/>
+            <w:shd w:fill="FFFFFF"/>
+          </w:tcPr>
+          <w:p>
+            <w:pPr>
+              <w:spacing w:after="0" w:line="252" w:lineRule="auto"/>
+            </w:pPr>
+            <w:r>
+              <w:rPr>
+                <w:rFonts w:ascii="Calibri" w:hAnsi="Calibri" w:eastAsia="Calibri"/>
+                <w:sz w:val="18"/>
+              </w:rPr>
+              <w:t>Add to cart, update quantity, remove item, cart subtotal, terms checkbox, continue shopping, estimate shipping, and cart persistence.</w:t>
+            </w:r>
+          </w:p>
+        </w:tc>
+        <w:tc>
+          <w:tcPr>
+            <w:tcW w:type="dxa" w:w="1008"/>
+            <w:tcBorders>
+              <w:top w:val="single" w:sz="6" w:space="0" w:color="B7C9DC"/>
+              <w:left w:val="single" w:sz="6" w:space="0" w:color="B7C9DC"/>
+              <w:bottom w:val="single" w:sz="6" w:space="0" w:color="B7C9DC"/>
+              <w:right w:val="single" w:sz="6" w:space="0" w:color="B7C9DC"/>
+            </w:tcBorders>
+            <w:vAlign w:val="center"/>
+            <w:shd w:fill="FFFFFF"/>
+          </w:tcPr>
+          <w:p>
+            <w:pPr>
+              <w:spacing w:after="0" w:line="252" w:lineRule="auto"/>
+              <w:jc w:val="center"/>
+            </w:pPr>
+            <w:r>
+              <w:rPr>
+                <w:rFonts w:ascii="Calibri" w:hAnsi="Calibri" w:eastAsia="Calibri"/>
+                <w:sz w:val="18"/>
+              </w:rPr>
+              <w:t>15</w:t>
+            </w:r>
+          </w:p>
+        </w:tc>
+      </w:tr>
+      <w:tr>
+        <w:tc>
+          <w:tcPr>
+            <w:tcW w:type="dxa" w:w="648"/>
+            <w:tcBorders>
+              <w:top w:val="single" w:sz="6" w:space="0" w:color="B7C9DC"/>
+              <w:left w:val="single" w:sz="6" w:space="0" w:color="B7C9DC"/>
+              <w:bottom w:val="single" w:sz="6" w:space="0" w:color="B7C9DC"/>
+              <w:right w:val="single" w:sz="6" w:space="0" w:color="B7C9DC"/>
+            </w:tcBorders>
+            <w:vAlign w:val="center"/>
+            <w:shd w:fill="FFFFFF"/>
+          </w:tcPr>
+          <w:p>
+            <w:pPr>
+              <w:spacing w:after="0" w:line="252" w:lineRule="auto"/>
+              <w:jc w:val="center"/>
+            </w:pPr>
+            <w:r>
+              <w:rPr>
+                <w:rFonts w:ascii="Calibri" w:hAnsi="Calibri" w:eastAsia="Calibri"/>
+                <w:sz w:val="18"/>
+              </w:rPr>
+              <w:t>5</w:t>
+            </w:r>
+          </w:p>
+        </w:tc>
+        <w:tc>
+          <w:tcPr>
+            <w:tcW w:type="dxa" w:w="2448"/>
+            <w:tcBorders>
+              <w:top w:val="single" w:sz="6" w:space="0" w:color="B7C9DC"/>
+              <w:left w:val="single" w:sz="6" w:space="0" w:color="B7C9DC"/>
+              <w:bottom w:val="single" w:sz="6" w:space="0" w:color="B7C9DC"/>
+              <w:right w:val="single" w:sz="6" w:space="0" w:color="B7C9DC"/>
+            </w:tcBorders>
+            <w:vAlign w:val="center"/>
+            <w:shd w:fill="FFFFFF"/>
+          </w:tcPr>
+          <w:p>
+            <w:pPr>
+              <w:spacing w:after="0" w:line="252" w:lineRule="auto"/>
+            </w:pPr>
+            <w:r>
+              <w:rPr>
+                <w:rFonts w:ascii="Calibri" w:hAnsi="Calibri" w:eastAsia="Calibri"/>
+                <w:sz w:val="18"/>
+              </w:rPr>
+              <w:t>Wishlist and Compare</w:t>
+            </w:r>
+          </w:p>
+        </w:tc>
+        <w:tc>
+          <w:tcPr>
+            <w:tcW w:type="dxa" w:w="5256"/>
+            <w:tcBorders>
+              <w:top w:val="single" w:sz="6" w:space="0" w:color="B7C9DC"/>
+              <w:left w:val="single" w:sz="6" w:space="0" w:color="B7C9DC"/>
+              <w:bottom w:val="single" w:sz="6" w:space="0" w:color="B7C9DC"/>
+              <w:right w:val="single" w:sz="6" w:space="0" w:color="B7C9DC"/>
+            </w:tcBorders>
+            <w:vAlign w:val="center"/>
+            <w:shd w:fill="FFFFFF"/>
+          </w:tcPr>
+          <w:p>
+            <w:pPr>
+              <w:spacing w:after="0" w:line="252" w:lineRule="auto"/>
+            </w:pPr>
+            <w:r>
+              <w:rPr>
+                <w:rFonts w:ascii="Calibri" w:hAnsi="Calibri" w:eastAsia="Calibri"/>
+                <w:sz w:val="18"/>
+              </w:rPr>
+              <w:t>Add to wishlist, remove wishlist item, update wishlist quantity, email wishlist, add to compare, remove compare item, and compare products table.</w:t>
+            </w:r>
+          </w:p>
+        </w:tc>
+        <w:tc>
+          <w:tcPr>
+            <w:tcW w:type="dxa" w:w="1008"/>
+            <w:tcBorders>
+              <w:top w:val="single" w:sz="6" w:space="0" w:color="B7C9DC"/>
+              <w:left w:val="single" w:sz="6" w:space="0" w:color="B7C9DC"/>
+              <w:bottom w:val="single" w:sz="6" w:space="0" w:color="B7C9DC"/>
+              <w:right w:val="single" w:sz="6" w:space="0" w:color="B7C9DC"/>
+            </w:tcBorders>
+            <w:vAlign w:val="center"/>
+            <w:shd w:fill="FFFFFF"/>
+          </w:tcPr>
+          <w:p>
+            <w:pPr>
+              <w:spacing w:after="0" w:line="252" w:lineRule="auto"/>
+              <w:jc w:val="center"/>
+            </w:pPr>
+            <w:r>
+              <w:rPr>
+                <w:rFonts w:ascii="Calibri" w:hAnsi="Calibri" w:eastAsia="Calibri"/>
+                <w:sz w:val="18"/>
+              </w:rPr>
+              <w:t>15</w:t>
+            </w:r>
+          </w:p>
+        </w:tc>
+      </w:tr>
+      <w:tr>
+        <w:tc>
+          <w:tcPr>
+            <w:tcW w:type="dxa" w:w="648"/>
+            <w:tcBorders>
+              <w:top w:val="single" w:sz="6" w:space="0" w:color="B7C9DC"/>
+              <w:left w:val="single" w:sz="6" w:space="0" w:color="B7C9DC"/>
+              <w:bottom w:val="single" w:sz="6" w:space="0" w:color="B7C9DC"/>
+              <w:right w:val="single" w:sz="6" w:space="0" w:color="B7C9DC"/>
+            </w:tcBorders>
+            <w:vAlign w:val="center"/>
+            <w:shd w:fill="FFFFFF"/>
+          </w:tcPr>
+          <w:p>
+            <w:pPr>
+              <w:spacing w:after="0" w:line="252" w:lineRule="auto"/>
+              <w:jc w:val="center"/>
+            </w:pPr>
+            <w:r>
+              <w:rPr>
+                <w:rFonts w:ascii="Calibri" w:hAnsi="Calibri" w:eastAsia="Calibri"/>
+                <w:sz w:val="18"/>
+              </w:rPr>
+              <w:t>6</w:t>
+            </w:r>
+          </w:p>
+        </w:tc>
+        <w:tc>
+          <w:tcPr>
+            <w:tcW w:type="dxa" w:w="2448"/>
+            <w:tcBorders>
+              <w:top w:val="single" w:sz="6" w:space="0" w:color="B7C9DC"/>
+              <w:left w:val="single" w:sz="6" w:space="0" w:color="B7C9DC"/>
+              <w:bottom w:val="single" w:sz="6" w:space="0" w:color="B7C9DC"/>
+              <w:right w:val="single" w:sz="6" w:space="0" w:color="B7C9DC"/>
+            </w:tcBorders>
+            <w:vAlign w:val="center"/>
+            <w:shd w:fill="FFFFFF"/>
+          </w:tcPr>
+          <w:p>
+            <w:pPr>
+              <w:spacing w:after="0" w:line="252" w:lineRule="auto"/>
+            </w:pPr>
+            <w:r>
+              <w:rPr>
+                <w:rFonts w:ascii="Calibri" w:hAnsi="Calibri" w:eastAsia="Calibri"/>
+                <w:sz w:val="18"/>
+              </w:rPr>
+              <w:t>Checkout and Payment</w:t>
+            </w:r>
+          </w:p>
+        </w:tc>
+        <w:tc>
+          <w:tcPr>
+            <w:tcW w:type="dxa" w:w="5256"/>
+            <w:tcBorders>
+              <w:top w:val="single" w:sz="6" w:space="0" w:color="B7C9DC"/>
+              <w:left w:val="single" w:sz="6" w:space="0" w:color="B7C9DC"/>
+              <w:bottom w:val="single" w:sz="6" w:space="0" w:color="B7C9DC"/>
+              <w:right w:val="single" w:sz="6" w:space="0" w:color="B7C9DC"/>
+            </w:tcBorders>
+            <w:vAlign w:val="center"/>
+            <w:shd w:fill="FFFFFF"/>
+          </w:tcPr>
+          <w:p>
+            <w:pPr>
+              <w:spacing w:after="0" w:line="252" w:lineRule="auto"/>
+            </w:pPr>
+            <w:r>
+              <w:rPr>
+                <w:rFonts w:ascii="Calibri" w:hAnsi="Calibri" w:eastAsia="Calibri"/>
+                <w:sz w:val="18"/>
+              </w:rPr>
+              <w:t>Guest checkout, registered checkout, billing step, shipping step, payment method, payment information, order review, and order confirmation.</w:t>
+            </w:r>
+          </w:p>
+        </w:tc>
+        <w:tc>
+          <w:tcPr>
+            <w:tcW w:type="dxa" w:w="1008"/>
+            <w:tcBorders>
+              <w:top w:val="single" w:sz="6" w:space="0" w:color="B7C9DC"/>
+              <w:left w:val="single" w:sz="6" w:space="0" w:color="B7C9DC"/>
+              <w:bottom w:val="single" w:sz="6" w:space="0" w:color="B7C9DC"/>
+              <w:right w:val="single" w:sz="6" w:space="0" w:color="B7C9DC"/>
+            </w:tcBorders>
+            <w:vAlign w:val="center"/>
+            <w:shd w:fill="FFFFFF"/>
+          </w:tcPr>
+          <w:p>
+            <w:pPr>
+              <w:spacing w:after="0" w:line="252" w:lineRule="auto"/>
+              <w:jc w:val="center"/>
+            </w:pPr>
+            <w:r>
+              <w:rPr>
+                <w:rFonts w:ascii="Calibri" w:hAnsi="Calibri" w:eastAsia="Calibri"/>
+                <w:sz w:val="18"/>
+              </w:rPr>
+              <w:t>15</w:t>
+            </w:r>
+          </w:p>
+        </w:tc>
+      </w:tr>
+      <w:tr>
+        <w:tc>
+          <w:tcPr>
+            <w:tcW w:type="dxa" w:w="648"/>
+            <w:tcBorders>
+              <w:top w:val="single" w:sz="6" w:space="0" w:color="B7C9DC"/>
+              <w:left w:val="single" w:sz="6" w:space="0" w:color="B7C9DC"/>
+              <w:bottom w:val="single" w:sz="6" w:space="0" w:color="B7C9DC"/>
+              <w:right w:val="single" w:sz="6" w:space="0" w:color="B7C9DC"/>
+            </w:tcBorders>
+            <w:vAlign w:val="center"/>
+            <w:shd w:fill="FFFFFF"/>
+          </w:tcPr>
+          <w:p>
+            <w:pPr>
+              <w:spacing w:after="0" w:line="252" w:lineRule="auto"/>
+              <w:jc w:val="center"/>
+            </w:pPr>
+            <w:r>
+              <w:rPr>
+                <w:rFonts w:ascii="Calibri" w:hAnsi="Calibri" w:eastAsia="Calibri"/>
+                <w:sz w:val="18"/>
+              </w:rPr>
+              <w:t>7</w:t>
+            </w:r>
+          </w:p>
+        </w:tc>
+        <w:tc>
+          <w:tcPr>
+            <w:tcW w:type="dxa" w:w="2448"/>
+            <w:tcBorders>
+              <w:top w:val="single" w:sz="6" w:space="0" w:color="B7C9DC"/>
+              <w:left w:val="single" w:sz="6" w:space="0" w:color="B7C9DC"/>
+              <w:bottom w:val="single" w:sz="6" w:space="0" w:color="B7C9DC"/>
+              <w:right w:val="single" w:sz="6" w:space="0" w:color="B7C9DC"/>
+            </w:tcBorders>
+            <w:vAlign w:val="center"/>
+            <w:shd w:fill="FFFFFF"/>
+          </w:tcPr>
+          <w:p>
+            <w:pPr>
+              <w:spacing w:after="0" w:line="252" w:lineRule="auto"/>
+            </w:pPr>
+            <w:r>
+              <w:rPr>
+                <w:rFonts w:ascii="Calibri" w:hAnsi="Calibri" w:eastAsia="Calibri"/>
+                <w:sz w:val="18"/>
+              </w:rPr>
+              <w:t>Address and Shipping</w:t>
+            </w:r>
+          </w:p>
+        </w:tc>
+        <w:tc>
+          <w:tcPr>
+            <w:tcW w:type="dxa" w:w="5256"/>
+            <w:tcBorders>
+              <w:top w:val="single" w:sz="6" w:space="0" w:color="B7C9DC"/>
+              <w:left w:val="single" w:sz="6" w:space="0" w:color="B7C9DC"/>
+              <w:bottom w:val="single" w:sz="6" w:space="0" w:color="B7C9DC"/>
+              <w:right w:val="single" w:sz="6" w:space="0" w:color="B7C9DC"/>
+            </w:tcBorders>
+            <w:vAlign w:val="center"/>
+            <w:shd w:fill="FFFFFF"/>
+          </w:tcPr>
+          <w:p>
+            <w:pPr>
+              <w:spacing w:after="0" w:line="252" w:lineRule="auto"/>
+            </w:pPr>
+            <w:r>
+              <w:rPr>
+                <w:rFonts w:ascii="Calibri" w:hAnsi="Calibri" w:eastAsia="Calibri"/>
+                <w:sz w:val="18"/>
+              </w:rPr>
+              <w:t>Billing address, shipping address, country/state selection, required address fields, shipping method, validation messages, and address display during checkout.</w:t>
+            </w:r>
+          </w:p>
+        </w:tc>
+        <w:tc>
+          <w:tcPr>
+            <w:tcW w:type="dxa" w:w="1008"/>
+            <w:tcBorders>
+              <w:top w:val="single" w:sz="6" w:space="0" w:color="B7C9DC"/>
+              <w:left w:val="single" w:sz="6" w:space="0" w:color="B7C9DC"/>
+              <w:bottom w:val="single" w:sz="6" w:space="0" w:color="B7C9DC"/>
+              <w:right w:val="single" w:sz="6" w:space="0" w:color="B7C9DC"/>
+            </w:tcBorders>
+            <w:vAlign w:val="center"/>
+            <w:shd w:fill="FFFFFF"/>
+          </w:tcPr>
+          <w:p>
+            <w:pPr>
+              <w:spacing w:after="0" w:line="252" w:lineRule="auto"/>
+              <w:jc w:val="center"/>
+            </w:pPr>
+            <w:r>
+              <w:rPr>
+                <w:rFonts w:ascii="Calibri" w:hAnsi="Calibri" w:eastAsia="Calibri"/>
+                <w:sz w:val="18"/>
+              </w:rPr>
+              <w:t>15</w:t>
+            </w:r>
+          </w:p>
+        </w:tc>
+      </w:tr>
+      <w:tr>
+        <w:tc>
+          <w:tcPr>
+            <w:tcW w:type="dxa" w:w="648"/>
+            <w:tcBorders>
+              <w:top w:val="single" w:sz="6" w:space="0" w:color="B7C9DC"/>
+              <w:left w:val="single" w:sz="6" w:space="0" w:color="B7C9DC"/>
+              <w:bottom w:val="single" w:sz="6" w:space="0" w:color="B7C9DC"/>
+              <w:right w:val="single" w:sz="6" w:space="0" w:color="B7C9DC"/>
+            </w:tcBorders>
+            <w:vAlign w:val="center"/>
+            <w:shd w:fill="FFFFFF"/>
+          </w:tcPr>
+          <w:p>
+            <w:pPr>
+              <w:spacing w:after="0" w:line="252" w:lineRule="auto"/>
+              <w:jc w:val="center"/>
+            </w:pPr>
+            <w:r>
+              <w:rPr>
+                <w:rFonts w:ascii="Calibri" w:hAnsi="Calibri" w:eastAsia="Calibri"/>
+                <w:sz w:val="18"/>
+              </w:rPr>
+              <w:t>8</w:t>
+            </w:r>
+          </w:p>
+        </w:tc>
+        <w:tc>
+          <w:tcPr>
+            <w:tcW w:type="dxa" w:w="2448"/>
+            <w:tcBorders>
+              <w:top w:val="single" w:sz="6" w:space="0" w:color="B7C9DC"/>
+              <w:left w:val="single" w:sz="6" w:space="0" w:color="B7C9DC"/>
+              <w:bottom w:val="single" w:sz="6" w:space="0" w:color="B7C9DC"/>
+              <w:right w:val="single" w:sz="6" w:space="0" w:color="B7C9DC"/>
+            </w:tcBorders>
+            <w:vAlign w:val="center"/>
+            <w:shd w:fill="FFFFFF"/>
+          </w:tcPr>
+          <w:p>
+            <w:pPr>
+              <w:spacing w:after="0" w:line="252" w:lineRule="auto"/>
+            </w:pPr>
+            <w:r>
+              <w:rPr>
+                <w:rFonts w:ascii="Calibri" w:hAnsi="Calibri" w:eastAsia="Calibri"/>
+                <w:sz w:val="18"/>
+              </w:rPr>
+              <w:t>Customer Support and Account</w:t>
+            </w:r>
+          </w:p>
+        </w:tc>
+        <w:tc>
+          <w:tcPr>
+            <w:tcW w:type="dxa" w:w="5256"/>
+            <w:tcBorders>
+              <w:top w:val="single" w:sz="6" w:space="0" w:color="B7C9DC"/>
+              <w:left w:val="single" w:sz="6" w:space="0" w:color="B7C9DC"/>
+              <w:bottom w:val="single" w:sz="6" w:space="0" w:color="B7C9DC"/>
+              <w:right w:val="single" w:sz="6" w:space="0" w:color="B7C9DC"/>
+            </w:tcBorders>
+            <w:vAlign w:val="center"/>
+            <w:shd w:fill="FFFFFF"/>
+          </w:tcPr>
+          <w:p>
+            <w:pPr>
+              <w:spacing w:after="0" w:line="252" w:lineRule="auto"/>
+            </w:pPr>
+            <w:r>
+              <w:rPr>
+                <w:rFonts w:ascii="Calibri" w:hAnsi="Calibri" w:eastAsia="Calibri"/>
+                <w:sz w:val="18"/>
+              </w:rPr>
+              <w:t>Contact Us form, newsletter, My Account page, order history, downloadable products, reward points, change password, and account navigation.</w:t>
+            </w:r>
+          </w:p>
+        </w:tc>
+        <w:tc>
+          <w:tcPr>
+            <w:tcW w:type="dxa" w:w="1008"/>
+            <w:tcBorders>
+              <w:top w:val="single" w:sz="6" w:space="0" w:color="B7C9DC"/>
+              <w:left w:val="single" w:sz="6" w:space="0" w:color="B7C9DC"/>
+              <w:bottom w:val="single" w:sz="6" w:space="0" w:color="B7C9DC"/>
+              <w:right w:val="single" w:sz="6" w:space="0" w:color="B7C9DC"/>
+            </w:tcBorders>
+            <w:vAlign w:val="center"/>
+            <w:shd w:fill="FFFFFF"/>
+          </w:tcPr>
+          <w:p>
+            <w:pPr>
+              <w:spacing w:after="0" w:line="252" w:lineRule="auto"/>
+              <w:jc w:val="center"/>
+            </w:pPr>
+            <w:r>
+              <w:rPr>
+                <w:rFonts w:ascii="Calibri" w:hAnsi="Calibri" w:eastAsia="Calibri"/>
+                <w:sz w:val="18"/>
+              </w:rPr>
+              <w:t>15</w:t>
+            </w:r>
+          </w:p>
+        </w:tc>
+      </w:tr>
+    </w:tbl>
+    <w:p/>
+    <w:p>
+      <w:pPr>
+        <w:pStyle w:val="Heading1"/>
+        <w:keepNext/>
+      </w:pPr>
+      <w:r>
+        <w:t>Detailed Module Coverage</w:t>
+      </w:r>
+    </w:p>
+    <w:tbl>
+      <w:tblPr>
+        <w:tblW w:type="dxa" w:w="9360"/>
+        <w:jc w:val="left"/>
+        <w:tblLayout w:type="fixed"/>
+        <w:tblLook w:firstColumn="1" w:firstRow="1" w:lastColumn="0" w:lastRow="0" w:noHBand="0" w:noVBand="1" w:val="04A0"/>
+        <w:tblInd w:w="120" w:type="dxa"/>
+        <w:tblCellMar>
+          <w:top w:w="90" w:type="dxa"/>
+          <w:start w:w="125" w:type="dxa"/>
+          <w:bottom w:w="90" w:type="dxa"/>
+          <w:end w:w="125" w:type="dxa"/>
+        </w:tblCellMar>
+      </w:tblPr>
+      <w:tblGrid>
+        <w:gridCol w:w="4680"/>
+        <w:gridCol w:w="4680"/>
+      </w:tblGrid>
+      <w:tr>
+        <w:tc>
+          <w:tcPr>
+            <w:tcW w:type="dxa" w:w="2664"/>
+            <w:tcBorders>
+              <w:top w:val="single" w:sz="6" w:space="0" w:color="B7C9DC"/>
+              <w:left w:val="single" w:sz="6" w:space="0" w:color="B7C9DC"/>
+              <w:bottom w:val="single" w:sz="6" w:space="0" w:color="B7C9DC"/>
+              <w:right w:val="single" w:sz="6" w:space="0" w:color="B7C9DC"/>
+            </w:tcBorders>
+            <w:vAlign w:val="center"/>
+            <w:shd w:fill="E8EEF5"/>
+          </w:tcPr>
+          <w:p>
+            <w:pPr>
+              <w:spacing w:after="0" w:line="252" w:lineRule="auto"/>
+            </w:pPr>
+            <w:r>
+              <w:rPr>
+                <w:rFonts w:ascii="Calibri" w:hAnsi="Calibri" w:eastAsia="Calibri"/>
+                <w:b/>
+                <w:color w:val="14314E"/>
+                <w:sz w:val="18"/>
+              </w:rPr>
+              <w:t>Module</w:t>
+            </w:r>
+          </w:p>
+        </w:tc>
+        <w:tc>
+          <w:tcPr>
+            <w:tcW w:type="dxa" w:w="6696"/>
+            <w:tcBorders>
+              <w:top w:val="single" w:sz="6" w:space="0" w:color="B7C9DC"/>
+              <w:left w:val="single" w:sz="6" w:space="0" w:color="B7C9DC"/>
+              <w:bottom w:val="single" w:sz="6" w:space="0" w:color="B7C9DC"/>
+              <w:right w:val="single" w:sz="6" w:space="0" w:color="B7C9DC"/>
+            </w:tcBorders>
+            <w:vAlign w:val="center"/>
+            <w:shd w:fill="E8EEF5"/>
+          </w:tcPr>
+          <w:p>
+            <w:pPr>
+              <w:spacing w:after="0" w:line="252" w:lineRule="auto"/>
+            </w:pPr>
+            <w:r>
+              <w:rPr>
+                <w:rFonts w:ascii="Calibri" w:hAnsi="Calibri" w:eastAsia="Calibri"/>
+                <w:b/>
+                <w:color w:val="14314E"/>
+                <w:sz w:val="18"/>
+              </w:rPr>
+              <w:t>Detailed planned coverage</w:t>
+            </w:r>
+          </w:p>
+        </w:tc>
+      </w:tr>
+      <w:tr>
+        <w:tc>
+          <w:tcPr>
+            <w:tcW w:type="dxa" w:w="2664"/>
+            <w:tcBorders>
+              <w:top w:val="single" w:sz="6" w:space="0" w:color="B7C9DC"/>
+              <w:left w:val="single" w:sz="6" w:space="0" w:color="B7C9DC"/>
+              <w:bottom w:val="single" w:sz="6" w:space="0" w:color="B7C9DC"/>
+              <w:right w:val="single" w:sz="6" w:space="0" w:color="B7C9DC"/>
+            </w:tcBorders>
+            <w:vAlign w:val="center"/>
+            <w:shd w:fill="FFFFFF"/>
+          </w:tcPr>
+          <w:p>
+            <w:pPr>
+              <w:spacing w:after="0" w:line="252" w:lineRule="auto"/>
+            </w:pPr>
+            <w:r>
+              <w:rPr>
+                <w:rFonts w:ascii="Calibri" w:hAnsi="Calibri" w:eastAsia="Calibri"/>
+                <w:sz w:val="18"/>
+              </w:rPr>
+              <w:t>Registration and Authentication</w:t>
+            </w:r>
+          </w:p>
+        </w:tc>
+        <w:tc>
+          <w:tcPr>
+            <w:tcW w:type="dxa" w:w="6696"/>
+            <w:tcBorders>
+              <w:top w:val="single" w:sz="6" w:space="0" w:color="B7C9DC"/>
+              <w:left w:val="single" w:sz="6" w:space="0" w:color="B7C9DC"/>
+              <w:bottom w:val="single" w:sz="6" w:space="0" w:color="B7C9DC"/>
+              <w:right w:val="single" w:sz="6" w:space="0" w:color="B7C9DC"/>
+            </w:tcBorders>
+            <w:vAlign w:val="center"/>
+            <w:shd w:fill="FFFFFF"/>
+          </w:tcPr>
+          <w:p>
+            <w:pPr>
+              <w:spacing w:after="0" w:line="252" w:lineRule="auto"/>
+            </w:pPr>
+            <w:r>
+              <w:rPr>
+                <w:rFonts w:ascii="Calibri" w:hAnsi="Calibri" w:eastAsia="Calibri"/>
+                <w:sz w:val="18"/>
+              </w:rPr>
+              <w:t>Verify mandatory field messages, successful registration with dummy data, login with valid user, login failure with invalid password, logout behavior, and protected account page access.</w:t>
+            </w:r>
+          </w:p>
+        </w:tc>
+      </w:tr>
+      <w:tr>
+        <w:tc>
+          <w:tcPr>
+            <w:tcW w:type="dxa" w:w="2664"/>
+            <w:tcBorders>
+              <w:top w:val="single" w:sz="6" w:space="0" w:color="B7C9DC"/>
+              <w:left w:val="single" w:sz="6" w:space="0" w:color="B7C9DC"/>
+              <w:bottom w:val="single" w:sz="6" w:space="0" w:color="B7C9DC"/>
+              <w:right w:val="single" w:sz="6" w:space="0" w:color="B7C9DC"/>
+            </w:tcBorders>
+            <w:vAlign w:val="center"/>
+            <w:shd w:fill="FFFFFF"/>
+          </w:tcPr>
+          <w:p>
+            <w:pPr>
+              <w:spacing w:after="0" w:line="252" w:lineRule="auto"/>
+            </w:pPr>
+            <w:r>
+              <w:rPr>
+                <w:rFonts w:ascii="Calibri" w:hAnsi="Calibri" w:eastAsia="Calibri"/>
+                <w:sz w:val="18"/>
+              </w:rPr>
+              <w:t>Product Catalog</w:t>
+            </w:r>
+          </w:p>
+        </w:tc>
+        <w:tc>
+          <w:tcPr>
+            <w:tcW w:type="dxa" w:w="6696"/>
+            <w:tcBorders>
+              <w:top w:val="single" w:sz="6" w:space="0" w:color="B7C9DC"/>
+              <w:left w:val="single" w:sz="6" w:space="0" w:color="B7C9DC"/>
+              <w:bottom w:val="single" w:sz="6" w:space="0" w:color="B7C9DC"/>
+              <w:right w:val="single" w:sz="6" w:space="0" w:color="B7C9DC"/>
+            </w:tcBorders>
+            <w:vAlign w:val="center"/>
+            <w:shd w:fill="FFFFFF"/>
+          </w:tcPr>
+          <w:p>
+            <w:pPr>
+              <w:spacing w:after="0" w:line="252" w:lineRule="auto"/>
+            </w:pPr>
+            <w:r>
+              <w:rPr>
+                <w:rFonts w:ascii="Calibri" w:hAnsi="Calibri" w:eastAsia="Calibri"/>
+                <w:sz w:val="18"/>
+              </w:rPr>
+              <w:t>Verify category menu navigation, product tiles, product detail page information, product price, image visibility, attribute selection, stock/availability text, and add-to-cart availability.</w:t>
+            </w:r>
+          </w:p>
+        </w:tc>
+      </w:tr>
+      <w:tr>
+        <w:tc>
+          <w:tcPr>
+            <w:tcW w:type="dxa" w:w="2664"/>
+            <w:tcBorders>
+              <w:top w:val="single" w:sz="6" w:space="0" w:color="B7C9DC"/>
+              <w:left w:val="single" w:sz="6" w:space="0" w:color="B7C9DC"/>
+              <w:bottom w:val="single" w:sz="6" w:space="0" w:color="B7C9DC"/>
+              <w:right w:val="single" w:sz="6" w:space="0" w:color="B7C9DC"/>
+            </w:tcBorders>
+            <w:vAlign w:val="center"/>
+            <w:shd w:fill="FFFFFF"/>
+          </w:tcPr>
+          <w:p>
+            <w:pPr>
+              <w:spacing w:after="0" w:line="252" w:lineRule="auto"/>
+            </w:pPr>
+            <w:r>
+              <w:rPr>
+                <w:rFonts w:ascii="Calibri" w:hAnsi="Calibri" w:eastAsia="Calibri"/>
+                <w:sz w:val="18"/>
+              </w:rPr>
+              <w:t>Search and Filters</w:t>
+            </w:r>
+          </w:p>
+        </w:tc>
+        <w:tc>
+          <w:tcPr>
+            <w:tcW w:type="dxa" w:w="6696"/>
+            <w:tcBorders>
+              <w:top w:val="single" w:sz="6" w:space="0" w:color="B7C9DC"/>
+              <w:left w:val="single" w:sz="6" w:space="0" w:color="B7C9DC"/>
+              <w:bottom w:val="single" w:sz="6" w:space="0" w:color="B7C9DC"/>
+              <w:right w:val="single" w:sz="6" w:space="0" w:color="B7C9DC"/>
+            </w:tcBorders>
+            <w:vAlign w:val="center"/>
+            <w:shd w:fill="FFFFFF"/>
+          </w:tcPr>
+          <w:p>
+            <w:pPr>
+              <w:spacing w:after="0" w:line="252" w:lineRule="auto"/>
+            </w:pPr>
+            <w:r>
+              <w:rPr>
+                <w:rFonts w:ascii="Calibri" w:hAnsi="Calibri" w:eastAsia="Calibri"/>
+                <w:sz w:val="18"/>
+              </w:rPr>
+              <w:t>Verify keyword search, empty search, no-result search, advanced search, search within category, product sorting, page size, and navigation between result pages.</w:t>
+            </w:r>
+          </w:p>
+        </w:tc>
+      </w:tr>
+      <w:tr>
+        <w:tc>
+          <w:tcPr>
+            <w:tcW w:type="dxa" w:w="2664"/>
+            <w:tcBorders>
+              <w:top w:val="single" w:sz="6" w:space="0" w:color="B7C9DC"/>
+              <w:left w:val="single" w:sz="6" w:space="0" w:color="B7C9DC"/>
+              <w:bottom w:val="single" w:sz="6" w:space="0" w:color="B7C9DC"/>
+              <w:right w:val="single" w:sz="6" w:space="0" w:color="B7C9DC"/>
+            </w:tcBorders>
+            <w:vAlign w:val="center"/>
+            <w:shd w:fill="FFFFFF"/>
+          </w:tcPr>
+          <w:p>
+            <w:pPr>
+              <w:spacing w:after="0" w:line="252" w:lineRule="auto"/>
+            </w:pPr>
+            <w:r>
+              <w:rPr>
+                <w:rFonts w:ascii="Calibri" w:hAnsi="Calibri" w:eastAsia="Calibri"/>
+                <w:sz w:val="18"/>
+              </w:rPr>
+              <w:t>Cart</w:t>
+            </w:r>
+          </w:p>
+        </w:tc>
+        <w:tc>
+          <w:tcPr>
+            <w:tcW w:type="dxa" w:w="6696"/>
+            <w:tcBorders>
+              <w:top w:val="single" w:sz="6" w:space="0" w:color="B7C9DC"/>
+              <w:left w:val="single" w:sz="6" w:space="0" w:color="B7C9DC"/>
+              <w:bottom w:val="single" w:sz="6" w:space="0" w:color="B7C9DC"/>
+              <w:right w:val="single" w:sz="6" w:space="0" w:color="B7C9DC"/>
+            </w:tcBorders>
+            <w:vAlign w:val="center"/>
+            <w:shd w:fill="FFFFFF"/>
+          </w:tcPr>
+          <w:p>
+            <w:pPr>
+              <w:spacing w:after="0" w:line="252" w:lineRule="auto"/>
+            </w:pPr>
+            <w:r>
+              <w:rPr>
+                <w:rFonts w:ascii="Calibri" w:hAnsi="Calibri" w:eastAsia="Calibri"/>
+                <w:sz w:val="18"/>
+              </w:rPr>
+              <w:t>Verify adding simple and configurable products, product quantity changes, remove item, cart total, discount/gift card fields if available, terms checkbox behavior, and continue shopping flow.</w:t>
+            </w:r>
+          </w:p>
+        </w:tc>
+      </w:tr>
+      <w:tr>
+        <w:tc>
+          <w:tcPr>
+            <w:tcW w:type="dxa" w:w="2664"/>
+            <w:tcBorders>
+              <w:top w:val="single" w:sz="6" w:space="0" w:color="B7C9DC"/>
+              <w:left w:val="single" w:sz="6" w:space="0" w:color="B7C9DC"/>
+              <w:bottom w:val="single" w:sz="6" w:space="0" w:color="B7C9DC"/>
+              <w:right w:val="single" w:sz="6" w:space="0" w:color="B7C9DC"/>
+            </w:tcBorders>
+            <w:vAlign w:val="center"/>
+            <w:shd w:fill="FFFFFF"/>
+          </w:tcPr>
+          <w:p>
+            <w:pPr>
+              <w:spacing w:after="0" w:line="252" w:lineRule="auto"/>
+            </w:pPr>
+            <w:r>
+              <w:rPr>
+                <w:rFonts w:ascii="Calibri" w:hAnsi="Calibri" w:eastAsia="Calibri"/>
+                <w:sz w:val="18"/>
+              </w:rPr>
+              <w:t>Wishlist and Compare</w:t>
+            </w:r>
+          </w:p>
+        </w:tc>
+        <w:tc>
+          <w:tcPr>
+            <w:tcW w:type="dxa" w:w="6696"/>
+            <w:tcBorders>
+              <w:top w:val="single" w:sz="6" w:space="0" w:color="B7C9DC"/>
+              <w:left w:val="single" w:sz="6" w:space="0" w:color="B7C9DC"/>
+              <w:bottom w:val="single" w:sz="6" w:space="0" w:color="B7C9DC"/>
+              <w:right w:val="single" w:sz="6" w:space="0" w:color="B7C9DC"/>
+            </w:tcBorders>
+            <w:vAlign w:val="center"/>
+            <w:shd w:fill="FFFFFF"/>
+          </w:tcPr>
+          <w:p>
+            <w:pPr>
+              <w:spacing w:after="0" w:line="252" w:lineRule="auto"/>
+            </w:pPr>
+            <w:r>
+              <w:rPr>
+                <w:rFonts w:ascii="Calibri" w:hAnsi="Calibri" w:eastAsia="Calibri"/>
+                <w:sz w:val="18"/>
+              </w:rPr>
+              <w:t>Verify wishlist add/remove, quantity update, sharing/email option, compare list add/remove, clear compare list, and comparison details such as product name and price.</w:t>
+            </w:r>
+          </w:p>
+        </w:tc>
+      </w:tr>
+      <w:tr>
+        <w:tc>
+          <w:tcPr>
+            <w:tcW w:type="dxa" w:w="2664"/>
+            <w:tcBorders>
+              <w:top w:val="single" w:sz="6" w:space="0" w:color="B7C9DC"/>
+              <w:left w:val="single" w:sz="6" w:space="0" w:color="B7C9DC"/>
+              <w:bottom w:val="single" w:sz="6" w:space="0" w:color="B7C9DC"/>
+              <w:right w:val="single" w:sz="6" w:space="0" w:color="B7C9DC"/>
+            </w:tcBorders>
+            <w:vAlign w:val="center"/>
+            <w:shd w:fill="FFFFFF"/>
+          </w:tcPr>
+          <w:p>
+            <w:pPr>
+              <w:spacing w:after="0" w:line="252" w:lineRule="auto"/>
+            </w:pPr>
+            <w:r>
+              <w:rPr>
+                <w:rFonts w:ascii="Calibri" w:hAnsi="Calibri" w:eastAsia="Calibri"/>
+                <w:sz w:val="18"/>
+              </w:rPr>
+              <w:t>Checkout and Payment</w:t>
+            </w:r>
+          </w:p>
+        </w:tc>
+        <w:tc>
+          <w:tcPr>
+            <w:tcW w:type="dxa" w:w="6696"/>
+            <w:tcBorders>
+              <w:top w:val="single" w:sz="6" w:space="0" w:color="B7C9DC"/>
+              <w:left w:val="single" w:sz="6" w:space="0" w:color="B7C9DC"/>
+              <w:bottom w:val="single" w:sz="6" w:space="0" w:color="B7C9DC"/>
+              <w:right w:val="single" w:sz="6" w:space="0" w:color="B7C9DC"/>
+            </w:tcBorders>
+            <w:vAlign w:val="center"/>
+            <w:shd w:fill="FFFFFF"/>
+          </w:tcPr>
+          <w:p>
+            <w:pPr>
+              <w:spacing w:after="0" w:line="252" w:lineRule="auto"/>
+            </w:pPr>
+            <w:r>
+              <w:rPr>
+                <w:rFonts w:ascii="Calibri" w:hAnsi="Calibri" w:eastAsia="Calibri"/>
+                <w:sz w:val="18"/>
+              </w:rPr>
+              <w:t>Verify guest checkout and registered checkout, billing and shipping step validation, payment method selection, payment information, confirm order, and final order success page.</w:t>
+            </w:r>
+          </w:p>
+        </w:tc>
+      </w:tr>
+      <w:tr>
+        <w:tc>
+          <w:tcPr>
+            <w:tcW w:type="dxa" w:w="2664"/>
+            <w:tcBorders>
+              <w:top w:val="single" w:sz="6" w:space="0" w:color="B7C9DC"/>
+              <w:left w:val="single" w:sz="6" w:space="0" w:color="B7C9DC"/>
+              <w:bottom w:val="single" w:sz="6" w:space="0" w:color="B7C9DC"/>
+              <w:right w:val="single" w:sz="6" w:space="0" w:color="B7C9DC"/>
+            </w:tcBorders>
+            <w:vAlign w:val="center"/>
+            <w:shd w:fill="FFFFFF"/>
+          </w:tcPr>
+          <w:p>
+            <w:pPr>
+              <w:spacing w:after="0" w:line="252" w:lineRule="auto"/>
+            </w:pPr>
+            <w:r>
+              <w:rPr>
+                <w:rFonts w:ascii="Calibri" w:hAnsi="Calibri" w:eastAsia="Calibri"/>
+                <w:sz w:val="18"/>
+              </w:rPr>
+              <w:t>Address and Shipping</w:t>
+            </w:r>
+          </w:p>
+        </w:tc>
+        <w:tc>
+          <w:tcPr>
+            <w:tcW w:type="dxa" w:w="6696"/>
+            <w:tcBorders>
+              <w:top w:val="single" w:sz="6" w:space="0" w:color="B7C9DC"/>
+              <w:left w:val="single" w:sz="6" w:space="0" w:color="B7C9DC"/>
+              <w:bottom w:val="single" w:sz="6" w:space="0" w:color="B7C9DC"/>
+              <w:right w:val="single" w:sz="6" w:space="0" w:color="B7C9DC"/>
+            </w:tcBorders>
+            <w:vAlign w:val="center"/>
+            <w:shd w:fill="FFFFFF"/>
+          </w:tcPr>
+          <w:p>
+            <w:pPr>
+              <w:spacing w:after="0" w:line="252" w:lineRule="auto"/>
+            </w:pPr>
+            <w:r>
+              <w:rPr>
+                <w:rFonts w:ascii="Calibri" w:hAnsi="Calibri" w:eastAsia="Calibri"/>
+                <w:sz w:val="18"/>
+              </w:rPr>
+              <w:t>Verify address form fields, required validations, country and state dropdown behavior, saved address reuse, shipping method selection, and address shown in checkout summary.</w:t>
+            </w:r>
+          </w:p>
+        </w:tc>
+      </w:tr>
+      <w:tr>
+        <w:tc>
+          <w:tcPr>
+            <w:tcW w:type="dxa" w:w="2664"/>
+            <w:tcBorders>
+              <w:top w:val="single" w:sz="6" w:space="0" w:color="B7C9DC"/>
+              <w:left w:val="single" w:sz="6" w:space="0" w:color="B7C9DC"/>
+              <w:bottom w:val="single" w:sz="6" w:space="0" w:color="B7C9DC"/>
+              <w:right w:val="single" w:sz="6" w:space="0" w:color="B7C9DC"/>
+            </w:tcBorders>
+            <w:vAlign w:val="center"/>
+            <w:shd w:fill="FFFFFF"/>
+          </w:tcPr>
+          <w:p>
+            <w:pPr>
+              <w:spacing w:after="0" w:line="252" w:lineRule="auto"/>
+            </w:pPr>
+            <w:r>
+              <w:rPr>
+                <w:rFonts w:ascii="Calibri" w:hAnsi="Calibri" w:eastAsia="Calibri"/>
+                <w:sz w:val="18"/>
+              </w:rPr>
+              <w:t>Customer Support and Account</w:t>
+            </w:r>
+          </w:p>
+        </w:tc>
+        <w:tc>
+          <w:tcPr>
+            <w:tcW w:type="dxa" w:w="6696"/>
+            <w:tcBorders>
+              <w:top w:val="single" w:sz="6" w:space="0" w:color="B7C9DC"/>
+              <w:left w:val="single" w:sz="6" w:space="0" w:color="B7C9DC"/>
+              <w:bottom w:val="single" w:sz="6" w:space="0" w:color="B7C9DC"/>
+              <w:right w:val="single" w:sz="6" w:space="0" w:color="B7C9DC"/>
+            </w:tcBorders>
+            <w:vAlign w:val="center"/>
+            <w:shd w:fill="FFFFFF"/>
+          </w:tcPr>
+          <w:p>
+            <w:pPr>
+              <w:spacing w:after="0" w:line="252" w:lineRule="auto"/>
+            </w:pPr>
+            <w:r>
+              <w:rPr>
+                <w:rFonts w:ascii="Calibri" w:hAnsi="Calibri" w:eastAsia="Calibri"/>
+                <w:sz w:val="18"/>
+              </w:rPr>
+              <w:t>Verify Contact Us form validation, successful contact submission, account menu links, orders page, address page, change password page, newsletter subscription, and recently viewed products.</w:t>
+            </w:r>
+          </w:p>
+        </w:tc>
+      </w:tr>
+    </w:tbl>
+    <w:p>
+      <w:r>
+        <w:br w:type="page"/>
+      </w:r>
+    </w:p>
+    <w:p>
+      <w:pPr>
+        <w:pStyle w:val="Heading1"/>
+        <w:keepNext/>
+      </w:pPr>
+      <w:r>
+        <w:t>Types Of Testing Planned</w:t>
+      </w:r>
+    </w:p>
+    <w:tbl>
+      <w:tblPr>
+        <w:tblW w:type="dxa" w:w="9360"/>
+        <w:jc w:val="left"/>
+        <w:tblLayout w:type="fixed"/>
+        <w:tblLook w:firstColumn="1" w:firstRow="1" w:lastColumn="0" w:lastRow="0" w:noHBand="0" w:noVBand="1" w:val="04A0"/>
+        <w:tblInd w:w="120" w:type="dxa"/>
+        <w:tblCellMar>
+          <w:top w:w="90" w:type="dxa"/>
+          <w:start w:w="125" w:type="dxa"/>
+          <w:bottom w:w="90" w:type="dxa"/>
+          <w:end w:w="125" w:type="dxa"/>
+        </w:tblCellMar>
+      </w:tblPr>
+      <w:tblGrid>
+        <w:gridCol w:w="4680"/>
+        <w:gridCol w:w="4680"/>
       </w:tblGrid>
       <w:tr>
         <w:tc>
@@ -340,21 +2425,22 @@
           </w:tcPr>
           <w:p>
             <w:pPr>
-              <w:spacing w:after="0"/>
+              <w:spacing w:after="0" w:line="252" w:lineRule="auto"/>
             </w:pPr>
             <w:r>
               <w:rPr>
+                <w:rFonts w:ascii="Calibri" w:hAnsi="Calibri" w:eastAsia="Calibri"/>
                 <w:b/>
                 <w:color w:val="14314E"/>
-                <w:sz w:val="21"/>
+                <w:sz w:val="19"/>
               </w:rPr>
-              <w:t>Service / Module</w:t>
+              <w:t>Testing type</w:t>
             </w:r>
           </w:p>
         </w:tc>
         <w:tc>
           <w:tcPr>
-            <w:tcW w:type="dxa" w:w="5688"/>
+            <w:tcW w:type="dxa" w:w="6840"/>
             <w:tcBorders>
               <w:top w:val="single" w:sz="6" w:space="0" w:color="B7C9DC"/>
               <w:left w:val="single" w:sz="6" w:space="0" w:color="B7C9DC"/>
@@ -366,41 +2452,16 @@
           </w:tcPr>
           <w:p>
             <w:pPr>
-              <w:spacing w:after="0"/>
+              <w:spacing w:after="0" w:line="252" w:lineRule="auto"/>
             </w:pPr>
             <w:r>
               <w:rPr>
+                <w:rFonts w:ascii="Calibri" w:hAnsi="Calibri" w:eastAsia="Calibri"/>
                 <w:b/>
                 <w:color w:val="14314E"/>
-                <w:sz w:val="21"/>
+                <w:sz w:val="19"/>
               </w:rPr>
-              <w:t>What will be tested</w:t>
-            </w:r>
-          </w:p>
-        </w:tc>
-        <w:tc>
-          <w:tcPr>
-            <w:tcW w:type="dxa" w:w="1152"/>
-            <w:tcBorders>
-              <w:top w:val="single" w:sz="6" w:space="0" w:color="B7C9DC"/>
-              <w:left w:val="single" w:sz="6" w:space="0" w:color="B7C9DC"/>
-              <w:bottom w:val="single" w:sz="6" w:space="0" w:color="B7C9DC"/>
-              <w:right w:val="single" w:sz="6" w:space="0" w:color="B7C9DC"/>
-            </w:tcBorders>
-            <w:vAlign w:val="center"/>
-            <w:shd w:fill="E8EEF5"/>
-          </w:tcPr>
-          <w:p>
-            <w:pPr>
-              <w:spacing w:after="0"/>
-            </w:pPr>
-            <w:r>
-              <w:rPr>
-                <w:b/>
-                <w:color w:val="14314E"/>
-                <w:sz w:val="21"/>
-              </w:rPr>
-              <w:t>Planned count</w:t>
+              <w:t>Purpose in capstone</w:t>
             </w:r>
           </w:p>
         </w:tc>
@@ -420,19 +2481,20 @@
           </w:tcPr>
           <w:p>
             <w:pPr>
-              <w:spacing w:after="0"/>
+              <w:spacing w:after="0" w:line="252" w:lineRule="auto"/>
             </w:pPr>
             <w:r>
               <w:rPr>
-                <w:sz w:val="21"/>
+                <w:rFonts w:ascii="Calibri" w:hAnsi="Calibri" w:eastAsia="Calibri"/>
+                <w:sz w:val="19"/>
               </w:rPr>
-              <w:t>Registration and Authentication</w:t>
+              <w:t>Functional testing</w:t>
             </w:r>
           </w:p>
         </w:tc>
         <w:tc>
           <w:tcPr>
-            <w:tcW w:type="dxa" w:w="5688"/>
+            <w:tcW w:type="dxa" w:w="6840"/>
             <w:tcBorders>
               <w:top w:val="single" w:sz="6" w:space="0" w:color="B7C9DC"/>
               <w:left w:val="single" w:sz="6" w:space="0" w:color="B7C9DC"/>
@@ -444,38 +2506,14 @@
           </w:tcPr>
           <w:p>
             <w:pPr>
-              <w:spacing w:after="0"/>
+              <w:spacing w:after="0" w:line="252" w:lineRule="auto"/>
             </w:pPr>
             <w:r>
               <w:rPr>
-                <w:sz w:val="21"/>
+                <w:rFonts w:ascii="Calibri" w:hAnsi="Calibri" w:eastAsia="Calibri"/>
+                <w:sz w:val="19"/>
               </w:rPr>
-              <w:t>Register, login, logout, incorrect credentials, required fields, email validation, and account session behavior.</w:t>
-            </w:r>
-          </w:p>
-        </w:tc>
-        <w:tc>
-          <w:tcPr>
-            <w:tcW w:type="dxa" w:w="1152"/>
-            <w:tcBorders>
-              <w:top w:val="single" w:sz="6" w:space="0" w:color="B7C9DC"/>
-              <w:left w:val="single" w:sz="6" w:space="0" w:color="B7C9DC"/>
-              <w:bottom w:val="single" w:sz="6" w:space="0" w:color="B7C9DC"/>
-              <w:right w:val="single" w:sz="6" w:space="0" w:color="B7C9DC"/>
-            </w:tcBorders>
-            <w:vAlign w:val="center"/>
-            <w:shd w:fill="FFFFFF"/>
-          </w:tcPr>
-          <w:p>
-            <w:pPr>
-              <w:spacing w:after="0"/>
-              <w:jc w:val="center"/>
-            </w:pPr>
-            <w:r>
-              <w:rPr>
-                <w:sz w:val="21"/>
-              </w:rPr>
-              <w:t>15</w:t>
+              <w:t>Confirm that each feature works according to the expected user flow.</w:t>
             </w:r>
           </w:p>
         </w:tc>
@@ -495,19 +2533,20 @@
           </w:tcPr>
           <w:p>
             <w:pPr>
-              <w:spacing w:after="0"/>
+              <w:spacing w:after="0" w:line="252" w:lineRule="auto"/>
             </w:pPr>
             <w:r>
               <w:rPr>
-                <w:sz w:val="21"/>
+                <w:rFonts w:ascii="Calibri" w:hAnsi="Calibri" w:eastAsia="Calibri"/>
+                <w:sz w:val="19"/>
               </w:rPr>
-              <w:t>Product Catalog</w:t>
+              <w:t>Validation testing</w:t>
             </w:r>
           </w:p>
         </w:tc>
         <w:tc>
           <w:tcPr>
-            <w:tcW w:type="dxa" w:w="5688"/>
+            <w:tcW w:type="dxa" w:w="6840"/>
             <w:tcBorders>
               <w:top w:val="single" w:sz="6" w:space="0" w:color="B7C9DC"/>
               <w:left w:val="single" w:sz="6" w:space="0" w:color="B7C9DC"/>
@@ -519,38 +2558,14 @@
           </w:tcPr>
           <w:p>
             <w:pPr>
-              <w:spacing w:after="0"/>
+              <w:spacing w:after="0" w:line="252" w:lineRule="auto"/>
             </w:pPr>
             <w:r>
               <w:rPr>
-                <w:sz w:val="21"/>
+                <w:rFonts w:ascii="Calibri" w:hAnsi="Calibri" w:eastAsia="Calibri"/>
+                <w:sz w:val="19"/>
               </w:rPr>
-              <w:t>Home page products, category pages, product details, prices, product images, availability, and product attributes.</w:t>
-            </w:r>
-          </w:p>
-        </w:tc>
-        <w:tc>
-          <w:tcPr>
-            <w:tcW w:type="dxa" w:w="1152"/>
-            <w:tcBorders>
-              <w:top w:val="single" w:sz="6" w:space="0" w:color="B7C9DC"/>
-              <w:left w:val="single" w:sz="6" w:space="0" w:color="B7C9DC"/>
-              <w:bottom w:val="single" w:sz="6" w:space="0" w:color="B7C9DC"/>
-              <w:right w:val="single" w:sz="6" w:space="0" w:color="B7C9DC"/>
-            </w:tcBorders>
-            <w:vAlign w:val="center"/>
-            <w:shd w:fill="FFFFFF"/>
-          </w:tcPr>
-          <w:p>
-            <w:pPr>
-              <w:spacing w:after="0"/>
-              <w:jc w:val="center"/>
-            </w:pPr>
-            <w:r>
-              <w:rPr>
-                <w:sz w:val="21"/>
-              </w:rPr>
-              <w:t>15</w:t>
+              <w:t>Check required fields, invalid inputs, empty forms, incorrect email formats, and form-level messages.</w:t>
             </w:r>
           </w:p>
         </w:tc>
@@ -570,19 +2585,20 @@
           </w:tcPr>
           <w:p>
             <w:pPr>
-              <w:spacing w:after="0"/>
+              <w:spacing w:after="0" w:line="252" w:lineRule="auto"/>
             </w:pPr>
             <w:r>
               <w:rPr>
-                <w:sz w:val="21"/>
+                <w:rFonts w:ascii="Calibri" w:hAnsi="Calibri" w:eastAsia="Calibri"/>
+                <w:sz w:val="19"/>
               </w:rPr>
-              <w:t>Search and Filters</w:t>
+              <w:t>Negative testing</w:t>
             </w:r>
           </w:p>
         </w:tc>
         <w:tc>
           <w:tcPr>
-            <w:tcW w:type="dxa" w:w="5688"/>
+            <w:tcW w:type="dxa" w:w="6840"/>
             <w:tcBorders>
               <w:top w:val="single" w:sz="6" w:space="0" w:color="B7C9DC"/>
               <w:left w:val="single" w:sz="6" w:space="0" w:color="B7C9DC"/>
@@ -594,38 +2610,14 @@
           </w:tcPr>
           <w:p>
             <w:pPr>
-              <w:spacing w:after="0"/>
+              <w:spacing w:after="0" w:line="252" w:lineRule="auto"/>
             </w:pPr>
             <w:r>
               <w:rPr>
-                <w:sz w:val="21"/>
+                <w:rFonts w:ascii="Calibri" w:hAnsi="Calibri" w:eastAsia="Calibri"/>
+                <w:sz w:val="19"/>
               </w:rPr>
-              <w:t>Search box, search results, advanced search, sorting, paging, manufacturer filters, and empty-result behavior.</w:t>
-            </w:r>
-          </w:p>
-        </w:tc>
-        <w:tc>
-          <w:tcPr>
-            <w:tcW w:type="dxa" w:w="1152"/>
-            <w:tcBorders>
-              <w:top w:val="single" w:sz="6" w:space="0" w:color="B7C9DC"/>
-              <w:left w:val="single" w:sz="6" w:space="0" w:color="B7C9DC"/>
-              <w:bottom w:val="single" w:sz="6" w:space="0" w:color="B7C9DC"/>
-              <w:right w:val="single" w:sz="6" w:space="0" w:color="B7C9DC"/>
-            </w:tcBorders>
-            <w:vAlign w:val="center"/>
-            <w:shd w:fill="FFFFFF"/>
-          </w:tcPr>
-          <w:p>
-            <w:pPr>
-              <w:spacing w:after="0"/>
-              <w:jc w:val="center"/>
-            </w:pPr>
-            <w:r>
-              <w:rPr>
-                <w:sz w:val="21"/>
-              </w:rPr>
-              <w:t>15</w:t>
+              <w:t>Verify that the application handles wrong inputs and incomplete actions correctly.</w:t>
             </w:r>
           </w:p>
         </w:tc>
@@ -645,19 +2637,20 @@
           </w:tcPr>
           <w:p>
             <w:pPr>
-              <w:spacing w:after="0"/>
+              <w:spacing w:after="0" w:line="252" w:lineRule="auto"/>
             </w:pPr>
             <w:r>
               <w:rPr>
-                <w:sz w:val="21"/>
+                <w:rFonts w:ascii="Calibri" w:hAnsi="Calibri" w:eastAsia="Calibri"/>
+                <w:sz w:val="19"/>
               </w:rPr>
-              <w:t>Cart</w:t>
+              <w:t>Navigation testing</w:t>
             </w:r>
           </w:p>
         </w:tc>
         <w:tc>
           <w:tcPr>
-            <w:tcW w:type="dxa" w:w="5688"/>
+            <w:tcW w:type="dxa" w:w="6840"/>
             <w:tcBorders>
               <w:top w:val="single" w:sz="6" w:space="0" w:color="B7C9DC"/>
               <w:left w:val="single" w:sz="6" w:space="0" w:color="B7C9DC"/>
@@ -669,38 +2662,14 @@
           </w:tcPr>
           <w:p>
             <w:pPr>
-              <w:spacing w:after="0"/>
+              <w:spacing w:after="0" w:line="252" w:lineRule="auto"/>
             </w:pPr>
             <w:r>
               <w:rPr>
-                <w:sz w:val="21"/>
+                <w:rFonts w:ascii="Calibri" w:hAnsi="Calibri" w:eastAsia="Calibri"/>
+                <w:sz w:val="19"/>
               </w:rPr>
-              <w:t>Add to cart, update quantity, remove items, cart subtotal, terms checkbox, continue shopping, and cart persistence.</w:t>
-            </w:r>
-          </w:p>
-        </w:tc>
-        <w:tc>
-          <w:tcPr>
-            <w:tcW w:type="dxa" w:w="1152"/>
-            <w:tcBorders>
-              <w:top w:val="single" w:sz="6" w:space="0" w:color="B7C9DC"/>
-              <w:left w:val="single" w:sz="6" w:space="0" w:color="B7C9DC"/>
-              <w:bottom w:val="single" w:sz="6" w:space="0" w:color="B7C9DC"/>
-              <w:right w:val="single" w:sz="6" w:space="0" w:color="B7C9DC"/>
-            </w:tcBorders>
-            <w:vAlign w:val="center"/>
-            <w:shd w:fill="FFFFFF"/>
-          </w:tcPr>
-          <w:p>
-            <w:pPr>
-              <w:spacing w:after="0"/>
-              <w:jc w:val="center"/>
-            </w:pPr>
-            <w:r>
-              <w:rPr>
-                <w:sz w:val="21"/>
-              </w:rPr>
-              <w:t>15</w:t>
+              <w:t>Check links, menu navigation, breadcrumbs, page redirection, and account page movement.</w:t>
             </w:r>
           </w:p>
         </w:tc>
@@ -720,19 +2689,20 @@
           </w:tcPr>
           <w:p>
             <w:pPr>
-              <w:spacing w:after="0"/>
+              <w:spacing w:after="0" w:line="252" w:lineRule="auto"/>
             </w:pPr>
             <w:r>
               <w:rPr>
-                <w:sz w:val="21"/>
+                <w:rFonts w:ascii="Calibri" w:hAnsi="Calibri" w:eastAsia="Calibri"/>
+                <w:sz w:val="19"/>
               </w:rPr>
-              <w:t>Wishlist and Compare</w:t>
+              <w:t>Regression testing</w:t>
             </w:r>
           </w:p>
         </w:tc>
         <w:tc>
           <w:tcPr>
-            <w:tcW w:type="dxa" w:w="5688"/>
+            <w:tcW w:type="dxa" w:w="6840"/>
             <w:tcBorders>
               <w:top w:val="single" w:sz="6" w:space="0" w:color="B7C9DC"/>
               <w:left w:val="single" w:sz="6" w:space="0" w:color="B7C9DC"/>
@@ -744,38 +2714,14 @@
           </w:tcPr>
           <w:p>
             <w:pPr>
-              <w:spacing w:after="0"/>
+              <w:spacing w:after="0" w:line="252" w:lineRule="auto"/>
             </w:pPr>
             <w:r>
               <w:rPr>
-                <w:sz w:val="21"/>
+                <w:rFonts w:ascii="Calibri" w:hAnsi="Calibri" w:eastAsia="Calibri"/>
+                <w:sz w:val="19"/>
               </w:rPr>
-              <w:t>Add to wishlist, remove wishlist item, wishlist quantity, email wishlist, add to compare, remove compare item, and compare table.</w:t>
-            </w:r>
-          </w:p>
-        </w:tc>
-        <w:tc>
-          <w:tcPr>
-            <w:tcW w:type="dxa" w:w="1152"/>
-            <w:tcBorders>
-              <w:top w:val="single" w:sz="6" w:space="0" w:color="B7C9DC"/>
-              <w:left w:val="single" w:sz="6" w:space="0" w:color="B7C9DC"/>
-              <w:bottom w:val="single" w:sz="6" w:space="0" w:color="B7C9DC"/>
-              <w:right w:val="single" w:sz="6" w:space="0" w:color="B7C9DC"/>
-            </w:tcBorders>
-            <w:vAlign w:val="center"/>
-            <w:shd w:fill="FFFFFF"/>
-          </w:tcPr>
-          <w:p>
-            <w:pPr>
-              <w:spacing w:after="0"/>
-              <w:jc w:val="center"/>
-            </w:pPr>
-            <w:r>
-              <w:rPr>
-                <w:sz w:val="21"/>
-              </w:rPr>
-              <w:t>15</w:t>
+              <w:t>Re-run automated cases after changes in scripts or test data to ensure existing flows still work.</w:t>
             </w:r>
           </w:p>
         </w:tc>
@@ -795,19 +2741,20 @@
           </w:tcPr>
           <w:p>
             <w:pPr>
-              <w:spacing w:after="0"/>
+              <w:spacing w:after="0" w:line="252" w:lineRule="auto"/>
             </w:pPr>
             <w:r>
               <w:rPr>
-                <w:sz w:val="21"/>
+                <w:rFonts w:ascii="Calibri" w:hAnsi="Calibri" w:eastAsia="Calibri"/>
+                <w:sz w:val="19"/>
               </w:rPr>
-              <w:t>Checkout and Payment</w:t>
+              <w:t>UI assertion testing</w:t>
             </w:r>
           </w:p>
         </w:tc>
         <w:tc>
           <w:tcPr>
-            <w:tcW w:type="dxa" w:w="5688"/>
+            <w:tcW w:type="dxa" w:w="6840"/>
             <w:tcBorders>
               <w:top w:val="single" w:sz="6" w:space="0" w:color="B7C9DC"/>
               <w:left w:val="single" w:sz="6" w:space="0" w:color="B7C9DC"/>
@@ -819,19 +2766,169 @@
           </w:tcPr>
           <w:p>
             <w:pPr>
-              <w:spacing w:after="0"/>
+              <w:spacing w:after="0" w:line="252" w:lineRule="auto"/>
             </w:pPr>
             <w:r>
               <w:rPr>
-                <w:sz w:val="21"/>
+                <w:rFonts w:ascii="Calibri" w:hAnsi="Calibri" w:eastAsia="Calibri"/>
+                <w:sz w:val="19"/>
               </w:rPr>
-              <w:t>Guest checkout, registered checkout, billing step, shipping step, payment method, payment information, order review, and order confirmation.</w:t>
+              <w:t>Verify headings, visible messages, product names, cart counts, totals, and confirmation text.</w:t>
+            </w:r>
+          </w:p>
+        </w:tc>
+      </w:tr>
+    </w:tbl>
+    <w:p/>
+    <w:p>
+      <w:pPr>
+        <w:pStyle w:val="Heading1"/>
+        <w:keepNext/>
+      </w:pPr>
+      <w:r>
+        <w:t>Automation Approach</w:t>
+      </w:r>
+    </w:p>
+    <w:p>
+      <w:r>
+        <w:t>Automation will be created using Playwright with JavaScript. The tests will be organized service-wise so that each module can be maintained separately and executed independently if needed.</w:t>
+      </w:r>
+    </w:p>
+    <w:p>
+      <w:pPr>
+        <w:pStyle w:val="ListBullet"/>
+      </w:pPr>
+      <w:r>
+        <w:t>Use Playwright Test as the test runner.</w:t>
+      </w:r>
+    </w:p>
+    <w:p>
+      <w:pPr>
+        <w:pStyle w:val="ListBullet"/>
+      </w:pPr>
+      <w:r>
+        <w:t>Create separate spec files for major services such as authentication, catalog, search, cart, wishlist, checkout, address, and account/support.</w:t>
+      </w:r>
+    </w:p>
+    <w:p>
+      <w:pPr>
+        <w:pStyle w:val="ListBullet"/>
+      </w:pPr>
+      <w:r>
+        <w:t>Use stable locators such as role, label, text, placeholder, and visible UI selectors wherever possible.</w:t>
+      </w:r>
+    </w:p>
+    <w:p>
+      <w:pPr>
+        <w:pStyle w:val="ListBullet"/>
+      </w:pPr>
+      <w:r>
+        <w:t>Use assertions to verify page URLs, visible messages, product names, cart counts, table rows, form validations, and order confirmation text.</w:t>
+      </w:r>
+    </w:p>
+    <w:p>
+      <w:pPr>
+        <w:pStyle w:val="ListBullet"/>
+      </w:pPr>
+      <w:r>
+        <w:t>Use hooks or reusable helper functions only where they reduce repeated setup, such as registration/login or adding products to cart.</w:t>
+      </w:r>
+    </w:p>
+    <w:p>
+      <w:pPr>
+        <w:pStyle w:val="ListBullet"/>
+      </w:pPr>
+      <w:r>
+        <w:t>Keep test data separate from the test logic so dummy names, emails, addresses, and product names can be changed easily.</w:t>
+      </w:r>
+    </w:p>
+    <w:p>
+      <w:pPr>
+        <w:pStyle w:val="Heading1"/>
+        <w:keepNext/>
+      </w:pPr>
+      <w:r>
+        <w:t>Planned Project Structure</w:t>
+      </w:r>
+    </w:p>
+    <w:tbl>
+      <w:tblPr>
+        <w:tblW w:type="dxa" w:w="9360"/>
+        <w:jc w:val="left"/>
+        <w:tblLayout w:type="fixed"/>
+        <w:tblLook w:firstColumn="1" w:firstRow="1" w:lastColumn="0" w:lastRow="0" w:noHBand="0" w:noVBand="1" w:val="04A0"/>
+        <w:tblInd w:w="120" w:type="dxa"/>
+        <w:tblCellMar>
+          <w:top w:w="90" w:type="dxa"/>
+          <w:start w:w="125" w:type="dxa"/>
+          <w:bottom w:w="90" w:type="dxa"/>
+          <w:end w:w="125" w:type="dxa"/>
+        </w:tblCellMar>
+      </w:tblPr>
+      <w:tblGrid>
+        <w:gridCol w:w="4680"/>
+        <w:gridCol w:w="4680"/>
+      </w:tblGrid>
+      <w:tr>
+        <w:tc>
+          <w:tcPr>
+            <w:tcW w:type="dxa" w:w="3384"/>
+            <w:tcBorders>
+              <w:top w:val="single" w:sz="6" w:space="0" w:color="B7C9DC"/>
+              <w:left w:val="single" w:sz="6" w:space="0" w:color="B7C9DC"/>
+              <w:bottom w:val="single" w:sz="6" w:space="0" w:color="B7C9DC"/>
+              <w:right w:val="single" w:sz="6" w:space="0" w:color="B7C9DC"/>
+            </w:tcBorders>
+            <w:vAlign w:val="center"/>
+            <w:shd w:fill="E8EEF5"/>
+          </w:tcPr>
+          <w:p>
+            <w:pPr>
+              <w:spacing w:after="0" w:line="252" w:lineRule="auto"/>
+            </w:pPr>
+            <w:r>
+              <w:rPr>
+                <w:rFonts w:ascii="Calibri" w:hAnsi="Calibri" w:eastAsia="Calibri"/>
+                <w:b/>
+                <w:color w:val="14314E"/>
+                <w:sz w:val="18"/>
+              </w:rPr>
+              <w:t>Folder / File</w:t>
             </w:r>
           </w:p>
         </w:tc>
         <w:tc>
           <w:tcPr>
-            <w:tcW w:type="dxa" w:w="1152"/>
+            <w:tcW w:type="dxa" w:w="5976"/>
+            <w:tcBorders>
+              <w:top w:val="single" w:sz="6" w:space="0" w:color="B7C9DC"/>
+              <w:left w:val="single" w:sz="6" w:space="0" w:color="B7C9DC"/>
+              <w:bottom w:val="single" w:sz="6" w:space="0" w:color="B7C9DC"/>
+              <w:right w:val="single" w:sz="6" w:space="0" w:color="B7C9DC"/>
+            </w:tcBorders>
+            <w:vAlign w:val="center"/>
+            <w:shd w:fill="E8EEF5"/>
+          </w:tcPr>
+          <w:p>
+            <w:pPr>
+              <w:spacing w:after="0" w:line="252" w:lineRule="auto"/>
+            </w:pPr>
+            <w:r>
+              <w:rPr>
+                <w:rFonts w:ascii="Calibri" w:hAnsi="Calibri" w:eastAsia="Calibri"/>
+                <w:b/>
+                <w:color w:val="14314E"/>
+                <w:sz w:val="18"/>
+              </w:rPr>
+              <w:t>Purpose</w:t>
+            </w:r>
+          </w:p>
+        </w:tc>
+      </w:tr>
+      <w:tr>
+        <w:tc>
+          <w:tcPr>
+            <w:tcW w:type="dxa" w:w="3384"/>
             <w:tcBorders>
               <w:top w:val="single" w:sz="6" w:space="0" w:color="B7C9DC"/>
               <w:left w:val="single" w:sz="6" w:space="0" w:color="B7C9DC"/>
@@ -843,22 +2940,20 @@
           </w:tcPr>
           <w:p>
             <w:pPr>
-              <w:spacing w:after="0"/>
-              <w:jc w:val="center"/>
+              <w:spacing w:after="0" w:line="252" w:lineRule="auto"/>
             </w:pPr>
             <w:r>
               <w:rPr>
-                <w:sz w:val="21"/>
+                <w:rFonts w:ascii="Calibri" w:hAnsi="Calibri" w:eastAsia="Calibri"/>
+                <w:sz w:val="18"/>
               </w:rPr>
-              <w:t>15</w:t>
+              <w:t>tests/authentication.spec.js</w:t>
             </w:r>
           </w:p>
         </w:tc>
-      </w:tr>
-      <w:tr>
         <w:tc>
           <w:tcPr>
-            <w:tcW w:type="dxa" w:w="2520"/>
+            <w:tcW w:type="dxa" w:w="5976"/>
             <w:tcBorders>
               <w:top w:val="single" w:sz="6" w:space="0" w:color="B7C9DC"/>
               <w:left w:val="single" w:sz="6" w:space="0" w:color="B7C9DC"/>
@@ -870,19 +2965,22 @@
           </w:tcPr>
           <w:p>
             <w:pPr>
-              <w:spacing w:after="0"/>
+              <w:spacing w:after="0" w:line="252" w:lineRule="auto"/>
             </w:pPr>
             <w:r>
               <w:rPr>
-                <w:sz w:val="21"/>
+                <w:rFonts w:ascii="Calibri" w:hAnsi="Calibri" w:eastAsia="Calibri"/>
+                <w:sz w:val="18"/>
               </w:rPr>
-              <w:t>Address and Shipping</w:t>
+              <w:t>Registration, login, logout, and authentication validation test cases</w:t>
             </w:r>
           </w:p>
         </w:tc>
+      </w:tr>
+      <w:tr>
         <w:tc>
           <w:tcPr>
-            <w:tcW w:type="dxa" w:w="5688"/>
+            <w:tcW w:type="dxa" w:w="3384"/>
             <w:tcBorders>
               <w:top w:val="single" w:sz="6" w:space="0" w:color="B7C9DC"/>
               <w:left w:val="single" w:sz="6" w:space="0" w:color="B7C9DC"/>
@@ -894,19 +2992,20 @@
           </w:tcPr>
           <w:p>
             <w:pPr>
-              <w:spacing w:after="0"/>
+              <w:spacing w:after="0" w:line="252" w:lineRule="auto"/>
             </w:pPr>
             <w:r>
               <w:rPr>
-                <w:sz w:val="21"/>
+                <w:rFonts w:ascii="Calibri" w:hAnsi="Calibri" w:eastAsia="Calibri"/>
+                <w:sz w:val="18"/>
               </w:rPr>
-              <w:t>Billing address, shipping address, country/state selection, required address fields, shipping method, and address display during checkout.</w:t>
+              <w:t>tests/productCatalog.spec.js</w:t>
             </w:r>
           </w:p>
         </w:tc>
         <w:tc>
           <w:tcPr>
-            <w:tcW w:type="dxa" w:w="1152"/>
+            <w:tcW w:type="dxa" w:w="5976"/>
             <w:tcBorders>
               <w:top w:val="single" w:sz="6" w:space="0" w:color="B7C9DC"/>
               <w:left w:val="single" w:sz="6" w:space="0" w:color="B7C9DC"/>
@@ -918,14 +3017,14 @@
           </w:tcPr>
           <w:p>
             <w:pPr>
-              <w:spacing w:after="0"/>
-              <w:jc w:val="center"/>
+              <w:spacing w:after="0" w:line="252" w:lineRule="auto"/>
             </w:pPr>
             <w:r>
               <w:rPr>
-                <w:sz w:val="21"/>
+                <w:rFonts w:ascii="Calibri" w:hAnsi="Calibri" w:eastAsia="Calibri"/>
+                <w:sz w:val="18"/>
               </w:rPr>
-              <w:t>15</w:t>
+              <w:t>Product listing, category, product detail, and product attribute test cases</w:t>
             </w:r>
           </w:p>
         </w:tc>
@@ -933,7 +3032,7 @@
       <w:tr>
         <w:tc>
           <w:tcPr>
-            <w:tcW w:type="dxa" w:w="2520"/>
+            <w:tcW w:type="dxa" w:w="3384"/>
             <w:tcBorders>
               <w:top w:val="single" w:sz="6" w:space="0" w:color="B7C9DC"/>
               <w:left w:val="single" w:sz="6" w:space="0" w:color="B7C9DC"/>
@@ -945,19 +3044,20 @@
           </w:tcPr>
           <w:p>
             <w:pPr>
-              <w:spacing w:after="0"/>
+              <w:spacing w:after="0" w:line="252" w:lineRule="auto"/>
             </w:pPr>
             <w:r>
               <w:rPr>
-                <w:sz w:val="21"/>
+                <w:rFonts w:ascii="Calibri" w:hAnsi="Calibri" w:eastAsia="Calibri"/>
+                <w:sz w:val="18"/>
               </w:rPr>
-              <w:t>Customer Support and Account</w:t>
+              <w:t>tests/searchFilters.spec.js</w:t>
             </w:r>
           </w:p>
         </w:tc>
         <w:tc>
           <w:tcPr>
-            <w:tcW w:type="dxa" w:w="5688"/>
+            <w:tcW w:type="dxa" w:w="5976"/>
             <w:tcBorders>
               <w:top w:val="single" w:sz="6" w:space="0" w:color="B7C9DC"/>
               <w:left w:val="single" w:sz="6" w:space="0" w:color="B7C9DC"/>
@@ -969,19 +3069,22 @@
           </w:tcPr>
           <w:p>
             <w:pPr>
-              <w:spacing w:after="0"/>
+              <w:spacing w:after="0" w:line="252" w:lineRule="auto"/>
             </w:pPr>
             <w:r>
               <w:rPr>
-                <w:sz w:val="21"/>
+                <w:rFonts w:ascii="Calibri" w:hAnsi="Calibri" w:eastAsia="Calibri"/>
+                <w:sz w:val="18"/>
               </w:rPr>
-              <w:t>Contact Us form, My Account page, order history, downloadable products, reward points, change password, and account navigation.</w:t>
+              <w:t>Search, advanced search, sorting, filtering, and paging test cases</w:t>
             </w:r>
           </w:p>
         </w:tc>
+      </w:tr>
+      <w:tr>
         <w:tc>
           <w:tcPr>
-            <w:tcW w:type="dxa" w:w="1152"/>
+            <w:tcW w:type="dxa" w:w="3384"/>
             <w:tcBorders>
               <w:top w:val="single" w:sz="6" w:space="0" w:color="B7C9DC"/>
               <w:left w:val="single" w:sz="6" w:space="0" w:color="B7C9DC"/>
@@ -993,14 +3096,351 @@
           </w:tcPr>
           <w:p>
             <w:pPr>
-              <w:spacing w:after="0"/>
-              <w:jc w:val="center"/>
+              <w:spacing w:after="0" w:line="252" w:lineRule="auto"/>
             </w:pPr>
             <w:r>
               <w:rPr>
-                <w:sz w:val="21"/>
+                <w:rFonts w:ascii="Calibri" w:hAnsi="Calibri" w:eastAsia="Calibri"/>
+                <w:sz w:val="18"/>
               </w:rPr>
-              <w:t>15</w:t>
+              <w:t>tests/cart.spec.js</w:t>
+            </w:r>
+          </w:p>
+        </w:tc>
+        <w:tc>
+          <w:tcPr>
+            <w:tcW w:type="dxa" w:w="5976"/>
+            <w:tcBorders>
+              <w:top w:val="single" w:sz="6" w:space="0" w:color="B7C9DC"/>
+              <w:left w:val="single" w:sz="6" w:space="0" w:color="B7C9DC"/>
+              <w:bottom w:val="single" w:sz="6" w:space="0" w:color="B7C9DC"/>
+              <w:right w:val="single" w:sz="6" w:space="0" w:color="B7C9DC"/>
+            </w:tcBorders>
+            <w:vAlign w:val="center"/>
+            <w:shd w:fill="FFFFFF"/>
+          </w:tcPr>
+          <w:p>
+            <w:pPr>
+              <w:spacing w:after="0" w:line="252" w:lineRule="auto"/>
+            </w:pPr>
+            <w:r>
+              <w:rPr>
+                <w:rFonts w:ascii="Calibri" w:hAnsi="Calibri" w:eastAsia="Calibri"/>
+                <w:sz w:val="18"/>
+              </w:rPr>
+              <w:t>Cart add, remove, update quantity, total, and cart navigation test cases</w:t>
+            </w:r>
+          </w:p>
+        </w:tc>
+      </w:tr>
+      <w:tr>
+        <w:tc>
+          <w:tcPr>
+            <w:tcW w:type="dxa" w:w="3384"/>
+            <w:tcBorders>
+              <w:top w:val="single" w:sz="6" w:space="0" w:color="B7C9DC"/>
+              <w:left w:val="single" w:sz="6" w:space="0" w:color="B7C9DC"/>
+              <w:bottom w:val="single" w:sz="6" w:space="0" w:color="B7C9DC"/>
+              <w:right w:val="single" w:sz="6" w:space="0" w:color="B7C9DC"/>
+            </w:tcBorders>
+            <w:vAlign w:val="center"/>
+            <w:shd w:fill="FFFFFF"/>
+          </w:tcPr>
+          <w:p>
+            <w:pPr>
+              <w:spacing w:after="0" w:line="252" w:lineRule="auto"/>
+            </w:pPr>
+            <w:r>
+              <w:rPr>
+                <w:rFonts w:ascii="Calibri" w:hAnsi="Calibri" w:eastAsia="Calibri"/>
+                <w:sz w:val="18"/>
+              </w:rPr>
+              <w:t>tests/wishlistCompare.spec.js</w:t>
+            </w:r>
+          </w:p>
+        </w:tc>
+        <w:tc>
+          <w:tcPr>
+            <w:tcW w:type="dxa" w:w="5976"/>
+            <w:tcBorders>
+              <w:top w:val="single" w:sz="6" w:space="0" w:color="B7C9DC"/>
+              <w:left w:val="single" w:sz="6" w:space="0" w:color="B7C9DC"/>
+              <w:bottom w:val="single" w:sz="6" w:space="0" w:color="B7C9DC"/>
+              <w:right w:val="single" w:sz="6" w:space="0" w:color="B7C9DC"/>
+            </w:tcBorders>
+            <w:vAlign w:val="center"/>
+            <w:shd w:fill="FFFFFF"/>
+          </w:tcPr>
+          <w:p>
+            <w:pPr>
+              <w:spacing w:after="0" w:line="252" w:lineRule="auto"/>
+            </w:pPr>
+            <w:r>
+              <w:rPr>
+                <w:rFonts w:ascii="Calibri" w:hAnsi="Calibri" w:eastAsia="Calibri"/>
+                <w:sz w:val="18"/>
+              </w:rPr>
+              <w:t>Wishlist and compare product test cases</w:t>
+            </w:r>
+          </w:p>
+        </w:tc>
+      </w:tr>
+      <w:tr>
+        <w:tc>
+          <w:tcPr>
+            <w:tcW w:type="dxa" w:w="3384"/>
+            <w:tcBorders>
+              <w:top w:val="single" w:sz="6" w:space="0" w:color="B7C9DC"/>
+              <w:left w:val="single" w:sz="6" w:space="0" w:color="B7C9DC"/>
+              <w:bottom w:val="single" w:sz="6" w:space="0" w:color="B7C9DC"/>
+              <w:right w:val="single" w:sz="6" w:space="0" w:color="B7C9DC"/>
+            </w:tcBorders>
+            <w:vAlign w:val="center"/>
+            <w:shd w:fill="FFFFFF"/>
+          </w:tcPr>
+          <w:p>
+            <w:pPr>
+              <w:spacing w:after="0" w:line="252" w:lineRule="auto"/>
+            </w:pPr>
+            <w:r>
+              <w:rPr>
+                <w:rFonts w:ascii="Calibri" w:hAnsi="Calibri" w:eastAsia="Calibri"/>
+                <w:sz w:val="18"/>
+              </w:rPr>
+              <w:t>tests/checkoutPayment.spec.js</w:t>
+            </w:r>
+          </w:p>
+        </w:tc>
+        <w:tc>
+          <w:tcPr>
+            <w:tcW w:type="dxa" w:w="5976"/>
+            <w:tcBorders>
+              <w:top w:val="single" w:sz="6" w:space="0" w:color="B7C9DC"/>
+              <w:left w:val="single" w:sz="6" w:space="0" w:color="B7C9DC"/>
+              <w:bottom w:val="single" w:sz="6" w:space="0" w:color="B7C9DC"/>
+              <w:right w:val="single" w:sz="6" w:space="0" w:color="B7C9DC"/>
+            </w:tcBorders>
+            <w:vAlign w:val="center"/>
+            <w:shd w:fill="FFFFFF"/>
+          </w:tcPr>
+          <w:p>
+            <w:pPr>
+              <w:spacing w:after="0" w:line="252" w:lineRule="auto"/>
+            </w:pPr>
+            <w:r>
+              <w:rPr>
+                <w:rFonts w:ascii="Calibri" w:hAnsi="Calibri" w:eastAsia="Calibri"/>
+                <w:sz w:val="18"/>
+              </w:rPr>
+              <w:t>Checkout journey, payment method, review order, and order confirmation test cases</w:t>
+            </w:r>
+          </w:p>
+        </w:tc>
+      </w:tr>
+      <w:tr>
+        <w:tc>
+          <w:tcPr>
+            <w:tcW w:type="dxa" w:w="3384"/>
+            <w:tcBorders>
+              <w:top w:val="single" w:sz="6" w:space="0" w:color="B7C9DC"/>
+              <w:left w:val="single" w:sz="6" w:space="0" w:color="B7C9DC"/>
+              <w:bottom w:val="single" w:sz="6" w:space="0" w:color="B7C9DC"/>
+              <w:right w:val="single" w:sz="6" w:space="0" w:color="B7C9DC"/>
+            </w:tcBorders>
+            <w:vAlign w:val="center"/>
+            <w:shd w:fill="FFFFFF"/>
+          </w:tcPr>
+          <w:p>
+            <w:pPr>
+              <w:spacing w:after="0" w:line="252" w:lineRule="auto"/>
+            </w:pPr>
+            <w:r>
+              <w:rPr>
+                <w:rFonts w:ascii="Calibri" w:hAnsi="Calibri" w:eastAsia="Calibri"/>
+                <w:sz w:val="18"/>
+              </w:rPr>
+              <w:t>tests/addressShipping.spec.js</w:t>
+            </w:r>
+          </w:p>
+        </w:tc>
+        <w:tc>
+          <w:tcPr>
+            <w:tcW w:type="dxa" w:w="5976"/>
+            <w:tcBorders>
+              <w:top w:val="single" w:sz="6" w:space="0" w:color="B7C9DC"/>
+              <w:left w:val="single" w:sz="6" w:space="0" w:color="B7C9DC"/>
+              <w:bottom w:val="single" w:sz="6" w:space="0" w:color="B7C9DC"/>
+              <w:right w:val="single" w:sz="6" w:space="0" w:color="B7C9DC"/>
+            </w:tcBorders>
+            <w:vAlign w:val="center"/>
+            <w:shd w:fill="FFFFFF"/>
+          </w:tcPr>
+          <w:p>
+            <w:pPr>
+              <w:spacing w:after="0" w:line="252" w:lineRule="auto"/>
+            </w:pPr>
+            <w:r>
+              <w:rPr>
+                <w:rFonts w:ascii="Calibri" w:hAnsi="Calibri" w:eastAsia="Calibri"/>
+                <w:sz w:val="18"/>
+              </w:rPr>
+              <w:t>Address form, shipping method, and address display test cases</w:t>
+            </w:r>
+          </w:p>
+        </w:tc>
+      </w:tr>
+      <w:tr>
+        <w:tc>
+          <w:tcPr>
+            <w:tcW w:type="dxa" w:w="3384"/>
+            <w:tcBorders>
+              <w:top w:val="single" w:sz="6" w:space="0" w:color="B7C9DC"/>
+              <w:left w:val="single" w:sz="6" w:space="0" w:color="B7C9DC"/>
+              <w:bottom w:val="single" w:sz="6" w:space="0" w:color="B7C9DC"/>
+              <w:right w:val="single" w:sz="6" w:space="0" w:color="B7C9DC"/>
+            </w:tcBorders>
+            <w:vAlign w:val="center"/>
+            <w:shd w:fill="FFFFFF"/>
+          </w:tcPr>
+          <w:p>
+            <w:pPr>
+              <w:spacing w:after="0" w:line="252" w:lineRule="auto"/>
+            </w:pPr>
+            <w:r>
+              <w:rPr>
+                <w:rFonts w:ascii="Calibri" w:hAnsi="Calibri" w:eastAsia="Calibri"/>
+                <w:sz w:val="18"/>
+              </w:rPr>
+              <w:t>tests/accountSupport.spec.js</w:t>
+            </w:r>
+          </w:p>
+        </w:tc>
+        <w:tc>
+          <w:tcPr>
+            <w:tcW w:type="dxa" w:w="5976"/>
+            <w:tcBorders>
+              <w:top w:val="single" w:sz="6" w:space="0" w:color="B7C9DC"/>
+              <w:left w:val="single" w:sz="6" w:space="0" w:color="B7C9DC"/>
+              <w:bottom w:val="single" w:sz="6" w:space="0" w:color="B7C9DC"/>
+              <w:right w:val="single" w:sz="6" w:space="0" w:color="B7C9DC"/>
+            </w:tcBorders>
+            <w:vAlign w:val="center"/>
+            <w:shd w:fill="FFFFFF"/>
+          </w:tcPr>
+          <w:p>
+            <w:pPr>
+              <w:spacing w:after="0" w:line="252" w:lineRule="auto"/>
+            </w:pPr>
+            <w:r>
+              <w:rPr>
+                <w:rFonts w:ascii="Calibri" w:hAnsi="Calibri" w:eastAsia="Calibri"/>
+                <w:sz w:val="18"/>
+              </w:rPr>
+              <w:t>Contact Us, account pages, orders, password, newsletter, and support-related test cases</w:t>
+            </w:r>
+          </w:p>
+        </w:tc>
+      </w:tr>
+      <w:tr>
+        <w:tc>
+          <w:tcPr>
+            <w:tcW w:type="dxa" w:w="3384"/>
+            <w:tcBorders>
+              <w:top w:val="single" w:sz="6" w:space="0" w:color="B7C9DC"/>
+              <w:left w:val="single" w:sz="6" w:space="0" w:color="B7C9DC"/>
+              <w:bottom w:val="single" w:sz="6" w:space="0" w:color="B7C9DC"/>
+              <w:right w:val="single" w:sz="6" w:space="0" w:color="B7C9DC"/>
+            </w:tcBorders>
+            <w:vAlign w:val="center"/>
+            <w:shd w:fill="FFFFFF"/>
+          </w:tcPr>
+          <w:p>
+            <w:pPr>
+              <w:spacing w:after="0" w:line="252" w:lineRule="auto"/>
+            </w:pPr>
+            <w:r>
+              <w:rPr>
+                <w:rFonts w:ascii="Calibri" w:hAnsi="Calibri" w:eastAsia="Calibri"/>
+                <w:sz w:val="18"/>
+              </w:rPr>
+              <w:t>test-data/</w:t>
+            </w:r>
+          </w:p>
+        </w:tc>
+        <w:tc>
+          <w:tcPr>
+            <w:tcW w:type="dxa" w:w="5976"/>
+            <w:tcBorders>
+              <w:top w:val="single" w:sz="6" w:space="0" w:color="B7C9DC"/>
+              <w:left w:val="single" w:sz="6" w:space="0" w:color="B7C9DC"/>
+              <w:bottom w:val="single" w:sz="6" w:space="0" w:color="B7C9DC"/>
+              <w:right w:val="single" w:sz="6" w:space="0" w:color="B7C9DC"/>
+            </w:tcBorders>
+            <w:vAlign w:val="center"/>
+            <w:shd w:fill="FFFFFF"/>
+          </w:tcPr>
+          <w:p>
+            <w:pPr>
+              <w:spacing w:after="0" w:line="252" w:lineRule="auto"/>
+            </w:pPr>
+            <w:r>
+              <w:rPr>
+                <w:rFonts w:ascii="Calibri" w:hAnsi="Calibri" w:eastAsia="Calibri"/>
+                <w:sz w:val="18"/>
+              </w:rPr>
+              <w:t>Reusable dummy data for users, addresses, products, and checkout forms</w:t>
+            </w:r>
+          </w:p>
+        </w:tc>
+      </w:tr>
+      <w:tr>
+        <w:tc>
+          <w:tcPr>
+            <w:tcW w:type="dxa" w:w="3384"/>
+            <w:tcBorders>
+              <w:top w:val="single" w:sz="6" w:space="0" w:color="B7C9DC"/>
+              <w:left w:val="single" w:sz="6" w:space="0" w:color="B7C9DC"/>
+              <w:bottom w:val="single" w:sz="6" w:space="0" w:color="B7C9DC"/>
+              <w:right w:val="single" w:sz="6" w:space="0" w:color="B7C9DC"/>
+            </w:tcBorders>
+            <w:vAlign w:val="center"/>
+            <w:shd w:fill="FFFFFF"/>
+          </w:tcPr>
+          <w:p>
+            <w:pPr>
+              <w:spacing w:after="0" w:line="252" w:lineRule="auto"/>
+            </w:pPr>
+            <w:r>
+              <w:rPr>
+                <w:rFonts w:ascii="Calibri" w:hAnsi="Calibri" w:eastAsia="Calibri"/>
+                <w:sz w:val="18"/>
+              </w:rPr>
+              <w:t>playwright-report/</w:t>
+            </w:r>
+          </w:p>
+        </w:tc>
+        <w:tc>
+          <w:tcPr>
+            <w:tcW w:type="dxa" w:w="5976"/>
+            <w:tcBorders>
+              <w:top w:val="single" w:sz="6" w:space="0" w:color="B7C9DC"/>
+              <w:left w:val="single" w:sz="6" w:space="0" w:color="B7C9DC"/>
+              <w:bottom w:val="single" w:sz="6" w:space="0" w:color="B7C9DC"/>
+              <w:right w:val="single" w:sz="6" w:space="0" w:color="B7C9DC"/>
+            </w:tcBorders>
+            <w:vAlign w:val="center"/>
+            <w:shd w:fill="FFFFFF"/>
+          </w:tcPr>
+          <w:p>
+            <w:pPr>
+              <w:spacing w:after="0" w:line="252" w:lineRule="auto"/>
+            </w:pPr>
+            <w:r>
+              <w:rPr>
+                <w:rFonts w:ascii="Calibri" w:hAnsi="Calibri" w:eastAsia="Calibri"/>
+                <w:sz w:val="18"/>
+              </w:rPr>
+              <w:t>HTML execution report generated after running the suite</w:t>
             </w:r>
           </w:p>
         </w:tc>
@@ -1010,14 +3450,15 @@
     <w:p>
       <w:pPr>
         <w:pStyle w:val="Heading1"/>
+        <w:keepNext/>
       </w:pPr>
       <w:r>
-        <w:t>Testing Approach</w:t>
+        <w:t>Test Data Strategy</w:t>
       </w:r>
     </w:p>
     <w:p>
       <w:r>
-        <w:t>The testing will focus on functional UI automation. Each service will include positive and negative scenarios, field validation checks, navigation checks, and assertions for expected page behavior.</w:t>
+        <w:t>The website is a public demo site, so all test data will be dummy data. Unique email addresses will be generated for registration flows to avoid duplicate account issues.</w:t>
       </w:r>
     </w:p>
     <w:p>
@@ -1025,7 +3466,7 @@
         <w:pStyle w:val="ListBullet"/>
       </w:pPr>
       <w:r>
-        <w:t>Prepare 15 test cases for each selected service.</w:t>
+        <w:t>Use dummy user names, phone numbers, addresses, company names, and emails.</w:t>
       </w:r>
     </w:p>
     <w:p>
@@ -1033,7 +3474,7 @@
         <w:pStyle w:val="ListBullet"/>
       </w:pPr>
       <w:r>
-        <w:t>Use Playwright with JavaScript for browser automation.</w:t>
+        <w:t>Avoid real customer data, real card data, or real personal information.</w:t>
       </w:r>
     </w:p>
     <w:p>
@@ -1041,7 +3482,7 @@
         <w:pStyle w:val="ListBullet"/>
       </w:pPr>
       <w:r>
-        <w:t>Use dummy training data only and avoid real payment or personal data.</w:t>
+        <w:t>Use products already available on the demo store, such as computers, electronics, apparel, books, jewelry, and gift cards.</w:t>
       </w:r>
     </w:p>
     <w:p>
@@ -1049,7 +3490,7 @@
         <w:pStyle w:val="ListBullet"/>
       </w:pPr>
       <w:r>
-        <w:t>Create reusable test data for login, registration, cart, checkout, and address flows.</w:t>
+        <w:t>Prepare reusable data objects for registration, billing address, shipping address, and contact form scenarios.</w:t>
       </w:r>
     </w:p>
     <w:p>
@@ -1057,15 +3498,16 @@
         <w:pStyle w:val="ListBullet"/>
       </w:pPr>
       <w:r>
-        <w:t>Generate execution evidence such as HTML report, screenshots, or traces as required.</w:t>
+        <w:t>Handle site reset behavior by creating fresh data when required.</w:t>
       </w:r>
     </w:p>
     <w:p>
       <w:pPr>
         <w:pStyle w:val="Heading1"/>
+        <w:keepNext/>
       </w:pPr>
       <w:r>
-        <w:t>Tools And Deliverables</w:t>
+        <w:t>Entry And Exit Criteria</w:t>
       </w:r>
     </w:p>
     <w:tbl>
@@ -1076,21 +3518,20 @@
         <w:tblLook w:firstColumn="1" w:firstRow="1" w:lastColumn="0" w:lastRow="0" w:noHBand="0" w:noVBand="1" w:val="04A0"/>
         <w:tblInd w:w="120" w:type="dxa"/>
         <w:tblCellMar>
-          <w:top w:w="80" w:type="dxa"/>
-          <w:start w:w="120" w:type="dxa"/>
-          <w:bottom w:w="80" w:type="dxa"/>
-          <w:end w:w="120" w:type="dxa"/>
+          <w:top w:w="90" w:type="dxa"/>
+          <w:start w:w="125" w:type="dxa"/>
+          <w:bottom w:w="90" w:type="dxa"/>
+          <w:end w:w="125" w:type="dxa"/>
         </w:tblCellMar>
       </w:tblPr>
       <w:tblGrid>
-        <w:gridCol w:w="3120"/>
-        <w:gridCol w:w="3120"/>
-        <w:gridCol w:w="3120"/>
+        <w:gridCol w:w="4680"/>
+        <w:gridCol w:w="4680"/>
       </w:tblGrid>
       <w:tr>
         <w:tc>
           <w:tcPr>
-            <w:tcW w:type="dxa" w:w="2088"/>
+            <w:tcW w:type="dxa" w:w="4680"/>
             <w:tcBorders>
               <w:top w:val="single" w:sz="6" w:space="0" w:color="B7C9DC"/>
               <w:left w:val="single" w:sz="6" w:space="0" w:color="B7C9DC"/>
@@ -1102,21 +3543,22 @@
           </w:tcPr>
           <w:p>
             <w:pPr>
-              <w:spacing w:after="0"/>
+              <w:spacing w:after="0" w:line="252" w:lineRule="auto"/>
             </w:pPr>
             <w:r>
               <w:rPr>
+                <w:rFonts w:ascii="Calibri" w:hAnsi="Calibri" w:eastAsia="Calibri"/>
                 <w:b/>
                 <w:color w:val="14314E"/>
-                <w:sz w:val="21"/>
+                <w:sz w:val="19"/>
               </w:rPr>
-              <w:t>Area</w:t>
+              <w:t>Entry criteria</w:t>
             </w:r>
           </w:p>
         </w:tc>
         <w:tc>
           <w:tcPr>
-            <w:tcW w:type="dxa" w:w="2952"/>
+            <w:tcW w:type="dxa" w:w="4680"/>
             <w:tcBorders>
               <w:top w:val="single" w:sz="6" w:space="0" w:color="B7C9DC"/>
               <w:left w:val="single" w:sz="6" w:space="0" w:color="B7C9DC"/>
@@ -1128,21 +3570,318 @@
           </w:tcPr>
           <w:p>
             <w:pPr>
-              <w:spacing w:after="0"/>
+              <w:spacing w:after="0" w:line="252" w:lineRule="auto"/>
             </w:pPr>
             <w:r>
               <w:rPr>
+                <w:rFonts w:ascii="Calibri" w:hAnsi="Calibri" w:eastAsia="Calibri"/>
                 <w:b/>
                 <w:color w:val="14314E"/>
-                <w:sz w:val="21"/>
+                <w:sz w:val="19"/>
               </w:rPr>
-              <w:t>Planned tool / output</w:t>
+              <w:t>Exit criteria</w:t>
+            </w:r>
+          </w:p>
+        </w:tc>
+      </w:tr>
+      <w:tr>
+        <w:tc>
+          <w:tcPr>
+            <w:tcW w:type="dxa" w:w="4680"/>
+            <w:tcBorders>
+              <w:top w:val="single" w:sz="6" w:space="0" w:color="B7C9DC"/>
+              <w:left w:val="single" w:sz="6" w:space="0" w:color="B7C9DC"/>
+              <w:bottom w:val="single" w:sz="6" w:space="0" w:color="B7C9DC"/>
+              <w:right w:val="single" w:sz="6" w:space="0" w:color="B7C9DC"/>
+            </w:tcBorders>
+            <w:vAlign w:val="center"/>
+            <w:shd w:fill="FFFFFF"/>
+          </w:tcPr>
+          <w:p>
+            <w:pPr>
+              <w:spacing w:after="0" w:line="252" w:lineRule="auto"/>
+            </w:pPr>
+            <w:r>
+              <w:rPr>
+                <w:rFonts w:ascii="Calibri" w:hAnsi="Calibri" w:eastAsia="Calibri"/>
+                <w:sz w:val="19"/>
+              </w:rPr>
+              <w:t>Website is accessible and major pages are loading.</w:t>
             </w:r>
           </w:p>
         </w:tc>
         <w:tc>
           <w:tcPr>
-            <w:tcW w:type="dxa" w:w="4320"/>
+            <w:tcW w:type="dxa" w:w="4680"/>
+            <w:tcBorders>
+              <w:top w:val="single" w:sz="6" w:space="0" w:color="B7C9DC"/>
+              <w:left w:val="single" w:sz="6" w:space="0" w:color="B7C9DC"/>
+              <w:bottom w:val="single" w:sz="6" w:space="0" w:color="B7C9DC"/>
+              <w:right w:val="single" w:sz="6" w:space="0" w:color="B7C9DC"/>
+            </w:tcBorders>
+            <w:vAlign w:val="center"/>
+            <w:shd w:fill="FFFFFF"/>
+          </w:tcPr>
+          <w:p>
+            <w:pPr>
+              <w:spacing w:after="0" w:line="252" w:lineRule="auto"/>
+            </w:pPr>
+            <w:r>
+              <w:rPr>
+                <w:rFonts w:ascii="Calibri" w:hAnsi="Calibri" w:eastAsia="Calibri"/>
+                <w:sz w:val="19"/>
+              </w:rPr>
+              <w:t>120 test cases are documented service-wise.</w:t>
+            </w:r>
+          </w:p>
+        </w:tc>
+      </w:tr>
+      <w:tr>
+        <w:tc>
+          <w:tcPr>
+            <w:tcW w:type="dxa" w:w="4680"/>
+            <w:tcBorders>
+              <w:top w:val="single" w:sz="6" w:space="0" w:color="B7C9DC"/>
+              <w:left w:val="single" w:sz="6" w:space="0" w:color="B7C9DC"/>
+              <w:bottom w:val="single" w:sz="6" w:space="0" w:color="B7C9DC"/>
+              <w:right w:val="single" w:sz="6" w:space="0" w:color="B7C9DC"/>
+            </w:tcBorders>
+            <w:vAlign w:val="center"/>
+            <w:shd w:fill="FFFFFF"/>
+          </w:tcPr>
+          <w:p>
+            <w:pPr>
+              <w:spacing w:after="0" w:line="252" w:lineRule="auto"/>
+            </w:pPr>
+            <w:r>
+              <w:rPr>
+                <w:rFonts w:ascii="Calibri" w:hAnsi="Calibri" w:eastAsia="Calibri"/>
+                <w:sz w:val="19"/>
+              </w:rPr>
+              <w:t>Testing scope and services are finalized.</w:t>
+            </w:r>
+          </w:p>
+        </w:tc>
+        <w:tc>
+          <w:tcPr>
+            <w:tcW w:type="dxa" w:w="4680"/>
+            <w:tcBorders>
+              <w:top w:val="single" w:sz="6" w:space="0" w:color="B7C9DC"/>
+              <w:left w:val="single" w:sz="6" w:space="0" w:color="B7C9DC"/>
+              <w:bottom w:val="single" w:sz="6" w:space="0" w:color="B7C9DC"/>
+              <w:right w:val="single" w:sz="6" w:space="0" w:color="B7C9DC"/>
+            </w:tcBorders>
+            <w:vAlign w:val="center"/>
+            <w:shd w:fill="FFFFFF"/>
+          </w:tcPr>
+          <w:p>
+            <w:pPr>
+              <w:spacing w:after="0" w:line="252" w:lineRule="auto"/>
+            </w:pPr>
+            <w:r>
+              <w:rPr>
+                <w:rFonts w:ascii="Calibri" w:hAnsi="Calibri" w:eastAsia="Calibri"/>
+                <w:sz w:val="19"/>
+              </w:rPr>
+              <w:t>Automation scripts are created for the planned scope.</w:t>
+            </w:r>
+          </w:p>
+        </w:tc>
+      </w:tr>
+      <w:tr>
+        <w:tc>
+          <w:tcPr>
+            <w:tcW w:type="dxa" w:w="4680"/>
+            <w:tcBorders>
+              <w:top w:val="single" w:sz="6" w:space="0" w:color="B7C9DC"/>
+              <w:left w:val="single" w:sz="6" w:space="0" w:color="B7C9DC"/>
+              <w:bottom w:val="single" w:sz="6" w:space="0" w:color="B7C9DC"/>
+              <w:right w:val="single" w:sz="6" w:space="0" w:color="B7C9DC"/>
+            </w:tcBorders>
+            <w:vAlign w:val="center"/>
+            <w:shd w:fill="FFFFFF"/>
+          </w:tcPr>
+          <w:p>
+            <w:pPr>
+              <w:spacing w:after="0" w:line="252" w:lineRule="auto"/>
+            </w:pPr>
+            <w:r>
+              <w:rPr>
+                <w:rFonts w:ascii="Calibri" w:hAnsi="Calibri" w:eastAsia="Calibri"/>
+                <w:sz w:val="19"/>
+              </w:rPr>
+              <w:t>Playwright with JavaScript setup is available.</w:t>
+            </w:r>
+          </w:p>
+        </w:tc>
+        <w:tc>
+          <w:tcPr>
+            <w:tcW w:type="dxa" w:w="4680"/>
+            <w:tcBorders>
+              <w:top w:val="single" w:sz="6" w:space="0" w:color="B7C9DC"/>
+              <w:left w:val="single" w:sz="6" w:space="0" w:color="B7C9DC"/>
+              <w:bottom w:val="single" w:sz="6" w:space="0" w:color="B7C9DC"/>
+              <w:right w:val="single" w:sz="6" w:space="0" w:color="B7C9DC"/>
+            </w:tcBorders>
+            <w:vAlign w:val="center"/>
+            <w:shd w:fill="FFFFFF"/>
+          </w:tcPr>
+          <w:p>
+            <w:pPr>
+              <w:spacing w:after="0" w:line="252" w:lineRule="auto"/>
+            </w:pPr>
+            <w:r>
+              <w:rPr>
+                <w:rFonts w:ascii="Calibri" w:hAnsi="Calibri" w:eastAsia="Calibri"/>
+                <w:sz w:val="19"/>
+              </w:rPr>
+              <w:t>Test execution report is generated and reviewed.</w:t>
+            </w:r>
+          </w:p>
+        </w:tc>
+      </w:tr>
+      <w:tr>
+        <w:tc>
+          <w:tcPr>
+            <w:tcW w:type="dxa" w:w="4680"/>
+            <w:tcBorders>
+              <w:top w:val="single" w:sz="6" w:space="0" w:color="B7C9DC"/>
+              <w:left w:val="single" w:sz="6" w:space="0" w:color="B7C9DC"/>
+              <w:bottom w:val="single" w:sz="6" w:space="0" w:color="B7C9DC"/>
+              <w:right w:val="single" w:sz="6" w:space="0" w:color="B7C9DC"/>
+            </w:tcBorders>
+            <w:vAlign w:val="center"/>
+            <w:shd w:fill="FFFFFF"/>
+          </w:tcPr>
+          <w:p>
+            <w:pPr>
+              <w:spacing w:after="0" w:line="252" w:lineRule="auto"/>
+            </w:pPr>
+            <w:r>
+              <w:rPr>
+                <w:rFonts w:ascii="Calibri" w:hAnsi="Calibri" w:eastAsia="Calibri"/>
+                <w:sz w:val="19"/>
+              </w:rPr>
+              <w:t>Dummy test data is prepared.</w:t>
+            </w:r>
+          </w:p>
+        </w:tc>
+        <w:tc>
+          <w:tcPr>
+            <w:tcW w:type="dxa" w:w="4680"/>
+            <w:tcBorders>
+              <w:top w:val="single" w:sz="6" w:space="0" w:color="B7C9DC"/>
+              <w:left w:val="single" w:sz="6" w:space="0" w:color="B7C9DC"/>
+              <w:bottom w:val="single" w:sz="6" w:space="0" w:color="B7C9DC"/>
+              <w:right w:val="single" w:sz="6" w:space="0" w:color="B7C9DC"/>
+            </w:tcBorders>
+            <w:vAlign w:val="center"/>
+            <w:shd w:fill="FFFFFF"/>
+          </w:tcPr>
+          <w:p>
+            <w:pPr>
+              <w:spacing w:after="0" w:line="252" w:lineRule="auto"/>
+            </w:pPr>
+            <w:r>
+              <w:rPr>
+                <w:rFonts w:ascii="Calibri" w:hAnsi="Calibri" w:eastAsia="Calibri"/>
+                <w:sz w:val="19"/>
+              </w:rPr>
+              <w:t>Defects or failed cases are noted with evidence.</w:t>
+            </w:r>
+          </w:p>
+        </w:tc>
+      </w:tr>
+      <w:tr>
+        <w:tc>
+          <w:tcPr>
+            <w:tcW w:type="dxa" w:w="4680"/>
+            <w:tcBorders>
+              <w:top w:val="single" w:sz="6" w:space="0" w:color="B7C9DC"/>
+              <w:left w:val="single" w:sz="6" w:space="0" w:color="B7C9DC"/>
+              <w:bottom w:val="single" w:sz="6" w:space="0" w:color="B7C9DC"/>
+              <w:right w:val="single" w:sz="6" w:space="0" w:color="B7C9DC"/>
+            </w:tcBorders>
+            <w:vAlign w:val="center"/>
+            <w:shd w:fill="FFFFFF"/>
+          </w:tcPr>
+          <w:p>
+            <w:pPr>
+              <w:spacing w:after="0" w:line="252" w:lineRule="auto"/>
+            </w:pPr>
+            <w:r>
+              <w:rPr>
+                <w:rFonts w:ascii="Calibri" w:hAnsi="Calibri" w:eastAsia="Calibri"/>
+                <w:sz w:val="19"/>
+              </w:rPr>
+              <w:t>Browser execution approach is agreed.</w:t>
+            </w:r>
+          </w:p>
+        </w:tc>
+        <w:tc>
+          <w:tcPr>
+            <w:tcW w:type="dxa" w:w="4680"/>
+            <w:tcBorders>
+              <w:top w:val="single" w:sz="6" w:space="0" w:color="B7C9DC"/>
+              <w:left w:val="single" w:sz="6" w:space="0" w:color="B7C9DC"/>
+              <w:bottom w:val="single" w:sz="6" w:space="0" w:color="B7C9DC"/>
+              <w:right w:val="single" w:sz="6" w:space="0" w:color="B7C9DC"/>
+            </w:tcBorders>
+            <w:vAlign w:val="center"/>
+            <w:shd w:fill="FFFFFF"/>
+          </w:tcPr>
+          <w:p>
+            <w:pPr>
+              <w:spacing w:after="0" w:line="252" w:lineRule="auto"/>
+            </w:pPr>
+            <w:r>
+              <w:rPr>
+                <w:rFonts w:ascii="Calibri" w:hAnsi="Calibri" w:eastAsia="Calibri"/>
+                <w:sz w:val="19"/>
+              </w:rPr>
+              <w:t>Final capstone files are organized for submission.</w:t>
+            </w:r>
+          </w:p>
+        </w:tc>
+      </w:tr>
+    </w:tbl>
+    <w:p/>
+    <w:p>
+      <w:r>
+        <w:br w:type="page"/>
+      </w:r>
+    </w:p>
+    <w:p>
+      <w:pPr>
+        <w:pStyle w:val="Heading1"/>
+        <w:keepNext/>
+      </w:pPr>
+      <w:r>
+        <w:t>High-Level Test Scenarios</w:t>
+      </w:r>
+    </w:p>
+    <w:tbl>
+      <w:tblPr>
+        <w:tblW w:type="dxa" w:w="9360"/>
+        <w:jc w:val="left"/>
+        <w:tblLayout w:type="fixed"/>
+        <w:tblLook w:firstColumn="1" w:firstRow="1" w:lastColumn="0" w:lastRow="0" w:noHBand="0" w:noVBand="1" w:val="04A0"/>
+        <w:tblInd w:w="120" w:type="dxa"/>
+        <w:tblCellMar>
+          <w:top w:w="90" w:type="dxa"/>
+          <w:start w:w="125" w:type="dxa"/>
+          <w:bottom w:w="90" w:type="dxa"/>
+          <w:end w:w="125" w:type="dxa"/>
+        </w:tblCellMar>
+      </w:tblPr>
+      <w:tblGrid>
+        <w:gridCol w:w="4680"/>
+        <w:gridCol w:w="4680"/>
+      </w:tblGrid>
+      <w:tr>
+        <w:tc>
+          <w:tcPr>
+            <w:tcW w:type="dxa" w:w="2664"/>
             <w:tcBorders>
               <w:top w:val="single" w:sz="6" w:space="0" w:color="B7C9DC"/>
               <w:left w:val="single" w:sz="6" w:space="0" w:color="B7C9DC"/>
@@ -1154,15 +3893,43 @@
           </w:tcPr>
           <w:p>
             <w:pPr>
-              <w:spacing w:after="0"/>
+              <w:spacing w:after="0" w:line="252" w:lineRule="auto"/>
             </w:pPr>
             <w:r>
               <w:rPr>
+                <w:rFonts w:ascii="Calibri" w:hAnsi="Calibri" w:eastAsia="Calibri"/>
                 <w:b/>
                 <w:color w:val="14314E"/>
-                <w:sz w:val="21"/>
+                <w:sz w:val="18"/>
               </w:rPr>
-              <w:t>Purpose</w:t>
+              <w:t>Service</w:t>
+            </w:r>
+          </w:p>
+        </w:tc>
+        <w:tc>
+          <w:tcPr>
+            <w:tcW w:type="dxa" w:w="6696"/>
+            <w:tcBorders>
+              <w:top w:val="single" w:sz="6" w:space="0" w:color="B7C9DC"/>
+              <w:left w:val="single" w:sz="6" w:space="0" w:color="B7C9DC"/>
+              <w:bottom w:val="single" w:sz="6" w:space="0" w:color="B7C9DC"/>
+              <w:right w:val="single" w:sz="6" w:space="0" w:color="B7C9DC"/>
+            </w:tcBorders>
+            <w:vAlign w:val="center"/>
+            <w:shd w:fill="E8EEF5"/>
+          </w:tcPr>
+          <w:p>
+            <w:pPr>
+              <w:spacing w:after="0" w:line="252" w:lineRule="auto"/>
+            </w:pPr>
+            <w:r>
+              <w:rPr>
+                <w:rFonts w:ascii="Calibri" w:hAnsi="Calibri" w:eastAsia="Calibri"/>
+                <w:b/>
+                <w:color w:val="14314E"/>
+                <w:sz w:val="18"/>
+              </w:rPr>
+              <w:t>Example high-level scenarios</w:t>
             </w:r>
           </w:p>
         </w:tc>
@@ -1170,7 +3937,7 @@
       <w:tr>
         <w:tc>
           <w:tcPr>
-            <w:tcW w:type="dxa" w:w="2088"/>
+            <w:tcW w:type="dxa" w:w="2664"/>
             <w:tcBorders>
               <w:top w:val="single" w:sz="6" w:space="0" w:color="B7C9DC"/>
               <w:left w:val="single" w:sz="6" w:space="0" w:color="B7C9DC"/>
@@ -1182,19 +3949,20 @@
           </w:tcPr>
           <w:p>
             <w:pPr>
-              <w:spacing w:after="0"/>
+              <w:spacing w:after="0" w:line="252" w:lineRule="auto"/>
             </w:pPr>
             <w:r>
               <w:rPr>
-                <w:sz w:val="21"/>
+                <w:rFonts w:ascii="Calibri" w:hAnsi="Calibri" w:eastAsia="Calibri"/>
+                <w:sz w:val="18"/>
               </w:rPr>
-              <w:t>Automation tool</w:t>
+              <w:t>Registration and Authentication</w:t>
             </w:r>
           </w:p>
         </w:tc>
         <w:tc>
           <w:tcPr>
-            <w:tcW w:type="dxa" w:w="2952"/>
+            <w:tcW w:type="dxa" w:w="6696"/>
             <w:tcBorders>
               <w:top w:val="single" w:sz="6" w:space="0" w:color="B7C9DC"/>
               <w:left w:val="single" w:sz="6" w:space="0" w:color="B7C9DC"/>
@@ -1206,19 +3974,22 @@
           </w:tcPr>
           <w:p>
             <w:pPr>
-              <w:spacing w:after="0"/>
+              <w:spacing w:after="0" w:line="252" w:lineRule="auto"/>
             </w:pPr>
             <w:r>
               <w:rPr>
-                <w:sz w:val="21"/>
+                <w:rFonts w:ascii="Calibri" w:hAnsi="Calibri" w:eastAsia="Calibri"/>
+                <w:sz w:val="18"/>
               </w:rPr>
-              <w:t>Playwright</w:t>
+              <w:t>Verify successful registration, invalid registration, successful login, failed login, logout, and account access behavior.</w:t>
             </w:r>
           </w:p>
         </w:tc>
+      </w:tr>
+      <w:tr>
         <w:tc>
           <w:tcPr>
-            <w:tcW w:type="dxa" w:w="4320"/>
+            <w:tcW w:type="dxa" w:w="2664"/>
             <w:tcBorders>
               <w:top w:val="single" w:sz="6" w:space="0" w:color="B7C9DC"/>
               <w:left w:val="single" w:sz="6" w:space="0" w:color="B7C9DC"/>
@@ -1230,21 +4001,20 @@
           </w:tcPr>
           <w:p>
             <w:pPr>
-              <w:spacing w:after="0"/>
+              <w:spacing w:after="0" w:line="252" w:lineRule="auto"/>
             </w:pPr>
             <w:r>
               <w:rPr>
-                <w:sz w:val="21"/>
+                <w:rFonts w:ascii="Calibri" w:hAnsi="Calibri" w:eastAsia="Calibri"/>
+                <w:sz w:val="18"/>
               </w:rPr>
-              <w:t>Browser automation and assertions</w:t>
+              <w:t>Product Catalog</w:t>
             </w:r>
           </w:p>
         </w:tc>
-      </w:tr>
-      <w:tr>
         <w:tc>
           <w:tcPr>
-            <w:tcW w:type="dxa" w:w="2088"/>
+            <w:tcW w:type="dxa" w:w="6696"/>
             <w:tcBorders>
               <w:top w:val="single" w:sz="6" w:space="0" w:color="B7C9DC"/>
               <w:left w:val="single" w:sz="6" w:space="0" w:color="B7C9DC"/>
@@ -1256,19 +4026,22 @@
           </w:tcPr>
           <w:p>
             <w:pPr>
-              <w:spacing w:after="0"/>
+              <w:spacing w:after="0" w:line="252" w:lineRule="auto"/>
             </w:pPr>
             <w:r>
               <w:rPr>
-                <w:sz w:val="21"/>
+                <w:rFonts w:ascii="Calibri" w:hAnsi="Calibri" w:eastAsia="Calibri"/>
+                <w:sz w:val="18"/>
               </w:rPr>
-              <w:t>Language</w:t>
+              <w:t>Verify that customers can browse categories, view product details, select product attributes, and see correct product information.</w:t>
             </w:r>
           </w:p>
         </w:tc>
+      </w:tr>
+      <w:tr>
         <w:tc>
           <w:tcPr>
-            <w:tcW w:type="dxa" w:w="2952"/>
+            <w:tcW w:type="dxa" w:w="2664"/>
             <w:tcBorders>
               <w:top w:val="single" w:sz="6" w:space="0" w:color="B7C9DC"/>
               <w:left w:val="single" w:sz="6" w:space="0" w:color="B7C9DC"/>
@@ -1280,19 +4053,20 @@
           </w:tcPr>
           <w:p>
             <w:pPr>
-              <w:spacing w:after="0"/>
+              <w:spacing w:after="0" w:line="252" w:lineRule="auto"/>
             </w:pPr>
             <w:r>
               <w:rPr>
-                <w:sz w:val="21"/>
+                <w:rFonts w:ascii="Calibri" w:hAnsi="Calibri" w:eastAsia="Calibri"/>
+                <w:sz w:val="18"/>
               </w:rPr>
-              <w:t>JavaScript</w:t>
+              <w:t>Search and Filters</w:t>
             </w:r>
           </w:p>
         </w:tc>
         <w:tc>
           <w:tcPr>
-            <w:tcW w:type="dxa" w:w="4320"/>
+            <w:tcW w:type="dxa" w:w="6696"/>
             <w:tcBorders>
               <w:top w:val="single" w:sz="6" w:space="0" w:color="B7C9DC"/>
               <w:left w:val="single" w:sz="6" w:space="0" w:color="B7C9DC"/>
@@ -1304,13 +4078,14 @@
           </w:tcPr>
           <w:p>
             <w:pPr>
-              <w:spacing w:after="0"/>
+              <w:spacing w:after="0" w:line="252" w:lineRule="auto"/>
             </w:pPr>
             <w:r>
               <w:rPr>
-                <w:sz w:val="21"/>
+                <w:rFonts w:ascii="Calibri" w:hAnsi="Calibri" w:eastAsia="Calibri"/>
+                <w:sz w:val="18"/>
               </w:rPr>
-              <w:t>Match the training technology stack</w:t>
+              <w:t>Verify that search returns matching products, handles no-result searches, supports advanced options, and allows sorting and page size changes.</w:t>
             </w:r>
           </w:p>
         </w:tc>
@@ -1318,7 +4093,7 @@
       <w:tr>
         <w:tc>
           <w:tcPr>
-            <w:tcW w:type="dxa" w:w="2088"/>
+            <w:tcW w:type="dxa" w:w="2664"/>
             <w:tcBorders>
               <w:top w:val="single" w:sz="6" w:space="0" w:color="B7C9DC"/>
               <w:left w:val="single" w:sz="6" w:space="0" w:color="B7C9DC"/>
@@ -1330,19 +4105,20 @@
           </w:tcPr>
           <w:p>
             <w:pPr>
-              <w:spacing w:after="0"/>
+              <w:spacing w:after="0" w:line="252" w:lineRule="auto"/>
             </w:pPr>
             <w:r>
               <w:rPr>
-                <w:sz w:val="21"/>
+                <w:rFonts w:ascii="Calibri" w:hAnsi="Calibri" w:eastAsia="Calibri"/>
+                <w:sz w:val="18"/>
               </w:rPr>
-              <w:t>Test runner</w:t>
+              <w:t>Cart</w:t>
             </w:r>
           </w:p>
         </w:tc>
         <w:tc>
           <w:tcPr>
-            <w:tcW w:type="dxa" w:w="2952"/>
+            <w:tcW w:type="dxa" w:w="6696"/>
             <w:tcBorders>
               <w:top w:val="single" w:sz="6" w:space="0" w:color="B7C9DC"/>
               <w:left w:val="single" w:sz="6" w:space="0" w:color="B7C9DC"/>
@@ -1354,19 +4130,22 @@
           </w:tcPr>
           <w:p>
             <w:pPr>
-              <w:spacing w:after="0"/>
+              <w:spacing w:after="0" w:line="252" w:lineRule="auto"/>
             </w:pPr>
             <w:r>
               <w:rPr>
-                <w:sz w:val="21"/>
+                <w:rFonts w:ascii="Calibri" w:hAnsi="Calibri" w:eastAsia="Calibri"/>
+                <w:sz w:val="18"/>
               </w:rPr>
-              <w:t>Playwright Test</w:t>
+              <w:t>Verify that products can be added, quantity can be changed, products can be removed, and cart totals update correctly.</w:t>
             </w:r>
           </w:p>
         </w:tc>
+      </w:tr>
+      <w:tr>
         <w:tc>
           <w:tcPr>
-            <w:tcW w:type="dxa" w:w="4320"/>
+            <w:tcW w:type="dxa" w:w="2664"/>
             <w:tcBorders>
               <w:top w:val="single" w:sz="6" w:space="0" w:color="B7C9DC"/>
               <w:left w:val="single" w:sz="6" w:space="0" w:color="B7C9DC"/>
@@ -1378,21 +4157,20 @@
           </w:tcPr>
           <w:p>
             <w:pPr>
-              <w:spacing w:after="0"/>
+              <w:spacing w:after="0" w:line="252" w:lineRule="auto"/>
             </w:pPr>
             <w:r>
               <w:rPr>
-                <w:sz w:val="21"/>
+                <w:rFonts w:ascii="Calibri" w:hAnsi="Calibri" w:eastAsia="Calibri"/>
+                <w:sz w:val="18"/>
               </w:rPr>
-              <w:t>Run tests and generate execution reports</w:t>
+              <w:t>Wishlist and Compare</w:t>
             </w:r>
           </w:p>
         </w:tc>
-      </w:tr>
-      <w:tr>
         <w:tc>
           <w:tcPr>
-            <w:tcW w:type="dxa" w:w="2088"/>
+            <w:tcW w:type="dxa" w:w="6696"/>
             <w:tcBorders>
               <w:top w:val="single" w:sz="6" w:space="0" w:color="B7C9DC"/>
               <w:left w:val="single" w:sz="6" w:space="0" w:color="B7C9DC"/>
@@ -1404,19 +4182,22 @@
           </w:tcPr>
           <w:p>
             <w:pPr>
-              <w:spacing w:after="0"/>
+              <w:spacing w:after="0" w:line="252" w:lineRule="auto"/>
             </w:pPr>
             <w:r>
               <w:rPr>
-                <w:sz w:val="21"/>
+                <w:rFonts w:ascii="Calibri" w:hAnsi="Calibri" w:eastAsia="Calibri"/>
+                <w:sz w:val="18"/>
               </w:rPr>
-              <w:t>Documentation</w:t>
+              <w:t>Verify that products can be added to wishlist and compare list, removed from both, and viewed in the expected list/table.</w:t>
             </w:r>
           </w:p>
         </w:tc>
+      </w:tr>
+      <w:tr>
         <w:tc>
           <w:tcPr>
-            <w:tcW w:type="dxa" w:w="2952"/>
+            <w:tcW w:type="dxa" w:w="2664"/>
             <w:tcBorders>
               <w:top w:val="single" w:sz="6" w:space="0" w:color="B7C9DC"/>
               <w:left w:val="single" w:sz="6" w:space="0" w:color="B7C9DC"/>
@@ -1428,19 +4209,20 @@
           </w:tcPr>
           <w:p>
             <w:pPr>
-              <w:spacing w:after="0"/>
+              <w:spacing w:after="0" w:line="252" w:lineRule="auto"/>
             </w:pPr>
             <w:r>
               <w:rPr>
-                <w:sz w:val="21"/>
+                <w:rFonts w:ascii="Calibri" w:hAnsi="Calibri" w:eastAsia="Calibri"/>
+                <w:sz w:val="18"/>
               </w:rPr>
-              <w:t>Test plan and test case document</w:t>
+              <w:t>Checkout and Payment</w:t>
             </w:r>
           </w:p>
         </w:tc>
         <w:tc>
           <w:tcPr>
-            <w:tcW w:type="dxa" w:w="4320"/>
+            <w:tcW w:type="dxa" w:w="6696"/>
             <w:tcBorders>
               <w:top w:val="single" w:sz="6" w:space="0" w:color="B7C9DC"/>
               <w:left w:val="single" w:sz="6" w:space="0" w:color="B7C9DC"/>
@@ -1452,13 +4234,14 @@
           </w:tcPr>
           <w:p>
             <w:pPr>
-              <w:spacing w:after="0"/>
+              <w:spacing w:after="0" w:line="252" w:lineRule="auto"/>
             </w:pPr>
             <w:r>
               <w:rPr>
-                <w:sz w:val="21"/>
+                <w:rFonts w:ascii="Calibri" w:hAnsi="Calibri" w:eastAsia="Calibri"/>
+                <w:sz w:val="18"/>
               </w:rPr>
-              <w:t>Show testing scope and test design</w:t>
+              <w:t>Verify guest and registered checkout, required checkout steps, payment method selection, order review, and confirmation message.</w:t>
             </w:r>
           </w:p>
         </w:tc>
@@ -1466,7 +4249,7 @@
       <w:tr>
         <w:tc>
           <w:tcPr>
-            <w:tcW w:type="dxa" w:w="2088"/>
+            <w:tcW w:type="dxa" w:w="2664"/>
             <w:tcBorders>
               <w:top w:val="single" w:sz="6" w:space="0" w:color="B7C9DC"/>
               <w:left w:val="single" w:sz="6" w:space="0" w:color="B7C9DC"/>
@@ -1478,19 +4261,20 @@
           </w:tcPr>
           <w:p>
             <w:pPr>
-              <w:spacing w:after="0"/>
+              <w:spacing w:after="0" w:line="252" w:lineRule="auto"/>
             </w:pPr>
             <w:r>
               <w:rPr>
-                <w:sz w:val="21"/>
+                <w:rFonts w:ascii="Calibri" w:hAnsi="Calibri" w:eastAsia="Calibri"/>
+                <w:sz w:val="18"/>
               </w:rPr>
-              <w:t>Evidence</w:t>
+              <w:t>Address and Shipping</w:t>
             </w:r>
           </w:p>
         </w:tc>
         <w:tc>
           <w:tcPr>
-            <w:tcW w:type="dxa" w:w="2952"/>
+            <w:tcW w:type="dxa" w:w="6696"/>
             <w:tcBorders>
               <w:top w:val="single" w:sz="6" w:space="0" w:color="B7C9DC"/>
               <w:left w:val="single" w:sz="6" w:space="0" w:color="B7C9DC"/>
@@ -1502,19 +4286,22 @@
           </w:tcPr>
           <w:p>
             <w:pPr>
-              <w:spacing w:after="0"/>
+              <w:spacing w:after="0" w:line="252" w:lineRule="auto"/>
             </w:pPr>
             <w:r>
               <w:rPr>
-                <w:sz w:val="21"/>
+                <w:rFonts w:ascii="Calibri" w:hAnsi="Calibri" w:eastAsia="Calibri"/>
+                <w:sz w:val="18"/>
               </w:rPr>
-              <w:t>HTML report, screenshots, and traces</w:t>
+              <w:t>Verify address field validation, country/state behavior, saved address selection, shipping method display, and checkout address summary.</w:t>
             </w:r>
           </w:p>
         </w:tc>
+      </w:tr>
+      <w:tr>
         <w:tc>
           <w:tcPr>
-            <w:tcW w:type="dxa" w:w="4320"/>
+            <w:tcW w:type="dxa" w:w="2664"/>
             <w:tcBorders>
               <w:top w:val="single" w:sz="6" w:space="0" w:color="B7C9DC"/>
               <w:left w:val="single" w:sz="6" w:space="0" w:color="B7C9DC"/>
@@ -1526,13 +4313,39 @@
           </w:tcPr>
           <w:p>
             <w:pPr>
-              <w:spacing w:after="0"/>
+              <w:spacing w:after="0" w:line="252" w:lineRule="auto"/>
             </w:pPr>
             <w:r>
               <w:rPr>
-                <w:sz w:val="21"/>
+                <w:rFonts w:ascii="Calibri" w:hAnsi="Calibri" w:eastAsia="Calibri"/>
+                <w:sz w:val="18"/>
               </w:rPr>
-              <w:t>Support final capstone submission</w:t>
+              <w:t>Customer Support and Account</w:t>
+            </w:r>
+          </w:p>
+        </w:tc>
+        <w:tc>
+          <w:tcPr>
+            <w:tcW w:type="dxa" w:w="6696"/>
+            <w:tcBorders>
+              <w:top w:val="single" w:sz="6" w:space="0" w:color="B7C9DC"/>
+              <w:left w:val="single" w:sz="6" w:space="0" w:color="B7C9DC"/>
+              <w:bottom w:val="single" w:sz="6" w:space="0" w:color="B7C9DC"/>
+              <w:right w:val="single" w:sz="6" w:space="0" w:color="B7C9DC"/>
+            </w:tcBorders>
+            <w:vAlign w:val="center"/>
+            <w:shd w:fill="FFFFFF"/>
+          </w:tcPr>
+          <w:p>
+            <w:pPr>
+              <w:spacing w:after="0" w:line="252" w:lineRule="auto"/>
+            </w:pPr>
+            <w:r>
+              <w:rPr>
+                <w:rFonts w:ascii="Calibri" w:hAnsi="Calibri" w:eastAsia="Calibri"/>
+                <w:sz w:val="18"/>
+              </w:rPr>
+              <w:t>Verify contact form behavior, account navigation, order page, password change validations, newsletter subscription, and recently viewed products.</w:t>
             </w:r>
           </w:p>
         </w:tc>
@@ -1542,9 +4355,568 @@
     <w:p>
       <w:pPr>
         <w:pStyle w:val="Heading1"/>
+        <w:keepNext/>
       </w:pPr>
       <w:r>
-        <w:t>Scope Notes</w:t>
+        <w:t>Defect Reporting Plan</w:t>
+      </w:r>
+    </w:p>
+    <w:p>
+      <w:r>
+        <w:t>If any test case fails during manual verification or automation execution, it will be recorded clearly so the issue can be understood without rerunning the full test immediately.</w:t>
+      </w:r>
+    </w:p>
+    <w:tbl>
+      <w:tblPr>
+        <w:tblW w:type="dxa" w:w="9360"/>
+        <w:jc w:val="left"/>
+        <w:tblLayout w:type="fixed"/>
+        <w:tblLook w:firstColumn="1" w:firstRow="1" w:lastColumn="0" w:lastRow="0" w:noHBand="0" w:noVBand="1" w:val="04A0"/>
+        <w:tblInd w:w="120" w:type="dxa"/>
+        <w:tblCellMar>
+          <w:top w:w="90" w:type="dxa"/>
+          <w:start w:w="125" w:type="dxa"/>
+          <w:bottom w:w="90" w:type="dxa"/>
+          <w:end w:w="125" w:type="dxa"/>
+        </w:tblCellMar>
+      </w:tblPr>
+      <w:tblGrid>
+        <w:gridCol w:w="4680"/>
+        <w:gridCol w:w="4680"/>
+      </w:tblGrid>
+      <w:tr>
+        <w:tc>
+          <w:tcPr>
+            <w:tcW w:type="dxa" w:w="2376"/>
+            <w:tcBorders>
+              <w:top w:val="single" w:sz="6" w:space="0" w:color="B7C9DC"/>
+              <w:left w:val="single" w:sz="6" w:space="0" w:color="B7C9DC"/>
+              <w:bottom w:val="single" w:sz="6" w:space="0" w:color="B7C9DC"/>
+              <w:right w:val="single" w:sz="6" w:space="0" w:color="B7C9DC"/>
+            </w:tcBorders>
+            <w:vAlign w:val="center"/>
+            <w:shd w:fill="E8EEF5"/>
+          </w:tcPr>
+          <w:p>
+            <w:pPr>
+              <w:spacing w:after="0" w:line="252" w:lineRule="auto"/>
+            </w:pPr>
+            <w:r>
+              <w:rPr>
+                <w:rFonts w:ascii="Calibri" w:hAnsi="Calibri" w:eastAsia="Calibri"/>
+                <w:b/>
+                <w:color w:val="14314E"/>
+                <w:sz w:val="19"/>
+              </w:rPr>
+              <w:t>Defect field</w:t>
+            </w:r>
+          </w:p>
+        </w:tc>
+        <w:tc>
+          <w:tcPr>
+            <w:tcW w:type="dxa" w:w="6984"/>
+            <w:tcBorders>
+              <w:top w:val="single" w:sz="6" w:space="0" w:color="B7C9DC"/>
+              <w:left w:val="single" w:sz="6" w:space="0" w:color="B7C9DC"/>
+              <w:bottom w:val="single" w:sz="6" w:space="0" w:color="B7C9DC"/>
+              <w:right w:val="single" w:sz="6" w:space="0" w:color="B7C9DC"/>
+            </w:tcBorders>
+            <w:vAlign w:val="center"/>
+            <w:shd w:fill="E8EEF5"/>
+          </w:tcPr>
+          <w:p>
+            <w:pPr>
+              <w:spacing w:after="0" w:line="252" w:lineRule="auto"/>
+            </w:pPr>
+            <w:r>
+              <w:rPr>
+                <w:rFonts w:ascii="Calibri" w:hAnsi="Calibri" w:eastAsia="Calibri"/>
+                <w:b/>
+                <w:color w:val="14314E"/>
+                <w:sz w:val="19"/>
+              </w:rPr>
+              <w:t>Details to capture</w:t>
+            </w:r>
+          </w:p>
+        </w:tc>
+      </w:tr>
+      <w:tr>
+        <w:tc>
+          <w:tcPr>
+            <w:tcW w:type="dxa" w:w="2376"/>
+            <w:tcBorders>
+              <w:top w:val="single" w:sz="6" w:space="0" w:color="B7C9DC"/>
+              <w:left w:val="single" w:sz="6" w:space="0" w:color="B7C9DC"/>
+              <w:bottom w:val="single" w:sz="6" w:space="0" w:color="B7C9DC"/>
+              <w:right w:val="single" w:sz="6" w:space="0" w:color="B7C9DC"/>
+            </w:tcBorders>
+            <w:vAlign w:val="center"/>
+            <w:shd w:fill="FFFFFF"/>
+          </w:tcPr>
+          <w:p>
+            <w:pPr>
+              <w:spacing w:after="0" w:line="252" w:lineRule="auto"/>
+            </w:pPr>
+            <w:r>
+              <w:rPr>
+                <w:rFonts w:ascii="Calibri" w:hAnsi="Calibri" w:eastAsia="Calibri"/>
+                <w:sz w:val="19"/>
+              </w:rPr>
+              <w:t>Defect ID</w:t>
+            </w:r>
+          </w:p>
+        </w:tc>
+        <w:tc>
+          <w:tcPr>
+            <w:tcW w:type="dxa" w:w="6984"/>
+            <w:tcBorders>
+              <w:top w:val="single" w:sz="6" w:space="0" w:color="B7C9DC"/>
+              <w:left w:val="single" w:sz="6" w:space="0" w:color="B7C9DC"/>
+              <w:bottom w:val="single" w:sz="6" w:space="0" w:color="B7C9DC"/>
+              <w:right w:val="single" w:sz="6" w:space="0" w:color="B7C9DC"/>
+            </w:tcBorders>
+            <w:vAlign w:val="center"/>
+            <w:shd w:fill="FFFFFF"/>
+          </w:tcPr>
+          <w:p>
+            <w:pPr>
+              <w:spacing w:after="0" w:line="252" w:lineRule="auto"/>
+            </w:pPr>
+            <w:r>
+              <w:rPr>
+                <w:rFonts w:ascii="Calibri" w:hAnsi="Calibri" w:eastAsia="Calibri"/>
+                <w:sz w:val="19"/>
+              </w:rPr>
+              <w:t>Unique ID such as BUG-001</w:t>
+            </w:r>
+          </w:p>
+        </w:tc>
+      </w:tr>
+      <w:tr>
+        <w:tc>
+          <w:tcPr>
+            <w:tcW w:type="dxa" w:w="2376"/>
+            <w:tcBorders>
+              <w:top w:val="single" w:sz="6" w:space="0" w:color="B7C9DC"/>
+              <w:left w:val="single" w:sz="6" w:space="0" w:color="B7C9DC"/>
+              <w:bottom w:val="single" w:sz="6" w:space="0" w:color="B7C9DC"/>
+              <w:right w:val="single" w:sz="6" w:space="0" w:color="B7C9DC"/>
+            </w:tcBorders>
+            <w:vAlign w:val="center"/>
+            <w:shd w:fill="FFFFFF"/>
+          </w:tcPr>
+          <w:p>
+            <w:pPr>
+              <w:spacing w:after="0" w:line="252" w:lineRule="auto"/>
+            </w:pPr>
+            <w:r>
+              <w:rPr>
+                <w:rFonts w:ascii="Calibri" w:hAnsi="Calibri" w:eastAsia="Calibri"/>
+                <w:sz w:val="19"/>
+              </w:rPr>
+              <w:t>Module</w:t>
+            </w:r>
+          </w:p>
+        </w:tc>
+        <w:tc>
+          <w:tcPr>
+            <w:tcW w:type="dxa" w:w="6984"/>
+            <w:tcBorders>
+              <w:top w:val="single" w:sz="6" w:space="0" w:color="B7C9DC"/>
+              <w:left w:val="single" w:sz="6" w:space="0" w:color="B7C9DC"/>
+              <w:bottom w:val="single" w:sz="6" w:space="0" w:color="B7C9DC"/>
+              <w:right w:val="single" w:sz="6" w:space="0" w:color="B7C9DC"/>
+            </w:tcBorders>
+            <w:vAlign w:val="center"/>
+            <w:shd w:fill="FFFFFF"/>
+          </w:tcPr>
+          <w:p>
+            <w:pPr>
+              <w:spacing w:after="0" w:line="252" w:lineRule="auto"/>
+            </w:pPr>
+            <w:r>
+              <w:rPr>
+                <w:rFonts w:ascii="Calibri" w:hAnsi="Calibri" w:eastAsia="Calibri"/>
+                <w:sz w:val="19"/>
+              </w:rPr>
+              <w:t>Service where the issue was found</w:t>
+            </w:r>
+          </w:p>
+        </w:tc>
+      </w:tr>
+      <w:tr>
+        <w:tc>
+          <w:tcPr>
+            <w:tcW w:type="dxa" w:w="2376"/>
+            <w:tcBorders>
+              <w:top w:val="single" w:sz="6" w:space="0" w:color="B7C9DC"/>
+              <w:left w:val="single" w:sz="6" w:space="0" w:color="B7C9DC"/>
+              <w:bottom w:val="single" w:sz="6" w:space="0" w:color="B7C9DC"/>
+              <w:right w:val="single" w:sz="6" w:space="0" w:color="B7C9DC"/>
+            </w:tcBorders>
+            <w:vAlign w:val="center"/>
+            <w:shd w:fill="FFFFFF"/>
+          </w:tcPr>
+          <w:p>
+            <w:pPr>
+              <w:spacing w:after="0" w:line="252" w:lineRule="auto"/>
+            </w:pPr>
+            <w:r>
+              <w:rPr>
+                <w:rFonts w:ascii="Calibri" w:hAnsi="Calibri" w:eastAsia="Calibri"/>
+                <w:sz w:val="19"/>
+              </w:rPr>
+              <w:t>Summary</w:t>
+            </w:r>
+          </w:p>
+        </w:tc>
+        <w:tc>
+          <w:tcPr>
+            <w:tcW w:type="dxa" w:w="6984"/>
+            <w:tcBorders>
+              <w:top w:val="single" w:sz="6" w:space="0" w:color="B7C9DC"/>
+              <w:left w:val="single" w:sz="6" w:space="0" w:color="B7C9DC"/>
+              <w:bottom w:val="single" w:sz="6" w:space="0" w:color="B7C9DC"/>
+              <w:right w:val="single" w:sz="6" w:space="0" w:color="B7C9DC"/>
+            </w:tcBorders>
+            <w:vAlign w:val="center"/>
+            <w:shd w:fill="FFFFFF"/>
+          </w:tcPr>
+          <w:p>
+            <w:pPr>
+              <w:spacing w:after="0" w:line="252" w:lineRule="auto"/>
+            </w:pPr>
+            <w:r>
+              <w:rPr>
+                <w:rFonts w:ascii="Calibri" w:hAnsi="Calibri" w:eastAsia="Calibri"/>
+                <w:sz w:val="19"/>
+              </w:rPr>
+              <w:t>Short description of the problem</w:t>
+            </w:r>
+          </w:p>
+        </w:tc>
+      </w:tr>
+      <w:tr>
+        <w:tc>
+          <w:tcPr>
+            <w:tcW w:type="dxa" w:w="2376"/>
+            <w:tcBorders>
+              <w:top w:val="single" w:sz="6" w:space="0" w:color="B7C9DC"/>
+              <w:left w:val="single" w:sz="6" w:space="0" w:color="B7C9DC"/>
+              <w:bottom w:val="single" w:sz="6" w:space="0" w:color="B7C9DC"/>
+              <w:right w:val="single" w:sz="6" w:space="0" w:color="B7C9DC"/>
+            </w:tcBorders>
+            <w:vAlign w:val="center"/>
+            <w:shd w:fill="FFFFFF"/>
+          </w:tcPr>
+          <w:p>
+            <w:pPr>
+              <w:spacing w:after="0" w:line="252" w:lineRule="auto"/>
+            </w:pPr>
+            <w:r>
+              <w:rPr>
+                <w:rFonts w:ascii="Calibri" w:hAnsi="Calibri" w:eastAsia="Calibri"/>
+                <w:sz w:val="19"/>
+              </w:rPr>
+              <w:t>Steps to reproduce</w:t>
+            </w:r>
+          </w:p>
+        </w:tc>
+        <w:tc>
+          <w:tcPr>
+            <w:tcW w:type="dxa" w:w="6984"/>
+            <w:tcBorders>
+              <w:top w:val="single" w:sz="6" w:space="0" w:color="B7C9DC"/>
+              <w:left w:val="single" w:sz="6" w:space="0" w:color="B7C9DC"/>
+              <w:bottom w:val="single" w:sz="6" w:space="0" w:color="B7C9DC"/>
+              <w:right w:val="single" w:sz="6" w:space="0" w:color="B7C9DC"/>
+            </w:tcBorders>
+            <w:vAlign w:val="center"/>
+            <w:shd w:fill="FFFFFF"/>
+          </w:tcPr>
+          <w:p>
+            <w:pPr>
+              <w:spacing w:after="0" w:line="252" w:lineRule="auto"/>
+            </w:pPr>
+            <w:r>
+              <w:rPr>
+                <w:rFonts w:ascii="Calibri" w:hAnsi="Calibri" w:eastAsia="Calibri"/>
+                <w:sz w:val="19"/>
+              </w:rPr>
+              <w:t>Clear numbered steps from the test case</w:t>
+            </w:r>
+          </w:p>
+        </w:tc>
+      </w:tr>
+      <w:tr>
+        <w:tc>
+          <w:tcPr>
+            <w:tcW w:type="dxa" w:w="2376"/>
+            <w:tcBorders>
+              <w:top w:val="single" w:sz="6" w:space="0" w:color="B7C9DC"/>
+              <w:left w:val="single" w:sz="6" w:space="0" w:color="B7C9DC"/>
+              <w:bottom w:val="single" w:sz="6" w:space="0" w:color="B7C9DC"/>
+              <w:right w:val="single" w:sz="6" w:space="0" w:color="B7C9DC"/>
+            </w:tcBorders>
+            <w:vAlign w:val="center"/>
+            <w:shd w:fill="FFFFFF"/>
+          </w:tcPr>
+          <w:p>
+            <w:pPr>
+              <w:spacing w:after="0" w:line="252" w:lineRule="auto"/>
+            </w:pPr>
+            <w:r>
+              <w:rPr>
+                <w:rFonts w:ascii="Calibri" w:hAnsi="Calibri" w:eastAsia="Calibri"/>
+                <w:sz w:val="19"/>
+              </w:rPr>
+              <w:t>Expected result</w:t>
+            </w:r>
+          </w:p>
+        </w:tc>
+        <w:tc>
+          <w:tcPr>
+            <w:tcW w:type="dxa" w:w="6984"/>
+            <w:tcBorders>
+              <w:top w:val="single" w:sz="6" w:space="0" w:color="B7C9DC"/>
+              <w:left w:val="single" w:sz="6" w:space="0" w:color="B7C9DC"/>
+              <w:bottom w:val="single" w:sz="6" w:space="0" w:color="B7C9DC"/>
+              <w:right w:val="single" w:sz="6" w:space="0" w:color="B7C9DC"/>
+            </w:tcBorders>
+            <w:vAlign w:val="center"/>
+            <w:shd w:fill="FFFFFF"/>
+          </w:tcPr>
+          <w:p>
+            <w:pPr>
+              <w:spacing w:after="0" w:line="252" w:lineRule="auto"/>
+            </w:pPr>
+            <w:r>
+              <w:rPr>
+                <w:rFonts w:ascii="Calibri" w:hAnsi="Calibri" w:eastAsia="Calibri"/>
+                <w:sz w:val="19"/>
+              </w:rPr>
+              <w:t>What should have happened</w:t>
+            </w:r>
+          </w:p>
+        </w:tc>
+      </w:tr>
+      <w:tr>
+        <w:tc>
+          <w:tcPr>
+            <w:tcW w:type="dxa" w:w="2376"/>
+            <w:tcBorders>
+              <w:top w:val="single" w:sz="6" w:space="0" w:color="B7C9DC"/>
+              <w:left w:val="single" w:sz="6" w:space="0" w:color="B7C9DC"/>
+              <w:bottom w:val="single" w:sz="6" w:space="0" w:color="B7C9DC"/>
+              <w:right w:val="single" w:sz="6" w:space="0" w:color="B7C9DC"/>
+            </w:tcBorders>
+            <w:vAlign w:val="center"/>
+            <w:shd w:fill="FFFFFF"/>
+          </w:tcPr>
+          <w:p>
+            <w:pPr>
+              <w:spacing w:after="0" w:line="252" w:lineRule="auto"/>
+            </w:pPr>
+            <w:r>
+              <w:rPr>
+                <w:rFonts w:ascii="Calibri" w:hAnsi="Calibri" w:eastAsia="Calibri"/>
+                <w:sz w:val="19"/>
+              </w:rPr>
+              <w:t>Actual result</w:t>
+            </w:r>
+          </w:p>
+        </w:tc>
+        <w:tc>
+          <w:tcPr>
+            <w:tcW w:type="dxa" w:w="6984"/>
+            <w:tcBorders>
+              <w:top w:val="single" w:sz="6" w:space="0" w:color="B7C9DC"/>
+              <w:left w:val="single" w:sz="6" w:space="0" w:color="B7C9DC"/>
+              <w:bottom w:val="single" w:sz="6" w:space="0" w:color="B7C9DC"/>
+              <w:right w:val="single" w:sz="6" w:space="0" w:color="B7C9DC"/>
+            </w:tcBorders>
+            <w:vAlign w:val="center"/>
+            <w:shd w:fill="FFFFFF"/>
+          </w:tcPr>
+          <w:p>
+            <w:pPr>
+              <w:spacing w:after="0" w:line="252" w:lineRule="auto"/>
+            </w:pPr>
+            <w:r>
+              <w:rPr>
+                <w:rFonts w:ascii="Calibri" w:hAnsi="Calibri" w:eastAsia="Calibri"/>
+                <w:sz w:val="19"/>
+              </w:rPr>
+              <w:t>What actually happened</w:t>
+            </w:r>
+          </w:p>
+        </w:tc>
+      </w:tr>
+      <w:tr>
+        <w:tc>
+          <w:tcPr>
+            <w:tcW w:type="dxa" w:w="2376"/>
+            <w:tcBorders>
+              <w:top w:val="single" w:sz="6" w:space="0" w:color="B7C9DC"/>
+              <w:left w:val="single" w:sz="6" w:space="0" w:color="B7C9DC"/>
+              <w:bottom w:val="single" w:sz="6" w:space="0" w:color="B7C9DC"/>
+              <w:right w:val="single" w:sz="6" w:space="0" w:color="B7C9DC"/>
+            </w:tcBorders>
+            <w:vAlign w:val="center"/>
+            <w:shd w:fill="FFFFFF"/>
+          </w:tcPr>
+          <w:p>
+            <w:pPr>
+              <w:spacing w:after="0" w:line="252" w:lineRule="auto"/>
+            </w:pPr>
+            <w:r>
+              <w:rPr>
+                <w:rFonts w:ascii="Calibri" w:hAnsi="Calibri" w:eastAsia="Calibri"/>
+                <w:sz w:val="19"/>
+              </w:rPr>
+              <w:t>Evidence</w:t>
+            </w:r>
+          </w:p>
+        </w:tc>
+        <w:tc>
+          <w:tcPr>
+            <w:tcW w:type="dxa" w:w="6984"/>
+            <w:tcBorders>
+              <w:top w:val="single" w:sz="6" w:space="0" w:color="B7C9DC"/>
+              <w:left w:val="single" w:sz="6" w:space="0" w:color="B7C9DC"/>
+              <w:bottom w:val="single" w:sz="6" w:space="0" w:color="B7C9DC"/>
+              <w:right w:val="single" w:sz="6" w:space="0" w:color="B7C9DC"/>
+            </w:tcBorders>
+            <w:vAlign w:val="center"/>
+            <w:shd w:fill="FFFFFF"/>
+          </w:tcPr>
+          <w:p>
+            <w:pPr>
+              <w:spacing w:after="0" w:line="252" w:lineRule="auto"/>
+            </w:pPr>
+            <w:r>
+              <w:rPr>
+                <w:rFonts w:ascii="Calibri" w:hAnsi="Calibri" w:eastAsia="Calibri"/>
+                <w:sz w:val="19"/>
+              </w:rPr>
+              <w:t>Screenshot, trace, report link, or error message</w:t>
+            </w:r>
+          </w:p>
+        </w:tc>
+      </w:tr>
+      <w:tr>
+        <w:tc>
+          <w:tcPr>
+            <w:tcW w:type="dxa" w:w="2376"/>
+            <w:tcBorders>
+              <w:top w:val="single" w:sz="6" w:space="0" w:color="B7C9DC"/>
+              <w:left w:val="single" w:sz="6" w:space="0" w:color="B7C9DC"/>
+              <w:bottom w:val="single" w:sz="6" w:space="0" w:color="B7C9DC"/>
+              <w:right w:val="single" w:sz="6" w:space="0" w:color="B7C9DC"/>
+            </w:tcBorders>
+            <w:vAlign w:val="center"/>
+            <w:shd w:fill="FFFFFF"/>
+          </w:tcPr>
+          <w:p>
+            <w:pPr>
+              <w:spacing w:after="0" w:line="252" w:lineRule="auto"/>
+            </w:pPr>
+            <w:r>
+              <w:rPr>
+                <w:rFonts w:ascii="Calibri" w:hAnsi="Calibri" w:eastAsia="Calibri"/>
+                <w:sz w:val="19"/>
+              </w:rPr>
+              <w:t>Severity / priority</w:t>
+            </w:r>
+          </w:p>
+        </w:tc>
+        <w:tc>
+          <w:tcPr>
+            <w:tcW w:type="dxa" w:w="6984"/>
+            <w:tcBorders>
+              <w:top w:val="single" w:sz="6" w:space="0" w:color="B7C9DC"/>
+              <w:left w:val="single" w:sz="6" w:space="0" w:color="B7C9DC"/>
+              <w:bottom w:val="single" w:sz="6" w:space="0" w:color="B7C9DC"/>
+              <w:right w:val="single" w:sz="6" w:space="0" w:color="B7C9DC"/>
+            </w:tcBorders>
+            <w:vAlign w:val="center"/>
+            <w:shd w:fill="FFFFFF"/>
+          </w:tcPr>
+          <w:p>
+            <w:pPr>
+              <w:spacing w:after="0" w:line="252" w:lineRule="auto"/>
+            </w:pPr>
+            <w:r>
+              <w:rPr>
+                <w:rFonts w:ascii="Calibri" w:hAnsi="Calibri" w:eastAsia="Calibri"/>
+                <w:sz w:val="19"/>
+              </w:rPr>
+              <w:t>Impact and urgency of the issue</w:t>
+            </w:r>
+          </w:p>
+        </w:tc>
+      </w:tr>
+      <w:tr>
+        <w:tc>
+          <w:tcPr>
+            <w:tcW w:type="dxa" w:w="2376"/>
+            <w:tcBorders>
+              <w:top w:val="single" w:sz="6" w:space="0" w:color="B7C9DC"/>
+              <w:left w:val="single" w:sz="6" w:space="0" w:color="B7C9DC"/>
+              <w:bottom w:val="single" w:sz="6" w:space="0" w:color="B7C9DC"/>
+              <w:right w:val="single" w:sz="6" w:space="0" w:color="B7C9DC"/>
+            </w:tcBorders>
+            <w:vAlign w:val="center"/>
+            <w:shd w:fill="FFFFFF"/>
+          </w:tcPr>
+          <w:p>
+            <w:pPr>
+              <w:spacing w:after="0" w:line="252" w:lineRule="auto"/>
+            </w:pPr>
+            <w:r>
+              <w:rPr>
+                <w:rFonts w:ascii="Calibri" w:hAnsi="Calibri" w:eastAsia="Calibri"/>
+                <w:sz w:val="19"/>
+              </w:rPr>
+              <w:t>Status</w:t>
+            </w:r>
+          </w:p>
+        </w:tc>
+        <w:tc>
+          <w:tcPr>
+            <w:tcW w:type="dxa" w:w="6984"/>
+            <w:tcBorders>
+              <w:top w:val="single" w:sz="6" w:space="0" w:color="B7C9DC"/>
+              <w:left w:val="single" w:sz="6" w:space="0" w:color="B7C9DC"/>
+              <w:bottom w:val="single" w:sz="6" w:space="0" w:color="B7C9DC"/>
+              <w:right w:val="single" w:sz="6" w:space="0" w:color="B7C9DC"/>
+            </w:tcBorders>
+            <w:vAlign w:val="center"/>
+            <w:shd w:fill="FFFFFF"/>
+          </w:tcPr>
+          <w:p>
+            <w:pPr>
+              <w:spacing w:after="0" w:line="252" w:lineRule="auto"/>
+            </w:pPr>
+            <w:r>
+              <w:rPr>
+                <w:rFonts w:ascii="Calibri" w:hAnsi="Calibri" w:eastAsia="Calibri"/>
+                <w:sz w:val="19"/>
+              </w:rPr>
+              <w:t>Open, fixed, retest, or closed</w:t>
+            </w:r>
+          </w:p>
+        </w:tc>
+      </w:tr>
+    </w:tbl>
+    <w:p/>
+    <w:p>
+      <w:pPr>
+        <w:pStyle w:val="Heading1"/>
+        <w:keepNext/>
+      </w:pPr>
+      <w:r>
+        <w:t>Reporting And Evidence</w:t>
       </w:r>
     </w:p>
     <w:p>
@@ -1552,7 +4924,7 @@
         <w:pStyle w:val="ListBullet"/>
       </w:pPr>
       <w:r>
-        <w:t>The capstone will test the public frontend demo store only.</w:t>
+        <w:t>Playwright HTML report will be used as the main execution report.</w:t>
       </w:r>
     </w:p>
     <w:p>
@@ -1560,7 +4932,7 @@
         <w:pStyle w:val="ListBullet"/>
       </w:pPr>
       <w:r>
-        <w:t>Any demo store reset or data change will be handled by using fresh dummy data during execution.</w:t>
+        <w:t>Screenshots will be captured for important failed scenarios or final evidence if required.</w:t>
       </w:r>
     </w:p>
     <w:p>
@@ -1568,7 +4940,7 @@
         <w:pStyle w:val="ListBullet"/>
       </w:pPr>
       <w:r>
-        <w:t>The final test case document will contain 120 service-wise test cases.</w:t>
+        <w:t>Trace files can be used to debug failed tests and show step-by-step execution.</w:t>
       </w:r>
     </w:p>
     <w:p>
@@ -1576,12 +4948,407 @@
         <w:pStyle w:val="ListBullet"/>
       </w:pPr>
       <w:r>
-        <w:t>Automation will begin only after the service scope and test case plan are finalized.</w:t>
+        <w:t>Final summary will include total tests planned, total tests automated, pass count, fail count, and pending items.</w:t>
       </w:r>
     </w:p>
     <w:p>
       <w:pPr>
         <w:pStyle w:val="Heading1"/>
+        <w:keepNext/>
+      </w:pPr>
+      <w:r>
+        <w:t>Risks And Mitigation</w:t>
+      </w:r>
+    </w:p>
+    <w:tbl>
+      <w:tblPr>
+        <w:tblW w:type="dxa" w:w="9360"/>
+        <w:jc w:val="left"/>
+        <w:tblLayout w:type="fixed"/>
+        <w:tblLook w:firstColumn="1" w:firstRow="1" w:lastColumn="0" w:lastRow="0" w:noHBand="0" w:noVBand="1" w:val="04A0"/>
+        <w:tblInd w:w="120" w:type="dxa"/>
+        <w:tblCellMar>
+          <w:top w:w="90" w:type="dxa"/>
+          <w:start w:w="125" w:type="dxa"/>
+          <w:bottom w:w="90" w:type="dxa"/>
+          <w:end w:w="125" w:type="dxa"/>
+        </w:tblCellMar>
+      </w:tblPr>
+      <w:tblGrid>
+        <w:gridCol w:w="4680"/>
+        <w:gridCol w:w="4680"/>
+      </w:tblGrid>
+      <w:tr>
+        <w:tc>
+          <w:tcPr>
+            <w:tcW w:type="dxa" w:w="3384"/>
+            <w:tcBorders>
+              <w:top w:val="single" w:sz="6" w:space="0" w:color="B7C9DC"/>
+              <w:left w:val="single" w:sz="6" w:space="0" w:color="B7C9DC"/>
+              <w:bottom w:val="single" w:sz="6" w:space="0" w:color="B7C9DC"/>
+              <w:right w:val="single" w:sz="6" w:space="0" w:color="B7C9DC"/>
+            </w:tcBorders>
+            <w:vAlign w:val="center"/>
+            <w:shd w:fill="E8EEF5"/>
+          </w:tcPr>
+          <w:p>
+            <w:pPr>
+              <w:spacing w:after="0" w:line="252" w:lineRule="auto"/>
+            </w:pPr>
+            <w:r>
+              <w:rPr>
+                <w:rFonts w:ascii="Calibri" w:hAnsi="Calibri" w:eastAsia="Calibri"/>
+                <w:b/>
+                <w:color w:val="14314E"/>
+                <w:sz w:val="19"/>
+              </w:rPr>
+              <w:t>Risk</w:t>
+            </w:r>
+          </w:p>
+        </w:tc>
+        <w:tc>
+          <w:tcPr>
+            <w:tcW w:type="dxa" w:w="5976"/>
+            <w:tcBorders>
+              <w:top w:val="single" w:sz="6" w:space="0" w:color="B7C9DC"/>
+              <w:left w:val="single" w:sz="6" w:space="0" w:color="B7C9DC"/>
+              <w:bottom w:val="single" w:sz="6" w:space="0" w:color="B7C9DC"/>
+              <w:right w:val="single" w:sz="6" w:space="0" w:color="B7C9DC"/>
+            </w:tcBorders>
+            <w:vAlign w:val="center"/>
+            <w:shd w:fill="E8EEF5"/>
+          </w:tcPr>
+          <w:p>
+            <w:pPr>
+              <w:spacing w:after="0" w:line="252" w:lineRule="auto"/>
+            </w:pPr>
+            <w:r>
+              <w:rPr>
+                <w:rFonts w:ascii="Calibri" w:hAnsi="Calibri" w:eastAsia="Calibri"/>
+                <w:b/>
+                <w:color w:val="14314E"/>
+                <w:sz w:val="19"/>
+              </w:rPr>
+              <w:t>Mitigation</w:t>
+            </w:r>
+          </w:p>
+        </w:tc>
+      </w:tr>
+      <w:tr>
+        <w:tc>
+          <w:tcPr>
+            <w:tcW w:type="dxa" w:w="3384"/>
+            <w:tcBorders>
+              <w:top w:val="single" w:sz="6" w:space="0" w:color="B7C9DC"/>
+              <w:left w:val="single" w:sz="6" w:space="0" w:color="B7C9DC"/>
+              <w:bottom w:val="single" w:sz="6" w:space="0" w:color="B7C9DC"/>
+              <w:right w:val="single" w:sz="6" w:space="0" w:color="B7C9DC"/>
+            </w:tcBorders>
+            <w:vAlign w:val="center"/>
+            <w:shd w:fill="FFFFFF"/>
+          </w:tcPr>
+          <w:p>
+            <w:pPr>
+              <w:spacing w:after="0" w:line="252" w:lineRule="auto"/>
+            </w:pPr>
+            <w:r>
+              <w:rPr>
+                <w:rFonts w:ascii="Calibri" w:hAnsi="Calibri" w:eastAsia="Calibri"/>
+                <w:sz w:val="19"/>
+              </w:rPr>
+              <w:t>Demo site resets regularly</w:t>
+            </w:r>
+          </w:p>
+        </w:tc>
+        <w:tc>
+          <w:tcPr>
+            <w:tcW w:type="dxa" w:w="5976"/>
+            <w:tcBorders>
+              <w:top w:val="single" w:sz="6" w:space="0" w:color="B7C9DC"/>
+              <w:left w:val="single" w:sz="6" w:space="0" w:color="B7C9DC"/>
+              <w:bottom w:val="single" w:sz="6" w:space="0" w:color="B7C9DC"/>
+              <w:right w:val="single" w:sz="6" w:space="0" w:color="B7C9DC"/>
+            </w:tcBorders>
+            <w:vAlign w:val="center"/>
+            <w:shd w:fill="FFFFFF"/>
+          </w:tcPr>
+          <w:p>
+            <w:pPr>
+              <w:spacing w:after="0" w:line="252" w:lineRule="auto"/>
+            </w:pPr>
+            <w:r>
+              <w:rPr>
+                <w:rFonts w:ascii="Calibri" w:hAnsi="Calibri" w:eastAsia="Calibri"/>
+                <w:sz w:val="19"/>
+              </w:rPr>
+              <w:t>Use fresh dummy data and avoid depending on old registered accounts.</w:t>
+            </w:r>
+          </w:p>
+        </w:tc>
+      </w:tr>
+      <w:tr>
+        <w:tc>
+          <w:tcPr>
+            <w:tcW w:type="dxa" w:w="3384"/>
+            <w:tcBorders>
+              <w:top w:val="single" w:sz="6" w:space="0" w:color="B7C9DC"/>
+              <w:left w:val="single" w:sz="6" w:space="0" w:color="B7C9DC"/>
+              <w:bottom w:val="single" w:sz="6" w:space="0" w:color="B7C9DC"/>
+              <w:right w:val="single" w:sz="6" w:space="0" w:color="B7C9DC"/>
+            </w:tcBorders>
+            <w:vAlign w:val="center"/>
+            <w:shd w:fill="FFFFFF"/>
+          </w:tcPr>
+          <w:p>
+            <w:pPr>
+              <w:spacing w:after="0" w:line="252" w:lineRule="auto"/>
+            </w:pPr>
+            <w:r>
+              <w:rPr>
+                <w:rFonts w:ascii="Calibri" w:hAnsi="Calibri" w:eastAsia="Calibri"/>
+                <w:sz w:val="19"/>
+              </w:rPr>
+              <w:t>Product names or prices may change</w:t>
+            </w:r>
+          </w:p>
+        </w:tc>
+        <w:tc>
+          <w:tcPr>
+            <w:tcW w:type="dxa" w:w="5976"/>
+            <w:tcBorders>
+              <w:top w:val="single" w:sz="6" w:space="0" w:color="B7C9DC"/>
+              <w:left w:val="single" w:sz="6" w:space="0" w:color="B7C9DC"/>
+              <w:bottom w:val="single" w:sz="6" w:space="0" w:color="B7C9DC"/>
+              <w:right w:val="single" w:sz="6" w:space="0" w:color="B7C9DC"/>
+            </w:tcBorders>
+            <w:vAlign w:val="center"/>
+            <w:shd w:fill="FFFFFF"/>
+          </w:tcPr>
+          <w:p>
+            <w:pPr>
+              <w:spacing w:after="0" w:line="252" w:lineRule="auto"/>
+            </w:pPr>
+            <w:r>
+              <w:rPr>
+                <w:rFonts w:ascii="Calibri" w:hAnsi="Calibri" w:eastAsia="Calibri"/>
+                <w:sz w:val="19"/>
+              </w:rPr>
+              <w:t>Use flexible assertions and update test data if visible website data changes.</w:t>
+            </w:r>
+          </w:p>
+        </w:tc>
+      </w:tr>
+      <w:tr>
+        <w:tc>
+          <w:tcPr>
+            <w:tcW w:type="dxa" w:w="3384"/>
+            <w:tcBorders>
+              <w:top w:val="single" w:sz="6" w:space="0" w:color="B7C9DC"/>
+              <w:left w:val="single" w:sz="6" w:space="0" w:color="B7C9DC"/>
+              <w:bottom w:val="single" w:sz="6" w:space="0" w:color="B7C9DC"/>
+              <w:right w:val="single" w:sz="6" w:space="0" w:color="B7C9DC"/>
+            </w:tcBorders>
+            <w:vAlign w:val="center"/>
+            <w:shd w:fill="FFFFFF"/>
+          </w:tcPr>
+          <w:p>
+            <w:pPr>
+              <w:spacing w:after="0" w:line="252" w:lineRule="auto"/>
+            </w:pPr>
+            <w:r>
+              <w:rPr>
+                <w:rFonts w:ascii="Calibri" w:hAnsi="Calibri" w:eastAsia="Calibri"/>
+                <w:sz w:val="19"/>
+              </w:rPr>
+              <w:t>Public site may be slow or temporarily unavailable</w:t>
+            </w:r>
+          </w:p>
+        </w:tc>
+        <w:tc>
+          <w:tcPr>
+            <w:tcW w:type="dxa" w:w="5976"/>
+            <w:tcBorders>
+              <w:top w:val="single" w:sz="6" w:space="0" w:color="B7C9DC"/>
+              <w:left w:val="single" w:sz="6" w:space="0" w:color="B7C9DC"/>
+              <w:bottom w:val="single" w:sz="6" w:space="0" w:color="B7C9DC"/>
+              <w:right w:val="single" w:sz="6" w:space="0" w:color="B7C9DC"/>
+            </w:tcBorders>
+            <w:vAlign w:val="center"/>
+            <w:shd w:fill="FFFFFF"/>
+          </w:tcPr>
+          <w:p>
+            <w:pPr>
+              <w:spacing w:after="0" w:line="252" w:lineRule="auto"/>
+            </w:pPr>
+            <w:r>
+              <w:rPr>
+                <w:rFonts w:ascii="Calibri" w:hAnsi="Calibri" w:eastAsia="Calibri"/>
+                <w:sz w:val="19"/>
+              </w:rPr>
+              <w:t>Use Playwright timeouts carefully and rerun after confirming site availability.</w:t>
+            </w:r>
+          </w:p>
+        </w:tc>
+      </w:tr>
+      <w:tr>
+        <w:tc>
+          <w:tcPr>
+            <w:tcW w:type="dxa" w:w="3384"/>
+            <w:tcBorders>
+              <w:top w:val="single" w:sz="6" w:space="0" w:color="B7C9DC"/>
+              <w:left w:val="single" w:sz="6" w:space="0" w:color="B7C9DC"/>
+              <w:bottom w:val="single" w:sz="6" w:space="0" w:color="B7C9DC"/>
+              <w:right w:val="single" w:sz="6" w:space="0" w:color="B7C9DC"/>
+            </w:tcBorders>
+            <w:vAlign w:val="center"/>
+            <w:shd w:fill="FFFFFF"/>
+          </w:tcPr>
+          <w:p>
+            <w:pPr>
+              <w:spacing w:after="0" w:line="252" w:lineRule="auto"/>
+            </w:pPr>
+            <w:r>
+              <w:rPr>
+                <w:rFonts w:ascii="Calibri" w:hAnsi="Calibri" w:eastAsia="Calibri"/>
+                <w:sz w:val="19"/>
+              </w:rPr>
+              <w:t>Some checkout paths may need specific product types</w:t>
+            </w:r>
+          </w:p>
+        </w:tc>
+        <w:tc>
+          <w:tcPr>
+            <w:tcW w:type="dxa" w:w="5976"/>
+            <w:tcBorders>
+              <w:top w:val="single" w:sz="6" w:space="0" w:color="B7C9DC"/>
+              <w:left w:val="single" w:sz="6" w:space="0" w:color="B7C9DC"/>
+              <w:bottom w:val="single" w:sz="6" w:space="0" w:color="B7C9DC"/>
+              <w:right w:val="single" w:sz="6" w:space="0" w:color="B7C9DC"/>
+            </w:tcBorders>
+            <w:vAlign w:val="center"/>
+            <w:shd w:fill="FFFFFF"/>
+          </w:tcPr>
+          <w:p>
+            <w:pPr>
+              <w:spacing w:after="0" w:line="252" w:lineRule="auto"/>
+            </w:pPr>
+            <w:r>
+              <w:rPr>
+                <w:rFonts w:ascii="Calibri" w:hAnsi="Calibri" w:eastAsia="Calibri"/>
+                <w:sz w:val="19"/>
+              </w:rPr>
+              <w:t>Select products that support predictable cart and checkout behavior.</w:t>
+            </w:r>
+          </w:p>
+        </w:tc>
+      </w:tr>
+      <w:tr>
+        <w:tc>
+          <w:tcPr>
+            <w:tcW w:type="dxa" w:w="3384"/>
+            <w:tcBorders>
+              <w:top w:val="single" w:sz="6" w:space="0" w:color="B7C9DC"/>
+              <w:left w:val="single" w:sz="6" w:space="0" w:color="B7C9DC"/>
+              <w:bottom w:val="single" w:sz="6" w:space="0" w:color="B7C9DC"/>
+              <w:right w:val="single" w:sz="6" w:space="0" w:color="B7C9DC"/>
+            </w:tcBorders>
+            <w:vAlign w:val="center"/>
+            <w:shd w:fill="FFFFFF"/>
+          </w:tcPr>
+          <w:p>
+            <w:pPr>
+              <w:spacing w:after="0" w:line="252" w:lineRule="auto"/>
+            </w:pPr>
+            <w:r>
+              <w:rPr>
+                <w:rFonts w:ascii="Calibri" w:hAnsi="Calibri" w:eastAsia="Calibri"/>
+                <w:sz w:val="19"/>
+              </w:rPr>
+              <w:t>Automation locators may break if UI changes</w:t>
+            </w:r>
+          </w:p>
+        </w:tc>
+        <w:tc>
+          <w:tcPr>
+            <w:tcW w:type="dxa" w:w="5976"/>
+            <w:tcBorders>
+              <w:top w:val="single" w:sz="6" w:space="0" w:color="B7C9DC"/>
+              <w:left w:val="single" w:sz="6" w:space="0" w:color="B7C9DC"/>
+              <w:bottom w:val="single" w:sz="6" w:space="0" w:color="B7C9DC"/>
+              <w:right w:val="single" w:sz="6" w:space="0" w:color="B7C9DC"/>
+            </w:tcBorders>
+            <w:vAlign w:val="center"/>
+            <w:shd w:fill="FFFFFF"/>
+          </w:tcPr>
+          <w:p>
+            <w:pPr>
+              <w:spacing w:after="0" w:line="252" w:lineRule="auto"/>
+            </w:pPr>
+            <w:r>
+              <w:rPr>
+                <w:rFonts w:ascii="Calibri" w:hAnsi="Calibri" w:eastAsia="Calibri"/>
+                <w:sz w:val="19"/>
+              </w:rPr>
+              <w:t>Prefer stable user-facing locators and keep selectors organized.</w:t>
+            </w:r>
+          </w:p>
+        </w:tc>
+      </w:tr>
+    </w:tbl>
+    <w:p/>
+    <w:p>
+      <w:pPr>
+        <w:pStyle w:val="Heading1"/>
+        <w:keepNext/>
+      </w:pPr>
+      <w:r>
+        <w:t>Assumptions</w:t>
+      </w:r>
+    </w:p>
+    <w:p>
+      <w:pPr>
+        <w:pStyle w:val="ListBullet"/>
+      </w:pPr>
+      <w:r>
+        <w:t>The capstone will run against the public frontend demo store at https://demo.nopcommerce.com/.</w:t>
+      </w:r>
+    </w:p>
+    <w:p>
+      <w:pPr>
+        <w:pStyle w:val="ListBullet"/>
+      </w:pPr>
+      <w:r>
+        <w:t>Only dummy test data will be used.</w:t>
+      </w:r>
+    </w:p>
+    <w:p>
+      <w:pPr>
+        <w:pStyle w:val="ListBullet"/>
+      </w:pPr>
+      <w:r>
+        <w:t>The primary automation framework will be Playwright with JavaScript.</w:t>
+      </w:r>
+    </w:p>
+    <w:p>
+      <w:pPr>
+        <w:pStyle w:val="ListBullet"/>
+      </w:pPr>
+      <w:r>
+        <w:t>The 120 test cases will be counted service-wise, not browser-wise.</w:t>
+      </w:r>
+    </w:p>
+    <w:p>
+      <w:pPr>
+        <w:pStyle w:val="ListBullet"/>
+      </w:pPr>
+      <w:r>
+        <w:t>If the website resets or changes, affected test cases will be updated with trainer approval.</w:t>
+      </w:r>
+    </w:p>
+    <w:p>
+      <w:pPr>
+        <w:pStyle w:val="Heading1"/>
+        <w:keepNext/>
       </w:pPr>
       <w:r>
         <w:t>Planned Capstone Flow</w:t>
@@ -1592,7 +5359,7 @@
         <w:pStyle w:val="ListNumber"/>
       </w:pPr>
       <w:r>
-        <w:t>Finalize the website and service-wise testing scope.</w:t>
+        <w:t>Finalize website and service-wise testing scope.</w:t>
       </w:r>
     </w:p>
     <w:p>
@@ -1600,7 +5367,7 @@
         <w:pStyle w:val="ListNumber"/>
       </w:pPr>
       <w:r>
-        <w:t>Write 120 manual test cases across 8 services.</w:t>
+        <w:t>Prepare 120 test cases across 8 services.</w:t>
       </w:r>
     </w:p>
     <w:p>
@@ -1608,7 +5375,7 @@
         <w:pStyle w:val="ListNumber"/>
       </w:pPr>
       <w:r>
-        <w:t>Create the Playwright with JavaScript project structure.</w:t>
+        <w:t>Review and improve test cases based on trainer feedback.</w:t>
       </w:r>
     </w:p>
     <w:p>
@@ -1616,7 +5383,7 @@
         <w:pStyle w:val="ListNumber"/>
       </w:pPr>
       <w:r>
-        <w:t>Automate the selected test cases service by service.</w:t>
+        <w:t>Create Playwright with JavaScript project structure.</w:t>
       </w:r>
     </w:p>
     <w:p>
@@ -1624,7 +5391,519 @@
         <w:pStyle w:val="ListNumber"/>
       </w:pPr>
       <w:r>
-        <w:t>Run the suite, review failures, and prepare the final report.</w:t>
+        <w:t>Automate tests service by service.</w:t>
+      </w:r>
+    </w:p>
+    <w:p>
+      <w:pPr>
+        <w:pStyle w:val="ListNumber"/>
+      </w:pPr>
+      <w:r>
+        <w:t>Execute tests, review failures, and fix automation issues.</w:t>
+      </w:r>
+    </w:p>
+    <w:p>
+      <w:pPr>
+        <w:pStyle w:val="ListNumber"/>
+      </w:pPr>
+      <w:r>
+        <w:t>Prepare final report, screenshots/traces, and submission folder.</w:t>
+      </w:r>
+    </w:p>
+    <w:p>
+      <w:pPr>
+        <w:pStyle w:val="Heading1"/>
+        <w:keepNext/>
+      </w:pPr>
+      <w:r>
+        <w:t>Final Deliverables</w:t>
+      </w:r>
+    </w:p>
+    <w:tbl>
+      <w:tblPr>
+        <w:tblW w:type="dxa" w:w="9360"/>
+        <w:jc w:val="left"/>
+        <w:tblLayout w:type="fixed"/>
+        <w:tblLook w:firstColumn="1" w:firstRow="1" w:lastColumn="0" w:lastRow="0" w:noHBand="0" w:noVBand="1" w:val="04A0"/>
+        <w:tblInd w:w="120" w:type="dxa"/>
+        <w:tblCellMar>
+          <w:top w:w="90" w:type="dxa"/>
+          <w:start w:w="125" w:type="dxa"/>
+          <w:bottom w:w="90" w:type="dxa"/>
+          <w:end w:w="125" w:type="dxa"/>
+        </w:tblCellMar>
+      </w:tblPr>
+      <w:tblGrid>
+        <w:gridCol w:w="4680"/>
+        <w:gridCol w:w="4680"/>
+      </w:tblGrid>
+      <w:tr>
+        <w:tc>
+          <w:tcPr>
+            <w:tcW w:type="dxa" w:w="2664"/>
+            <w:tcBorders>
+              <w:top w:val="single" w:sz="6" w:space="0" w:color="B7C9DC"/>
+              <w:left w:val="single" w:sz="6" w:space="0" w:color="B7C9DC"/>
+              <w:bottom w:val="single" w:sz="6" w:space="0" w:color="B7C9DC"/>
+              <w:right w:val="single" w:sz="6" w:space="0" w:color="B7C9DC"/>
+            </w:tcBorders>
+            <w:vAlign w:val="center"/>
+            <w:shd w:fill="E8EEF5"/>
+          </w:tcPr>
+          <w:p>
+            <w:pPr>
+              <w:spacing w:after="0" w:line="252" w:lineRule="auto"/>
+            </w:pPr>
+            <w:r>
+              <w:rPr>
+                <w:rFonts w:ascii="Calibri" w:hAnsi="Calibri" w:eastAsia="Calibri"/>
+                <w:b/>
+                <w:color w:val="14314E"/>
+                <w:sz w:val="19"/>
+              </w:rPr>
+              <w:t>Deliverable</w:t>
+            </w:r>
+          </w:p>
+        </w:tc>
+        <w:tc>
+          <w:tcPr>
+            <w:tcW w:type="dxa" w:w="6696"/>
+            <w:tcBorders>
+              <w:top w:val="single" w:sz="6" w:space="0" w:color="B7C9DC"/>
+              <w:left w:val="single" w:sz="6" w:space="0" w:color="B7C9DC"/>
+              <w:bottom w:val="single" w:sz="6" w:space="0" w:color="B7C9DC"/>
+              <w:right w:val="single" w:sz="6" w:space="0" w:color="B7C9DC"/>
+            </w:tcBorders>
+            <w:vAlign w:val="center"/>
+            <w:shd w:fill="E8EEF5"/>
+          </w:tcPr>
+          <w:p>
+            <w:pPr>
+              <w:spacing w:after="0" w:line="252" w:lineRule="auto"/>
+            </w:pPr>
+            <w:r>
+              <w:rPr>
+                <w:rFonts w:ascii="Calibri" w:hAnsi="Calibri" w:eastAsia="Calibri"/>
+                <w:b/>
+                <w:color w:val="14314E"/>
+                <w:sz w:val="19"/>
+              </w:rPr>
+              <w:t>Description</w:t>
+            </w:r>
+          </w:p>
+        </w:tc>
+      </w:tr>
+      <w:tr>
+        <w:tc>
+          <w:tcPr>
+            <w:tcW w:type="dxa" w:w="2664"/>
+            <w:tcBorders>
+              <w:top w:val="single" w:sz="6" w:space="0" w:color="B7C9DC"/>
+              <w:left w:val="single" w:sz="6" w:space="0" w:color="B7C9DC"/>
+              <w:bottom w:val="single" w:sz="6" w:space="0" w:color="B7C9DC"/>
+              <w:right w:val="single" w:sz="6" w:space="0" w:color="B7C9DC"/>
+            </w:tcBorders>
+            <w:vAlign w:val="center"/>
+            <w:shd w:fill="FFFFFF"/>
+          </w:tcPr>
+          <w:p>
+            <w:pPr>
+              <w:spacing w:after="0" w:line="252" w:lineRule="auto"/>
+            </w:pPr>
+            <w:r>
+              <w:rPr>
+                <w:rFonts w:ascii="Calibri" w:hAnsi="Calibri" w:eastAsia="Calibri"/>
+                <w:sz w:val="19"/>
+              </w:rPr>
+              <w:t>Capstone testing plan</w:t>
+            </w:r>
+          </w:p>
+        </w:tc>
+        <w:tc>
+          <w:tcPr>
+            <w:tcW w:type="dxa" w:w="6696"/>
+            <w:tcBorders>
+              <w:top w:val="single" w:sz="6" w:space="0" w:color="B7C9DC"/>
+              <w:left w:val="single" w:sz="6" w:space="0" w:color="B7C9DC"/>
+              <w:bottom w:val="single" w:sz="6" w:space="0" w:color="B7C9DC"/>
+              <w:right w:val="single" w:sz="6" w:space="0" w:color="B7C9DC"/>
+            </w:tcBorders>
+            <w:vAlign w:val="center"/>
+            <w:shd w:fill="FFFFFF"/>
+          </w:tcPr>
+          <w:p>
+            <w:pPr>
+              <w:spacing w:after="0" w:line="252" w:lineRule="auto"/>
+            </w:pPr>
+            <w:r>
+              <w:rPr>
+                <w:rFonts w:ascii="Calibri" w:hAnsi="Calibri" w:eastAsia="Calibri"/>
+                <w:sz w:val="19"/>
+              </w:rPr>
+              <w:t>This document explaining website selection, scope, services, approach, and expected output.</w:t>
+            </w:r>
+          </w:p>
+        </w:tc>
+      </w:tr>
+      <w:tr>
+        <w:tc>
+          <w:tcPr>
+            <w:tcW w:type="dxa" w:w="2664"/>
+            <w:tcBorders>
+              <w:top w:val="single" w:sz="6" w:space="0" w:color="B7C9DC"/>
+              <w:left w:val="single" w:sz="6" w:space="0" w:color="B7C9DC"/>
+              <w:bottom w:val="single" w:sz="6" w:space="0" w:color="B7C9DC"/>
+              <w:right w:val="single" w:sz="6" w:space="0" w:color="B7C9DC"/>
+            </w:tcBorders>
+            <w:vAlign w:val="center"/>
+            <w:shd w:fill="FFFFFF"/>
+          </w:tcPr>
+          <w:p>
+            <w:pPr>
+              <w:spacing w:after="0" w:line="252" w:lineRule="auto"/>
+            </w:pPr>
+            <w:r>
+              <w:rPr>
+                <w:rFonts w:ascii="Calibri" w:hAnsi="Calibri" w:eastAsia="Calibri"/>
+                <w:sz w:val="19"/>
+              </w:rPr>
+              <w:t>Test case document</w:t>
+            </w:r>
+          </w:p>
+        </w:tc>
+        <w:tc>
+          <w:tcPr>
+            <w:tcW w:type="dxa" w:w="6696"/>
+            <w:tcBorders>
+              <w:top w:val="single" w:sz="6" w:space="0" w:color="B7C9DC"/>
+              <w:left w:val="single" w:sz="6" w:space="0" w:color="B7C9DC"/>
+              <w:bottom w:val="single" w:sz="6" w:space="0" w:color="B7C9DC"/>
+              <w:right w:val="single" w:sz="6" w:space="0" w:color="B7C9DC"/>
+            </w:tcBorders>
+            <w:vAlign w:val="center"/>
+            <w:shd w:fill="FFFFFF"/>
+          </w:tcPr>
+          <w:p>
+            <w:pPr>
+              <w:spacing w:after="0" w:line="252" w:lineRule="auto"/>
+            </w:pPr>
+            <w:r>
+              <w:rPr>
+                <w:rFonts w:ascii="Calibri" w:hAnsi="Calibri" w:eastAsia="Calibri"/>
+                <w:sz w:val="19"/>
+              </w:rPr>
+              <w:t>Service-wise list of 120 test cases with steps, expected results, priority, and status.</w:t>
+            </w:r>
+          </w:p>
+        </w:tc>
+      </w:tr>
+      <w:tr>
+        <w:tc>
+          <w:tcPr>
+            <w:tcW w:type="dxa" w:w="2664"/>
+            <w:tcBorders>
+              <w:top w:val="single" w:sz="6" w:space="0" w:color="B7C9DC"/>
+              <w:left w:val="single" w:sz="6" w:space="0" w:color="B7C9DC"/>
+              <w:bottom w:val="single" w:sz="6" w:space="0" w:color="B7C9DC"/>
+              <w:right w:val="single" w:sz="6" w:space="0" w:color="B7C9DC"/>
+            </w:tcBorders>
+            <w:vAlign w:val="center"/>
+            <w:shd w:fill="FFFFFF"/>
+          </w:tcPr>
+          <w:p>
+            <w:pPr>
+              <w:spacing w:after="0" w:line="252" w:lineRule="auto"/>
+            </w:pPr>
+            <w:r>
+              <w:rPr>
+                <w:rFonts w:ascii="Calibri" w:hAnsi="Calibri" w:eastAsia="Calibri"/>
+                <w:sz w:val="19"/>
+              </w:rPr>
+              <w:t>Playwright automation project</w:t>
+            </w:r>
+          </w:p>
+        </w:tc>
+        <w:tc>
+          <w:tcPr>
+            <w:tcW w:type="dxa" w:w="6696"/>
+            <w:tcBorders>
+              <w:top w:val="single" w:sz="6" w:space="0" w:color="B7C9DC"/>
+              <w:left w:val="single" w:sz="6" w:space="0" w:color="B7C9DC"/>
+              <w:bottom w:val="single" w:sz="6" w:space="0" w:color="B7C9DC"/>
+              <w:right w:val="single" w:sz="6" w:space="0" w:color="B7C9DC"/>
+            </w:tcBorders>
+            <w:vAlign w:val="center"/>
+            <w:shd w:fill="FFFFFF"/>
+          </w:tcPr>
+          <w:p>
+            <w:pPr>
+              <w:spacing w:after="0" w:line="252" w:lineRule="auto"/>
+            </w:pPr>
+            <w:r>
+              <w:rPr>
+                <w:rFonts w:ascii="Calibri" w:hAnsi="Calibri" w:eastAsia="Calibri"/>
+                <w:sz w:val="19"/>
+              </w:rPr>
+              <w:t>JavaScript test scripts organized by service/module.</w:t>
+            </w:r>
+          </w:p>
+        </w:tc>
+      </w:tr>
+      <w:tr>
+        <w:tc>
+          <w:tcPr>
+            <w:tcW w:type="dxa" w:w="2664"/>
+            <w:tcBorders>
+              <w:top w:val="single" w:sz="6" w:space="0" w:color="B7C9DC"/>
+              <w:left w:val="single" w:sz="6" w:space="0" w:color="B7C9DC"/>
+              <w:bottom w:val="single" w:sz="6" w:space="0" w:color="B7C9DC"/>
+              <w:right w:val="single" w:sz="6" w:space="0" w:color="B7C9DC"/>
+            </w:tcBorders>
+            <w:vAlign w:val="center"/>
+            <w:shd w:fill="FFFFFF"/>
+          </w:tcPr>
+          <w:p>
+            <w:pPr>
+              <w:spacing w:after="0" w:line="252" w:lineRule="auto"/>
+            </w:pPr>
+            <w:r>
+              <w:rPr>
+                <w:rFonts w:ascii="Calibri" w:hAnsi="Calibri" w:eastAsia="Calibri"/>
+                <w:sz w:val="19"/>
+              </w:rPr>
+              <w:t>Test data files</w:t>
+            </w:r>
+          </w:p>
+        </w:tc>
+        <w:tc>
+          <w:tcPr>
+            <w:tcW w:type="dxa" w:w="6696"/>
+            <w:tcBorders>
+              <w:top w:val="single" w:sz="6" w:space="0" w:color="B7C9DC"/>
+              <w:left w:val="single" w:sz="6" w:space="0" w:color="B7C9DC"/>
+              <w:bottom w:val="single" w:sz="6" w:space="0" w:color="B7C9DC"/>
+              <w:right w:val="single" w:sz="6" w:space="0" w:color="B7C9DC"/>
+            </w:tcBorders>
+            <w:vAlign w:val="center"/>
+            <w:shd w:fill="FFFFFF"/>
+          </w:tcPr>
+          <w:p>
+            <w:pPr>
+              <w:spacing w:after="0" w:line="252" w:lineRule="auto"/>
+            </w:pPr>
+            <w:r>
+              <w:rPr>
+                <w:rFonts w:ascii="Calibri" w:hAnsi="Calibri" w:eastAsia="Calibri"/>
+                <w:sz w:val="19"/>
+              </w:rPr>
+              <w:t>Dummy data required for registration, login, address, checkout, and forms.</w:t>
+            </w:r>
+          </w:p>
+        </w:tc>
+      </w:tr>
+      <w:tr>
+        <w:tc>
+          <w:tcPr>
+            <w:tcW w:type="dxa" w:w="2664"/>
+            <w:tcBorders>
+              <w:top w:val="single" w:sz="6" w:space="0" w:color="B7C9DC"/>
+              <w:left w:val="single" w:sz="6" w:space="0" w:color="B7C9DC"/>
+              <w:bottom w:val="single" w:sz="6" w:space="0" w:color="B7C9DC"/>
+              <w:right w:val="single" w:sz="6" w:space="0" w:color="B7C9DC"/>
+            </w:tcBorders>
+            <w:vAlign w:val="center"/>
+            <w:shd w:fill="FFFFFF"/>
+          </w:tcPr>
+          <w:p>
+            <w:pPr>
+              <w:spacing w:after="0" w:line="252" w:lineRule="auto"/>
+            </w:pPr>
+            <w:r>
+              <w:rPr>
+                <w:rFonts w:ascii="Calibri" w:hAnsi="Calibri" w:eastAsia="Calibri"/>
+                <w:sz w:val="19"/>
+              </w:rPr>
+              <w:t>Execution report</w:t>
+            </w:r>
+          </w:p>
+        </w:tc>
+        <w:tc>
+          <w:tcPr>
+            <w:tcW w:type="dxa" w:w="6696"/>
+            <w:tcBorders>
+              <w:top w:val="single" w:sz="6" w:space="0" w:color="B7C9DC"/>
+              <w:left w:val="single" w:sz="6" w:space="0" w:color="B7C9DC"/>
+              <w:bottom w:val="single" w:sz="6" w:space="0" w:color="B7C9DC"/>
+              <w:right w:val="single" w:sz="6" w:space="0" w:color="B7C9DC"/>
+            </w:tcBorders>
+            <w:vAlign w:val="center"/>
+            <w:shd w:fill="FFFFFF"/>
+          </w:tcPr>
+          <w:p>
+            <w:pPr>
+              <w:spacing w:after="0" w:line="252" w:lineRule="auto"/>
+            </w:pPr>
+            <w:r>
+              <w:rPr>
+                <w:rFonts w:ascii="Calibri" w:hAnsi="Calibri" w:eastAsia="Calibri"/>
+                <w:sz w:val="19"/>
+              </w:rPr>
+              <w:t>Playwright HTML report showing test run results.</w:t>
+            </w:r>
+          </w:p>
+        </w:tc>
+      </w:tr>
+      <w:tr>
+        <w:tc>
+          <w:tcPr>
+            <w:tcW w:type="dxa" w:w="2664"/>
+            <w:tcBorders>
+              <w:top w:val="single" w:sz="6" w:space="0" w:color="B7C9DC"/>
+              <w:left w:val="single" w:sz="6" w:space="0" w:color="B7C9DC"/>
+              <w:bottom w:val="single" w:sz="6" w:space="0" w:color="B7C9DC"/>
+              <w:right w:val="single" w:sz="6" w:space="0" w:color="B7C9DC"/>
+            </w:tcBorders>
+            <w:vAlign w:val="center"/>
+            <w:shd w:fill="FFFFFF"/>
+          </w:tcPr>
+          <w:p>
+            <w:pPr>
+              <w:spacing w:after="0" w:line="252" w:lineRule="auto"/>
+            </w:pPr>
+            <w:r>
+              <w:rPr>
+                <w:rFonts w:ascii="Calibri" w:hAnsi="Calibri" w:eastAsia="Calibri"/>
+                <w:sz w:val="19"/>
+              </w:rPr>
+              <w:t>Evidence folder</w:t>
+            </w:r>
+          </w:p>
+        </w:tc>
+        <w:tc>
+          <w:tcPr>
+            <w:tcW w:type="dxa" w:w="6696"/>
+            <w:tcBorders>
+              <w:top w:val="single" w:sz="6" w:space="0" w:color="B7C9DC"/>
+              <w:left w:val="single" w:sz="6" w:space="0" w:color="B7C9DC"/>
+              <w:bottom w:val="single" w:sz="6" w:space="0" w:color="B7C9DC"/>
+              <w:right w:val="single" w:sz="6" w:space="0" w:color="B7C9DC"/>
+            </w:tcBorders>
+            <w:vAlign w:val="center"/>
+            <w:shd w:fill="FFFFFF"/>
+          </w:tcPr>
+          <w:p>
+            <w:pPr>
+              <w:spacing w:after="0" w:line="252" w:lineRule="auto"/>
+            </w:pPr>
+            <w:r>
+              <w:rPr>
+                <w:rFonts w:ascii="Calibri" w:hAnsi="Calibri" w:eastAsia="Calibri"/>
+                <w:sz w:val="19"/>
+              </w:rPr>
+              <w:t>Screenshots, traces, or notes for important passed/failed scenarios.</w:t>
+            </w:r>
+          </w:p>
+        </w:tc>
+      </w:tr>
+      <w:tr>
+        <w:tc>
+          <w:tcPr>
+            <w:tcW w:type="dxa" w:w="2664"/>
+            <w:tcBorders>
+              <w:top w:val="single" w:sz="6" w:space="0" w:color="B7C9DC"/>
+              <w:left w:val="single" w:sz="6" w:space="0" w:color="B7C9DC"/>
+              <w:bottom w:val="single" w:sz="6" w:space="0" w:color="B7C9DC"/>
+              <w:right w:val="single" w:sz="6" w:space="0" w:color="B7C9DC"/>
+            </w:tcBorders>
+            <w:vAlign w:val="center"/>
+            <w:shd w:fill="FFFFFF"/>
+          </w:tcPr>
+          <w:p>
+            <w:pPr>
+              <w:spacing w:after="0" w:line="252" w:lineRule="auto"/>
+            </w:pPr>
+            <w:r>
+              <w:rPr>
+                <w:rFonts w:ascii="Calibri" w:hAnsi="Calibri" w:eastAsia="Calibri"/>
+                <w:sz w:val="19"/>
+              </w:rPr>
+              <w:t>Final summary</w:t>
+            </w:r>
+          </w:p>
+        </w:tc>
+        <w:tc>
+          <w:tcPr>
+            <w:tcW w:type="dxa" w:w="6696"/>
+            <w:tcBorders>
+              <w:top w:val="single" w:sz="6" w:space="0" w:color="B7C9DC"/>
+              <w:left w:val="single" w:sz="6" w:space="0" w:color="B7C9DC"/>
+              <w:bottom w:val="single" w:sz="6" w:space="0" w:color="B7C9DC"/>
+              <w:right w:val="single" w:sz="6" w:space="0" w:color="B7C9DC"/>
+            </w:tcBorders>
+            <w:vAlign w:val="center"/>
+            <w:shd w:fill="FFFFFF"/>
+          </w:tcPr>
+          <w:p>
+            <w:pPr>
+              <w:spacing w:after="0" w:line="252" w:lineRule="auto"/>
+            </w:pPr>
+            <w:r>
+              <w:rPr>
+                <w:rFonts w:ascii="Calibri" w:hAnsi="Calibri" w:eastAsia="Calibri"/>
+                <w:sz w:val="19"/>
+              </w:rPr>
+              <w:t>Brief project summary with coverage, execution result, known issues, and conclusion.</w:t>
+            </w:r>
+          </w:p>
+        </w:tc>
+      </w:tr>
+    </w:tbl>
+    <w:p/>
+    <w:p>
+      <w:pPr>
+        <w:pStyle w:val="Heading1"/>
+        <w:keepNext/>
+      </w:pPr>
+      <w:r>
+        <w:t>References</w:t>
+      </w:r>
+    </w:p>
+    <w:p>
+      <w:pPr>
+        <w:pStyle w:val="ListBullet"/>
+      </w:pPr>
+      <w:r>
+        <w:t>nopCommerce demo store frontend: https://demo.nopcommerce.com/</w:t>
+      </w:r>
+    </w:p>
+    <w:p>
+      <w:pPr>
+        <w:pStyle w:val="ListBullet"/>
+      </w:pPr>
+      <w:r>
+        <w:t>nopCommerce official demo information: https://www.nopcommerce.com/en/demo</w:t>
+      </w:r>
+    </w:p>
+    <w:p>
+      <w:pPr>
+        <w:pStyle w:val="ListBullet"/>
+      </w:pPr>
+      <w:r>
+        <w:t>Playwright documentation will be used later during automation setup and script execution.</w:t>
+      </w:r>
+    </w:p>
+    <w:p>
+      <w:pPr>
+        <w:pStyle w:val="Heading1"/>
+        <w:keepNext/>
+      </w:pPr>
+      <w:r>
+        <w:t>Conclusion</w:t>
+      </w:r>
+    </w:p>
+    <w:p>
+      <w:r>
+        <w:t>The selected website and planned scope are suitable for the capstone requirement because the application has enough independent services to prepare 120 test cases and enough realistic e-commerce behavior to demonstrate QA automation skills. The project will be completed using Playwright with JavaScript, matching the training stack and keeping the work focused on testing activities.</w:t>
       </w:r>
     </w:p>
     <w:sectPr>
@@ -2020,7 +6299,7 @@
     <w:qFormat/>
     <w:rsid w:val="00FC693F"/>
     <w:pPr>
-      <w:spacing w:after="120" w:line="264" w:lineRule="auto"/>
+      <w:spacing w:after="120" w:line="269" w:lineRule="auto"/>
     </w:pPr>
     <w:rPr>
       <w:rFonts w:ascii="Calibri" w:hAnsi="Calibri" w:eastAsia="Calibri"/>
@@ -2556,7 +6835,7 @@
       <w:numPr>
         <w:numId w:val="1"/>
       </w:numPr>
-      <w:spacing w:after="80" w:line="280" w:lineRule="auto"/>
+      <w:spacing w:after="80" w:line="269" w:lineRule="auto"/>
       <w:contextualSpacing/>
     </w:pPr>
     <w:rPr>
@@ -2600,7 +6879,7 @@
       <w:numPr>
         <w:numId w:val="5"/>
       </w:numPr>
-      <w:spacing w:after="80" w:line="280" w:lineRule="auto"/>
+      <w:spacing w:after="80" w:line="269" w:lineRule="auto"/>
       <w:contextualSpacing/>
     </w:pPr>
     <w:rPr>
